--- a/Milling_Model_PLC_Pneumatic_Thesis_Draft.docx
+++ b/Milling_Model_PLC_Pneumatic_Thesis_Draft.docx
@@ -43,7 +43,7 @@
     </w:p>
     <w:p>
       <w:r>
-        <w:t>This thesis develops a conceptual educational milling cell whose sequence is governed by a programmable logic controller (PLC). A pneumatic cylinder clamps the workpiece, a second cylinder demonstrates a guided feed movement, and an independently powered spindle represents tool rotation. A finite state machine defines transitions among idle, clamp, spindle start, advance, retract, stop and release. The controller checks sensor consistency, pressure, guard status and motion deadlines before it energizes an output. The research contribution lies in an explicit executable control model, a fault test matrix and a reproducible discrete event simulation that evaluates the behavior of the proposed controller. The design is intended as an instructional model; it has not been validated for cutting real material.</w:t>
+        <w:t xml:space="preserve">This thesis develops a conceptual educational milling cell whose sequence is governed by a programmable logic controller (PLC). A pneumatic cylinder clamps the workpiece, a second cylinder demonstrates a guided feed movement, and an independently powered spindle represents tool rotation. The controller and its plant are first modeled as a place/transition Petri net with 20 places and 45 transitions, in which the operating states, the cylinder positions, the spindle state, the guard and the supply pressure are places and in which commands, confirmations, faults and recovery are transitions joined by read arcs. Reachability analysis of its 124 markings establishes that the net is 1-safe, covered by six place invariants, reversible from every fault and free of deadlocks, and that six plant safety properties hold in every marking, among them that the feed never leaves home unless the clamp is closed and that the clamp is never released while the spindle runs. A finite state machine with the states idle, clamp, spindle start, advance, retract, stop and release is derived as the controller component of the net and refined into structured text that checks sensor consistency, pressure, guard status and motion deadlines before it energizes an output. The research contribution lies in an analyzed Petri net model, an explicit executable control model, a fault test matrix and a reproducible stochastic timed Petri net simulation that evaluates the behavior of the proposed controller. The design is intended as an instructional model; it has not been validated for cutting real material.</w:t>
       </w:r>
     </w:p>
     <w:p>
@@ -53,7 +53,7 @@
     </w:p>
     <w:p>
       <w:r>
-        <w:t>Keywords: programmable logic controller; pneumatics; finite state machine; milling model; discrete event simulation; interlocks; economic sensitivity.</w:t>
+        <w:t>Keywords: programmable logic controller; Petri net; reachability analysis; pneumatics; finite state machine; milling model; stochastic timed Petri net; discrete event simulation; interlocks; economic sensitivity.</w:t>
       </w:r>
     </w:p>
     <w:p>
@@ -121,6 +121,26 @@
     </w:p>
     <w:p>
       <w:r>
+        <w:t>Appendix F Detailed verification notes</w:t>
+      </w:r>
+    </w:p>
+    <w:p>
+      <w:r>
+        <w:t>Appendix G Source and assumption audit</w:t>
+      </w:r>
+    </w:p>
+    <w:p>
+      <w:r>
+        <w:t>Appendix H Reproduction of the numerical experiment</w:t>
+      </w:r>
+    </w:p>
+    <w:p>
+      <w:r>
+        <w:t>Appendix I Petri net analysis script and output</w:t>
+      </w:r>
+    </w:p>
+    <w:p>
+      <w:r>
         <w:t>Page numbers should be regenerated by the university word processor after the institution template and front matter are confirmed.</w:t>
       </w:r>
     </w:p>
@@ -183,12 +203,12 @@
     </w:p>
     <w:p>
       <w:r>
-        <w:t>The aim is to design and analyze a PLC controlled pneumatic milling model at the level of a teaching prototype. The first objective is to document the pneumatic and electrical boundary of the model. The second is to translate a cycle into a finite state machine and an input/output schedule. The third is to construct repeatable simulation tests for normal operation, parameter variation and injected faults. The fourth is to explore the economic conditions under which reduced handling time might offset implementation cost.</w:t>
-      </w:r>
-    </w:p>
-    <w:p>
-      <w:r>
-        <w:t>The questions are: Which sensor conditions must be true before feed motion begins? How do pressure and actuator timing assumptions influence the calculated cycle duration? Which injected faults are detected by the specified interlocks? What assumptions dominate the illustrative economic outcome? These questions are answerable in a conceptual simulation, although they do not establish actual machining accuracy, surface finish or deployed safety performance.</w:t>
+        <w:t>The aim is to design and analyze a PLC controlled pneumatic milling model at the level of a teaching prototype. The first objective is to document the pneumatic and electrical boundary of the model. The second is to model the cycle, the plant and the permissive conditions as a Petri net, to verify its properties by reachability analysis, and to derive from it a finite state machine and an input/output schedule. The third is to construct repeatable simulation tests for normal operation, parameter variation and injected faults. The fourth is to explore the economic conditions under which reduced handling time might offset implementation cost.</w:t>
+      </w:r>
+    </w:p>
+    <w:p>
+      <w:r>
+        <w:t>The questions are: Which sensor conditions must be true before feed motion begins? How do pressure and actuator timing assumptions influence the calculated cycle duration? Which injected faults are detected by the specified interlocks? What assumptions dominate the illustrative economic outcome? Which properties of the controller can be established formally, by Petri net analysis, before a program is written? These questions are answerable in a conceptual simulation, although they do not establish actual machining accuracy, surface finish or deployed safety performance.</w:t>
       </w:r>
     </w:p>
     <w:p>
@@ -219,7 +239,7 @@
     </w:p>
     <w:p>
       <w:r>
-        <w:t>The research proceeds from a functional specification to a formal transition table. The plant model treats sensor arrivals as events following commanded movements. The simulator applies a fixed random seed to timing and pressure distributions, runs three predefined scenarios, and records whether each attempted cycle completed or entered a fault state. Descriptive statistics are calculated only for completed cycles, while rejected attempts are reported separately so that a faster failure is not misread as a productive cycle.</w:t>
+        <w:t>The research proceeds from a functional specification to a Petri net of the controller and plant, whose reachability graph is generated and checked mechanically, and from the net to a formal transition table and structured text. The plant model treats sensor arrivals as events following commanded movements. The simulator applies a fixed random seed to timing and pressure distributions, runs three predefined scenarios, and records whether each attempted cycle completed or entered a fault state. Descriptive statistics are calculated only for completed cycles, while rejected attempts are reported separately so that a faster failure is not misread as a productive cycle.</w:t>
       </w:r>
     </w:p>
     <w:p>
@@ -237,7 +257,7 @@
     </w:p>
     <w:p>
       <w:r>
-        <w:t>Chapter 2 develops the manufacturing, pneumatic and PLC concepts needed to justify the proposed architecture. Chapter 3 specifies the controller and reports the simulation outputs, fault injection results and statistical limitations. Chapter 4 evaluates an illustrative cost scenario and shows the sensitivity of the result to utilization and time saving. The conclusion answers the research questions within the stated scope. Appendices provide the I/O schedule, tests, controller pseudocode, sample records and computational method.</w:t>
+        <w:t>Chapter 2 develops the manufacturing, pneumatic and PLC concepts needed to justify the proposed architecture, including the Petri net formalism and its relation to sequential function charts. Chapter 3 models the controller and plant as a Petri net, reports its structural and reachability analysis, specifies the structured text refinement, and reports the simulation outputs, fault injection results and statistical limitations. Chapter 4 evaluates an illustrative cost scenario and shows the sensitivity of the result to utilization and time saving. The conclusion answers the research questions within the stated scope. Appendices provide the I/O schedule, tests, controller pseudocode, sample records and computational method.</w:t>
       </w:r>
     </w:p>
     <w:p>
@@ -255,7 +275,7 @@
     </w:p>
     <w:p>
       <w:r>
-        <w:t>The finite state machine is the central software artifact of this thesis. Its states give names to operational phases, while transition conditions make dependencies inspectable. A reviewer can ask whether a state can be entered from an invalid predecessor, whether two outputs can be active together and whether a fault is retained after the originating input returns to normal. These questions can be answered against a model before a physical apparatus exists. A test suite can then compare a particular PLC implementation against the same specification, preserving a clear path from design to evidence.</w:t>
+        <w:t>The Petri net of the controller and plant, and the finite state machine derived from it, are the central software artifacts of this thesis. Its states give names to operational phases, while transition conditions make dependencies inspectable. A reviewer can ask whether a state can be entered from an invalid predecessor, whether two outputs can be active together and whether a fault is retained after the originating input returns to normal. These questions can be answered against a model before a physical apparatus exists. A test suite can then compare a particular PLC implementation against the same specification, preserving a clear path from design to evidence.</w:t>
       </w:r>
     </w:p>
     <w:p>
@@ -283,7 +303,7 @@
     </w:p>
     <w:p>
       <w:r>
-        <w:t>These criteria do not replace the standards of an experimental hardware thesis. If the academic program expects a built prototype, photographs, wiring diagrams, a validated safety design, actual fault trials and calibrated measurements are still required. The draft identifies those missing elements so the student and supervisor can decide how to complete the work. Its 70 page scale reflects depth of design and analysis; page count alone is not evidence that a machine was constructed or a hypothesis about milling performance was tested physically.</w:t>
+        <w:t>These criteria do not replace the standards of an experimental hardware thesis. If the academic program expects a built prototype, photographs, wiring diagrams, a validated safety design, actual fault trials and calibrated measurements are still required. The draft identifies those missing elements so the student and supervisor can decide how to complete the work. Its length reflects depth of design and analysis; length alone is not evidence that a machine was constructed or that a hypothesis about milling performance was tested physically.</w:t>
       </w:r>
     </w:p>
     <w:p>
@@ -363,7 +383,7 @@
     </w:p>
     <w:p>
       <w:r>
-        <w:t>The clamp cylinder is assumed to have a 20 mm stroke, a 32 mm bore and a 12 mm rod; the feed cylinder a 50 mm stroke, a 25 mm bore and a 10 mm rod. On these values the clamp consumes about 0.17 normal litres per extend and return pair, and the feed about 0.27 normal litres. A combined 0.44 normal litres per cycle is only an idealized chamber estimate. It is unsuitable for final compressor selection without verified part data, cycle rate, air quality, flow demand and leakage.</w:t>
+        <w:t>The clamp cylinder is assumed to have a 20 mm stroke, a 32 mm bore and a 12 mm rod; the feed cylinder a 50 mm stroke, a 25 mm bore and a 10 mm rod. On these values the clamp consumes about 0.18 normal litres per extend and return pair, and the feed about 0.27 normal litres. A combined 0.45 normal litres per cycle is only an idealized chamber estimate. It is unsuitable for final compressor selection without verified part data, cycle rate, air quality, flow demand and leakage.</w:t>
       </w:r>
     </w:p>
     <w:p>
@@ -461,7 +481,58 @@
         <w:pStyle w:val="Heading2"/>
       </w:pPr>
       <w:r>
-        <w:t>2.10 Sensor semantics and disagreement</w:t>
+        <w:t>2.10 Petri nets for sequential control</w:t>
+      </w:r>
+    </w:p>
+    <w:p>
+      <w:r>
+        <w:t xml:space="preserve">A Petri net is a bipartite directed graph with two kinds of nodes, places drawn as circles and transitions drawn as bars, and arcs that connect places to transitions and transitions to places. A marking assigns a number of tokens to each place and represents the state of the modeled system. A transition is enabled when each of its input places holds a token; firing it removes one token from each input place and adds one token to each output place. A read arc, also called a test arc, requires a token in a place without consuming it and is drawn as a self loop. Murata's tutorial remains the standard reference for these definitions and for the analysis methods used in this thesis [8]; Zurawski and Zhou survey their industrial use [9]; David and Alla give a modern treatment that includes timed and stochastic extensions [10].</w:t>
+      </w:r>
+    </w:p>
+    <w:p>
+      <w:r>
+        <w:t xml:space="preserve">Two analysis methods matter here. The reachability graph enumerates every marking reachable from the initial marking by firing enabled transitions, so that behavioral properties can be checked by inspecting every node and arc. The incidence matrix C, with one row per place and one column per transition, records the token change caused by each firing. A vector x with x·C = 0 is a place invariant and keeps the weighted token count x·M constant in every reachable marking; a vector y with C·y = 0 is a transition invariant whose firings return the net to its starting marking. Invariants are structural: they hold regardless of the initial marking and can be verified without enumerating states.</w:t>
+      </w:r>
+    </w:p>
+    <w:p>
+      <w:r>
+        <w:t xml:space="preserve">The properties of interest are boundedness (no place accumulates tokens without limit; a net whose places hold at most one token is 1-safe), deadlock freedom (every reachable marking enables some transition), liveness (every transition can eventually fire again from every reachable marking) and reversibility (the initial marking is a home state, reachable from every reachable marking). For a cyclic machine controller, reversibility expresses that every fault can be recovered and the cycle restarted, and reversibility together with the absence of dead transitions implies liveness. Safety properties specific to the plant, such as the requirement that the feed never leaves home while the clamp is open, are expressed as predicates over markings and verified over the whole reachability set.</w:t>
+      </w:r>
+    </w:p>
+    <w:p>
+      <w:r>
+        <w:t xml:space="preserve">The attraction for this thesis is that a Petri net models concurrency and shared conditions directly. The spindle runs while the feed moves, the two cylinders and the spindle each have their own state, and the guard and the pressure change independently of the controller. A state machine of the controller alone cannot express that the clamp must remain closed throughout four controller states or that a guard may open at any instant; a net with places for those conditions can, and the analysis then shows whether the controller rules are sufficient. The computer science contribution is thus a model in which the informal interlock arguments of Sections 2.9 and 2.13 become checkable statements.</w:t>
+      </w:r>
+    </w:p>
+    <w:p>
+      <w:pPr>
+        <w:pStyle w:val="Heading2"/>
+      </w:pPr>
+      <w:r>
+        <w:t>2.11 From Petri nets to GRAFCET, sequential function chart and structured text</w:t>
+      </w:r>
+    </w:p>
+    <w:p>
+      <w:r>
+        <w:t xml:space="preserve">Petri nets are not foreign to PLC practice. GRAFCET, standardized in IEC 60848, is a specification language for sequential control whose steps, transitions and directed links form a restricted interpreted Petri net [11]. The sequential function chart of IEC 61131-3 is derived from GRAFCET and is one of the languages of that standard [1]. Methods for implementing a Petri net directly in ladder logic or structured text by token passing, with one Boolean variable per place and one rung or statement per transition, have been described for the discrete event control of manufacturing systems [12]. The thesis therefore uses the net as the specification and the structured text program as its implementation, with the sequential function chart as an available intermediate notation.</w:t>
+      </w:r>
+    </w:p>
+    <w:p>
+      <w:r>
+        <w:t xml:space="preserve">A finite state machine is the special case of a Petri net in which every transition has exactly one input place and one output place, so that a single token identifies the active state. The controller component of the net in Chapter 3 is of this kind, which is why it can be executed by a CASE statement over an enumerated state variable. The plant and permissive components are not: their places are marked concurrently with the controller place, and the read arcs between the layers are the formal counterpart of the IF conditions in the program. Keeping the full net as the reference model and the state machine as its executable projection preserves both the analysis and the implementation convenience.</w:t>
+      </w:r>
+    </w:p>
+    <w:p>
+      <w:r>
+        <w:t xml:space="preserve">The implementation rule adopted is conservative. In each scan, inputs are conditioned, global fault conditions are evaluated first, at most one controller transition fires, and outputs are then assigned from the resulting state. Firing at most one transition per scan corresponds to the interleaving semantics under which the reachability graph is generated, so the analyzed behaviors include every behavior the program can show. The priority of fault transitions over normal progression, which the net encodes by read arcs on the permissive places, must be reproduced by the order of the IF statements; Appendix C shows the resulting structure.</w:t>
+      </w:r>
+    </w:p>
+    <w:p>
+      <w:pPr>
+        <w:pStyle w:val="Heading2"/>
+      </w:pPr>
+      <w:r>
+        <w:t>2.12 Sensor semantics and disagreement</w:t>
       </w:r>
     </w:p>
     <w:p>
@@ -479,7 +550,7 @@
         <w:pStyle w:val="Heading2"/>
       </w:pPr>
       <w:r>
-        <w:t>2.11 Start permission and reset</w:t>
+        <w:t>2.13 Start permission and reset</w:t>
       </w:r>
     </w:p>
     <w:p>
@@ -497,7 +568,7 @@
         <w:pStyle w:val="Heading2"/>
       </w:pPr>
       <w:r>
-        <w:t>2.12 Timeouts and fault latching</w:t>
+        <w:t>2.14 Timeouts and fault latching</w:t>
       </w:r>
     </w:p>
     <w:p>
@@ -515,7 +586,7 @@
         <w:pStyle w:val="Heading2"/>
       </w:pPr>
       <w:r>
-        <w:t>2.13 Guarding and functional safety boundary</w:t>
+        <w:t>2.15 Guarding and functional safety boundary</w:t>
       </w:r>
     </w:p>
     <w:p>
@@ -533,7 +604,7 @@
         <w:pStyle w:val="Heading2"/>
       </w:pPr>
       <w:r>
-        <w:t>2.14 Electrical and pneumatic energy isolation</w:t>
+        <w:t>2.16 Electrical and pneumatic energy isolation</w:t>
       </w:r>
     </w:p>
     <w:p>
@@ -551,7 +622,7 @@
         <w:pStyle w:val="Heading2"/>
       </w:pPr>
       <w:r>
-        <w:t>2.15 Model assumptions and uncertainty</w:t>
+        <w:t>2.17 Model assumptions and uncertainty</w:t>
       </w:r>
     </w:p>
     <w:p>
@@ -569,7 +640,7 @@
         <w:pStyle w:val="Heading2"/>
       </w:pPr>
       <w:r>
-        <w:t>2.16 Workholding load path</w:t>
+        <w:t>2.18 Workholding load path</w:t>
       </w:r>
     </w:p>
     <w:p>
@@ -587,7 +658,7 @@
         <w:pStyle w:val="Heading2"/>
       </w:pPr>
       <w:r>
-        <w:t>2.17 Spindle subsystem boundary</w:t>
+        <w:t>2.19 Spindle subsystem boundary</w:t>
       </w:r>
     </w:p>
     <w:p>
@@ -605,7 +676,7 @@
         <w:pStyle w:val="Heading2"/>
       </w:pPr>
       <w:r>
-        <w:t>2.18 Sensor placement and calibration</w:t>
+        <w:t>2.20 Sensor placement and calibration</w:t>
       </w:r>
     </w:p>
     <w:p>
@@ -623,7 +694,7 @@
         <w:pStyle w:val="Heading2"/>
       </w:pPr>
       <w:r>
-        <w:t>2.19 Signal conditioning and debouncing</w:t>
+        <w:t>2.21 Signal conditioning and debouncing</w:t>
       </w:r>
     </w:p>
     <w:p>
@@ -641,7 +712,7 @@
         <w:pStyle w:val="Heading2"/>
       </w:pPr>
       <w:r>
-        <w:t>2.20 Valve response and fail state</w:t>
+        <w:t>2.22 Valve response and fail state</w:t>
       </w:r>
     </w:p>
     <w:p>
@@ -659,7 +730,7 @@
         <w:pStyle w:val="Heading2"/>
       </w:pPr>
       <w:r>
-        <w:t>2.21 Air preparation and distribution</w:t>
+        <w:t>2.23 Air preparation and distribution</w:t>
       </w:r>
     </w:p>
     <w:p>
@@ -677,7 +748,7 @@
         <w:pStyle w:val="Heading2"/>
       </w:pPr>
       <w:r>
-        <w:t>2.22 Mechanical end stops and cushioning</w:t>
+        <w:t>2.24 Mechanical end stops and cushioning</w:t>
       </w:r>
     </w:p>
     <w:p>
@@ -695,7 +766,7 @@
         <w:pStyle w:val="Heading2"/>
       </w:pPr>
       <w:r>
-        <w:t>2.23 Operator interface and information design</w:t>
+        <w:t>2.25 Operator interface and information design</w:t>
       </w:r>
     </w:p>
     <w:p>
@@ -713,7 +784,7 @@
         <w:pStyle w:val="Heading2"/>
       </w:pPr>
       <w:r>
-        <w:t>2.24 Data logging as a computer science component</w:t>
+        <w:t>2.26 Data logging as a computer science component</w:t>
       </w:r>
     </w:p>
     <w:p>
@@ -731,7 +802,7 @@
         <w:pStyle w:val="Heading2"/>
       </w:pPr>
       <w:r>
-        <w:t>2.25 State transition coverage</w:t>
+        <w:t>2.27 State transition coverage</w:t>
       </w:r>
     </w:p>
     <w:p>
@@ -741,7 +812,7 @@
     </w:p>
     <w:p>
       <w:r>
-        <w:t>A trace coverage matrix can store each state and injected fault pair with an expected response and an observed response. Some combinations may be physically impossible in the final rig; the test plan should explain why they are excluded. The present attempt level simulator injects selected failure categories, so it does not achieve full state transition coverage. This explicit gap prevents the false inference that 300 passing nominal cycles prove the software reliable across abnormal situations.</w:t>
+        <w:t>A trace coverage matrix can store each state and injected fault pair with an expected response and an observed response. Some combinations may be physically impossible in the final rig; the test plan should explain why they are excluded. The present attempt level simulator injects selected failure categories, so it does not achieve full state transition coverage. This explicit gap prevents the false inference that 300 passing nominal cycles prove the software reliable across abnormal situations. The reachability graph of Section 3.7 supplies the complete set of 587 arcs against which such coverage can be measured.</w:t>
       </w:r>
     </w:p>
     <w:p>
@@ -749,7 +820,7 @@
         <w:pStyle w:val="Heading2"/>
       </w:pPr>
       <w:r>
-        <w:t>2.26 Temporal properties and liveness</w:t>
+        <w:t>2.28 Temporal properties and liveness</w:t>
       </w:r>
     </w:p>
     <w:p>
@@ -767,7 +838,7 @@
         <w:pStyle w:val="Heading2"/>
       </w:pPr>
       <w:r>
-        <w:t>2.27 Fault priority and concurrent events</w:t>
+        <w:t>2.29 Fault priority and concurrent events</w:t>
       </w:r>
     </w:p>
     <w:p>
@@ -785,7 +856,7 @@
         <w:pStyle w:val="Heading2"/>
       </w:pPr>
       <w:r>
-        <w:t>2.28 Recovery as a distinct process</w:t>
+        <w:t>2.30 Recovery as a distinct process</w:t>
       </w:r>
     </w:p>
     <w:p>
@@ -803,7 +874,7 @@
         <w:pStyle w:val="Heading2"/>
       </w:pPr>
       <w:r>
-        <w:t>2.29 Comparison of alternative controllers</w:t>
+        <w:t>2.31 Comparison of alternative controllers</w:t>
       </w:r>
     </w:p>
     <w:p>
@@ -821,7 +892,7 @@
         <w:pStyle w:val="Heading2"/>
       </w:pPr>
       <w:r>
-        <w:t>2.30 Limitations of the control abstraction</w:t>
+        <w:t>2.32 Limitations of the control abstraction</w:t>
       </w:r>
     </w:p>
     <w:p>
@@ -967,7 +1038,3212 @@
         <w:pStyle w:val="Heading2"/>
       </w:pPr>
       <w:r>
-        <w:t>3.5 Timing and performance parameters</w:t>
+        <w:t>3.5 Petri net model of the controller and plant</w:t>
+      </w:r>
+    </w:p>
+    <w:p>
+      <w:r>
+        <w:t xml:space="preserve">Figure 3.1 shows the controller component of the net and Figure 3.2 the plant and permissive components; Table 3.1 lists the places and Table 3.2 the transitions. A place holds a token when the condition it names is true. The controller places are the eight operating states of Section 3.4, of which exactly one is marked. The plant places describe the clamp cylinder (open, moving, closed), the feed carriage (home, moving, forward), the spindle (stopped, running), the guard (closed, open) and the supply pressure (adequate, low). The initial marking M0 places tokens in Idle, C_open, F_home, S_stopped, G_closed and P_ok, which is the start permission of Section 2.13 expressed as a marking.</w:t>
+      </w:r>
+    </w:p>
+    <w:p>
+      <w:pPr>
+        <w:keepNext/>
+        <w:jc w:val="center"/>
+      </w:pPr>
+      <w:r>
+        <w:drawing>
+          <wp:inline xmlns:a="http://schemas.openxmlformats.org/drawingml/2006/main" xmlns:pic="http://schemas.openxmlformats.org/drawingml/2006/picture">
+            <wp:extent cx="5486400" cy="1706880"/>
+            <wp:docPr id="5" name="Picture 5"/>
+            <wp:cNvGraphicFramePr>
+              <a:graphicFrameLocks noChangeAspect="1"/>
+            </wp:cNvGraphicFramePr>
+            <a:graphic>
+              <a:graphicData uri="http://schemas.openxmlformats.org/drawingml/2006/picture">
+                <pic:pic>
+                  <pic:nvPicPr>
+                    <pic:cNvPr id="0" name="petri_controller.png"/>
+                    <pic:cNvPicPr/>
+                  </pic:nvPicPr>
+                  <pic:blipFill>
+                    <a:blip r:embed="rId14"/>
+                    <a:stretch>
+                      <a:fillRect/>
+                    </a:stretch>
+                  </pic:blipFill>
+                  <pic:spPr>
+                    <a:xfrm>
+                      <a:off x="0" y="0"/>
+                      <a:ext cx="5486400" cy="1706880"/>
+                    </a:xfrm>
+                    <a:prstGeom prst="rect"/>
+                  </pic:spPr>
+                </pic:pic>
+              </a:graphicData>
+            </a:graphic>
+          </wp:inline>
+        </w:drawing>
+      </w:r>
+    </w:p>
+    <w:p>
+      <w:pPr>
+        <w:pStyle w:val="Caption"/>
+      </w:pPr>
+      <w:r>
+        <w:t>Figure 3.1  Controller component of the Petri net; the single token marks the active state, f_X are the fault transitions and t_reset the recovery transition.</w:t>
+      </w:r>
+    </w:p>
+    <w:p>
+      <w:pPr>
+        <w:keepNext/>
+        <w:jc w:val="center"/>
+      </w:pPr>
+      <w:r>
+        <w:drawing>
+          <wp:inline xmlns:a="http://schemas.openxmlformats.org/drawingml/2006/main" xmlns:pic="http://schemas.openxmlformats.org/drawingml/2006/picture">
+            <wp:extent cx="5486400" cy="1750979"/>
+            <wp:docPr id="6" name="Picture 6"/>
+            <wp:cNvGraphicFramePr>
+              <a:graphicFrameLocks noChangeAspect="1"/>
+            </wp:cNvGraphicFramePr>
+            <a:graphic>
+              <a:graphicData uri="http://schemas.openxmlformats.org/drawingml/2006/picture">
+                <pic:pic>
+                  <pic:nvPicPr>
+                    <pic:cNvPr id="0" name="petri_plant.png"/>
+                    <pic:cNvPicPr/>
+                  </pic:nvPicPr>
+                  <pic:blipFill>
+                    <a:blip r:embed="rId15"/>
+                    <a:stretch>
+                      <a:fillRect/>
+                    </a:stretch>
+                  </pic:blipFill>
+                  <pic:spPr>
+                    <a:xfrm>
+                      <a:off x="0" y="0"/>
+                      <a:ext cx="5486400" cy="1750979"/>
+                    </a:xfrm>
+                    <a:prstGeom prst="rect"/>
+                  </pic:spPr>
+                </pic:pic>
+              </a:graphicData>
+            </a:graphic>
+          </wp:inline>
+        </w:drawing>
+      </w:r>
+    </w:p>
+    <w:p>
+      <w:pPr>
+        <w:pStyle w:val="Caption"/>
+      </w:pPr>
+      <w:r>
+        <w:t>Figure 3.2  Plant and permissive components of the Petri net; the test places of each transition are given in angle brackets.</w:t>
+      </w:r>
+    </w:p>
+    <w:tbl>
+      <w:tblPr>
+        <w:tblStyle w:val="TableGrid"/>
+        <w:tblW w:type="auto" w:w="0"/>
+        <w:jc w:val="center"/>
+        <w:tblLayout w:type="fixed"/>
+        <w:tblLook w:firstColumn="1" w:firstRow="1" w:lastColumn="0" w:lastRow="0" w:noHBand="0" w:noVBand="1" w:val="04A0"/>
+      </w:tblPr>
+      <w:tblGrid>
+        <w:gridCol w:w="1500"/>
+        <w:gridCol w:w="1700"/>
+        <w:gridCol w:w="6233"/>
+      </w:tblGrid>
+      <w:tr>
+        <w:trPr>
+          <w:tblHeader w:val="true"/>
+          <w:cantSplit/>
+        </w:trPr>
+        <w:tc>
+          <w:tcPr>
+            <w:tcW w:type="dxa" w:w="1500"/>
+            <w:vAlign w:val="center"/>
+          </w:tcPr>
+          <w:p>
+            <w:pPr>
+              <w:spacing w:after="40" w:line="264" w:lineRule="auto"/>
+            </w:pPr>
+            <w:r>
+              <w:rPr>
+                <w:b/>
+              </w:rPr>
+              <w:t xml:space="preserve">Component</w:t>
+            </w:r>
+          </w:p>
+        </w:tc>
+        <w:tc>
+          <w:tcPr>
+            <w:tcW w:type="dxa" w:w="1700"/>
+            <w:vAlign w:val="center"/>
+          </w:tcPr>
+          <w:p>
+            <w:pPr>
+              <w:spacing w:after="40" w:line="264" w:lineRule="auto"/>
+            </w:pPr>
+            <w:r>
+              <w:rPr>
+                <w:b/>
+              </w:rPr>
+              <w:t xml:space="preserve">Place</w:t>
+            </w:r>
+          </w:p>
+        </w:tc>
+        <w:tc>
+          <w:tcPr>
+            <w:tcW w:type="dxa" w:w="6233"/>
+            <w:vAlign w:val="center"/>
+          </w:tcPr>
+          <w:p>
+            <w:pPr>
+              <w:spacing w:after="40" w:line="264" w:lineRule="auto"/>
+            </w:pPr>
+            <w:r>
+              <w:rPr>
+                <w:b/>
+              </w:rPr>
+              <w:t xml:space="preserve">Meaning; a token means the condition holds</w:t>
+            </w:r>
+          </w:p>
+        </w:tc>
+      </w:tr>
+      <w:tr>
+        <w:trPr>
+          <w:cantSplit/>
+        </w:trPr>
+        <w:tc>
+          <w:tcPr>
+            <w:tcW w:type="dxa" w:w="1500"/>
+            <w:vAlign w:val="center"/>
+          </w:tcPr>
+          <w:p>
+            <w:pPr>
+              <w:spacing w:after="40" w:line="264" w:lineRule="auto"/>
+            </w:pPr>
+            <w:r>
+              <w:t xml:space="preserve">Controller</w:t>
+            </w:r>
+          </w:p>
+        </w:tc>
+        <w:tc>
+          <w:tcPr>
+            <w:tcW w:type="dxa" w:w="1700"/>
+            <w:vAlign w:val="center"/>
+          </w:tcPr>
+          <w:p>
+            <w:pPr>
+              <w:spacing w:after="40" w:line="264" w:lineRule="auto"/>
+            </w:pPr>
+            <w:r>
+              <w:t xml:space="preserve">Idle</w:t>
+            </w:r>
+          </w:p>
+        </w:tc>
+        <w:tc>
+          <w:tcPr>
+            <w:tcW w:type="dxa" w:w="6233"/>
+            <w:vAlign w:val="center"/>
+          </w:tcPr>
+          <w:p>
+            <w:pPr>
+              <w:spacing w:after="40" w:line="264" w:lineRule="auto"/>
+            </w:pPr>
+            <w:r>
+              <w:t xml:space="preserve">Waiting for a new Start edge; no motion output energized (initially marked)</w:t>
+            </w:r>
+          </w:p>
+        </w:tc>
+      </w:tr>
+      <w:tr>
+        <w:trPr>
+          <w:cantSplit/>
+        </w:trPr>
+        <w:tc>
+          <w:tcPr>
+            <w:tcW w:type="dxa" w:w="1500"/>
+            <w:vAlign w:val="center"/>
+          </w:tcPr>
+          <w:p>
+            <w:pPr>
+              <w:spacing w:after="40" w:line="264" w:lineRule="auto"/>
+            </w:pPr>
+            <w:r>
+              <w:t xml:space="preserve">Controller</w:t>
+            </w:r>
+          </w:p>
+        </w:tc>
+        <w:tc>
+          <w:tcPr>
+            <w:tcW w:type="dxa" w:w="1700"/>
+            <w:vAlign w:val="center"/>
+          </w:tcPr>
+          <w:p>
+            <w:pPr>
+              <w:spacing w:after="40" w:line="264" w:lineRule="auto"/>
+            </w:pPr>
+            <w:r>
+              <w:t xml:space="preserve">Clamp</w:t>
+            </w:r>
+          </w:p>
+        </w:tc>
+        <w:tc>
+          <w:tcPr>
+            <w:tcW w:type="dxa" w:w="6233"/>
+            <w:vAlign w:val="center"/>
+          </w:tcPr>
+          <w:p>
+            <w:pPr>
+              <w:spacing w:after="40" w:line="264" w:lineRule="auto"/>
+            </w:pPr>
+            <w:r>
+              <w:t xml:space="preserve">ClampExtend commanded; waiting for ClampClosed</w:t>
+            </w:r>
+          </w:p>
+        </w:tc>
+      </w:tr>
+      <w:tr>
+        <w:trPr>
+          <w:cantSplit/>
+        </w:trPr>
+        <w:tc>
+          <w:tcPr>
+            <w:tcW w:type="dxa" w:w="1500"/>
+            <w:vAlign w:val="center"/>
+          </w:tcPr>
+          <w:p>
+            <w:pPr>
+              <w:spacing w:after="40" w:line="264" w:lineRule="auto"/>
+            </w:pPr>
+            <w:r>
+              <w:t xml:space="preserve">Controller</w:t>
+            </w:r>
+          </w:p>
+        </w:tc>
+        <w:tc>
+          <w:tcPr>
+            <w:tcW w:type="dxa" w:w="1700"/>
+            <w:vAlign w:val="center"/>
+          </w:tcPr>
+          <w:p>
+            <w:pPr>
+              <w:spacing w:after="40" w:line="264" w:lineRule="auto"/>
+            </w:pPr>
+            <w:r>
+              <w:t xml:space="preserve">SpinUp</w:t>
+            </w:r>
+          </w:p>
+        </w:tc>
+        <w:tc>
+          <w:tcPr>
+            <w:tcW w:type="dxa" w:w="6233"/>
+            <w:vAlign w:val="center"/>
+          </w:tcPr>
+          <w:p>
+            <w:pPr>
+              <w:spacing w:after="40" w:line="264" w:lineRule="auto"/>
+            </w:pPr>
+            <w:r>
+              <w:t xml:space="preserve">SpindleEnable commanded; waiting for SpindleRunning</w:t>
+            </w:r>
+          </w:p>
+        </w:tc>
+      </w:tr>
+      <w:tr>
+        <w:trPr>
+          <w:cantSplit/>
+        </w:trPr>
+        <w:tc>
+          <w:tcPr>
+            <w:tcW w:type="dxa" w:w="1500"/>
+            <w:vAlign w:val="center"/>
+          </w:tcPr>
+          <w:p>
+            <w:pPr>
+              <w:spacing w:after="40" w:line="264" w:lineRule="auto"/>
+            </w:pPr>
+            <w:r>
+              <w:t xml:space="preserve">Controller</w:t>
+            </w:r>
+          </w:p>
+        </w:tc>
+        <w:tc>
+          <w:tcPr>
+            <w:tcW w:type="dxa" w:w="1700"/>
+            <w:vAlign w:val="center"/>
+          </w:tcPr>
+          <w:p>
+            <w:pPr>
+              <w:spacing w:after="40" w:line="264" w:lineRule="auto"/>
+            </w:pPr>
+            <w:r>
+              <w:t xml:space="preserve">Advance</w:t>
+            </w:r>
+          </w:p>
+        </w:tc>
+        <w:tc>
+          <w:tcPr>
+            <w:tcW w:type="dxa" w:w="6233"/>
+            <w:vAlign w:val="center"/>
+          </w:tcPr>
+          <w:p>
+            <w:pPr>
+              <w:spacing w:after="40" w:line="264" w:lineRule="auto"/>
+            </w:pPr>
+            <w:r>
+              <w:t xml:space="preserve">SpindleEnable and FeedExtend commanded; waiting for FeedForward</w:t>
+            </w:r>
+          </w:p>
+        </w:tc>
+      </w:tr>
+      <w:tr>
+        <w:trPr>
+          <w:cantSplit/>
+        </w:trPr>
+        <w:tc>
+          <w:tcPr>
+            <w:tcW w:type="dxa" w:w="1500"/>
+            <w:vAlign w:val="center"/>
+          </w:tcPr>
+          <w:p>
+            <w:pPr>
+              <w:spacing w:after="40" w:line="264" w:lineRule="auto"/>
+            </w:pPr>
+            <w:r>
+              <w:t xml:space="preserve">Controller</w:t>
+            </w:r>
+          </w:p>
+        </w:tc>
+        <w:tc>
+          <w:tcPr>
+            <w:tcW w:type="dxa" w:w="1700"/>
+            <w:vAlign w:val="center"/>
+          </w:tcPr>
+          <w:p>
+            <w:pPr>
+              <w:spacing w:after="40" w:line="264" w:lineRule="auto"/>
+            </w:pPr>
+            <w:r>
+              <w:t xml:space="preserve">Retract</w:t>
+            </w:r>
+          </w:p>
+        </w:tc>
+        <w:tc>
+          <w:tcPr>
+            <w:tcW w:type="dxa" w:w="6233"/>
+            <w:vAlign w:val="center"/>
+          </w:tcPr>
+          <w:p>
+            <w:pPr>
+              <w:spacing w:after="40" w:line="264" w:lineRule="auto"/>
+            </w:pPr>
+            <w:r>
+              <w:t xml:space="preserve">SpindleEnable and FeedRetract commanded; waiting for FeedHome</w:t>
+            </w:r>
+          </w:p>
+        </w:tc>
+      </w:tr>
+      <w:tr>
+        <w:trPr>
+          <w:cantSplit/>
+        </w:trPr>
+        <w:tc>
+          <w:tcPr>
+            <w:tcW w:type="dxa" w:w="1500"/>
+            <w:vAlign w:val="center"/>
+          </w:tcPr>
+          <w:p>
+            <w:pPr>
+              <w:spacing w:after="40" w:line="264" w:lineRule="auto"/>
+            </w:pPr>
+            <w:r>
+              <w:t xml:space="preserve">Controller</w:t>
+            </w:r>
+          </w:p>
+        </w:tc>
+        <w:tc>
+          <w:tcPr>
+            <w:tcW w:type="dxa" w:w="1700"/>
+            <w:vAlign w:val="center"/>
+          </w:tcPr>
+          <w:p>
+            <w:pPr>
+              <w:spacing w:after="40" w:line="264" w:lineRule="auto"/>
+            </w:pPr>
+            <w:r>
+              <w:t xml:space="preserve">SpinDown</w:t>
+            </w:r>
+          </w:p>
+        </w:tc>
+        <w:tc>
+          <w:tcPr>
+            <w:tcW w:type="dxa" w:w="6233"/>
+            <w:vAlign w:val="center"/>
+          </w:tcPr>
+          <w:p>
+            <w:pPr>
+              <w:spacing w:after="40" w:line="264" w:lineRule="auto"/>
+            </w:pPr>
+            <w:r>
+              <w:t xml:space="preserve">Spindle command removed; waiting for SpindleStopped</w:t>
+            </w:r>
+          </w:p>
+        </w:tc>
+      </w:tr>
+      <w:tr>
+        <w:trPr>
+          <w:cantSplit/>
+        </w:trPr>
+        <w:tc>
+          <w:tcPr>
+            <w:tcW w:type="dxa" w:w="1500"/>
+            <w:vAlign w:val="center"/>
+          </w:tcPr>
+          <w:p>
+            <w:pPr>
+              <w:spacing w:after="40" w:line="264" w:lineRule="auto"/>
+            </w:pPr>
+            <w:r>
+              <w:t xml:space="preserve">Controller</w:t>
+            </w:r>
+          </w:p>
+        </w:tc>
+        <w:tc>
+          <w:tcPr>
+            <w:tcW w:type="dxa" w:w="1700"/>
+            <w:vAlign w:val="center"/>
+          </w:tcPr>
+          <w:p>
+            <w:pPr>
+              <w:spacing w:after="40" w:line="264" w:lineRule="auto"/>
+            </w:pPr>
+            <w:r>
+              <w:t xml:space="preserve">Release</w:t>
+            </w:r>
+          </w:p>
+        </w:tc>
+        <w:tc>
+          <w:tcPr>
+            <w:tcW w:type="dxa" w:w="6233"/>
+            <w:vAlign w:val="center"/>
+          </w:tcPr>
+          <w:p>
+            <w:pPr>
+              <w:spacing w:after="40" w:line="264" w:lineRule="auto"/>
+            </w:pPr>
+            <w:r>
+              <w:t xml:space="preserve">ClampRetract commanded; waiting for ClampOpen</w:t>
+            </w:r>
+          </w:p>
+        </w:tc>
+      </w:tr>
+      <w:tr>
+        <w:trPr>
+          <w:cantSplit/>
+        </w:trPr>
+        <w:tc>
+          <w:tcPr>
+            <w:tcW w:type="dxa" w:w="1500"/>
+            <w:vAlign w:val="center"/>
+          </w:tcPr>
+          <w:p>
+            <w:pPr>
+              <w:spacing w:after="40" w:line="264" w:lineRule="auto"/>
+            </w:pPr>
+            <w:r>
+              <w:t xml:space="preserve">Controller</w:t>
+            </w:r>
+          </w:p>
+        </w:tc>
+        <w:tc>
+          <w:tcPr>
+            <w:tcW w:type="dxa" w:w="1700"/>
+            <w:vAlign w:val="center"/>
+          </w:tcPr>
+          <w:p>
+            <w:pPr>
+              <w:spacing w:after="40" w:line="264" w:lineRule="auto"/>
+            </w:pPr>
+            <w:r>
+              <w:t xml:space="preserve">Fault</w:t>
+            </w:r>
+          </w:p>
+        </w:tc>
+        <w:tc>
+          <w:tcPr>
+            <w:tcW w:type="dxa" w:w="6233"/>
+            <w:vAlign w:val="center"/>
+          </w:tcPr>
+          <w:p>
+            <w:pPr>
+              <w:spacing w:after="40" w:line="264" w:lineRule="auto"/>
+            </w:pPr>
+            <w:r>
+              <w:t xml:space="preserve">Latched fault or operator stop; FaultLamp energized; Reset required</w:t>
+            </w:r>
+          </w:p>
+        </w:tc>
+      </w:tr>
+      <w:tr>
+        <w:trPr>
+          <w:cantSplit/>
+        </w:trPr>
+        <w:tc>
+          <w:tcPr>
+            <w:tcW w:type="dxa" w:w="1500"/>
+            <w:vAlign w:val="center"/>
+          </w:tcPr>
+          <w:p>
+            <w:pPr>
+              <w:spacing w:after="40" w:line="264" w:lineRule="auto"/>
+            </w:pPr>
+            <w:r>
+              <w:t xml:space="preserve">Clamp cylinder</w:t>
+            </w:r>
+          </w:p>
+        </w:tc>
+        <w:tc>
+          <w:tcPr>
+            <w:tcW w:type="dxa" w:w="1700"/>
+            <w:vAlign w:val="center"/>
+          </w:tcPr>
+          <w:p>
+            <w:pPr>
+              <w:spacing w:after="40" w:line="264" w:lineRule="auto"/>
+            </w:pPr>
+            <w:r>
+              <w:t xml:space="preserve">C_open, C_moving, C_closed</w:t>
+            </w:r>
+          </w:p>
+        </w:tc>
+        <w:tc>
+          <w:tcPr>
+            <w:tcW w:type="dxa" w:w="6233"/>
+            <w:vAlign w:val="center"/>
+          </w:tcPr>
+          <w:p>
+            <w:pPr>
+              <w:spacing w:after="40" w:line="264" w:lineRule="auto"/>
+            </w:pPr>
+            <w:r>
+              <w:t xml:space="preserve">Rod at open end (initially marked), between end sensors, at closed end</w:t>
+            </w:r>
+          </w:p>
+        </w:tc>
+      </w:tr>
+      <w:tr>
+        <w:trPr>
+          <w:cantSplit/>
+        </w:trPr>
+        <w:tc>
+          <w:tcPr>
+            <w:tcW w:type="dxa" w:w="1500"/>
+            <w:vAlign w:val="center"/>
+          </w:tcPr>
+          <w:p>
+            <w:pPr>
+              <w:spacing w:after="40" w:line="264" w:lineRule="auto"/>
+            </w:pPr>
+            <w:r>
+              <w:t xml:space="preserve">Feed carriage</w:t>
+            </w:r>
+          </w:p>
+        </w:tc>
+        <w:tc>
+          <w:tcPr>
+            <w:tcW w:type="dxa" w:w="1700"/>
+            <w:vAlign w:val="center"/>
+          </w:tcPr>
+          <w:p>
+            <w:pPr>
+              <w:spacing w:after="40" w:line="264" w:lineRule="auto"/>
+            </w:pPr>
+            <w:r>
+              <w:t xml:space="preserve">F_home, F_moving, F_fwd</w:t>
+            </w:r>
+          </w:p>
+        </w:tc>
+        <w:tc>
+          <w:tcPr>
+            <w:tcW w:type="dxa" w:w="6233"/>
+            <w:vAlign w:val="center"/>
+          </w:tcPr>
+          <w:p>
+            <w:pPr>
+              <w:spacing w:after="40" w:line="264" w:lineRule="auto"/>
+            </w:pPr>
+            <w:r>
+              <w:t xml:space="preserve">Carriage at home (initially marked), between end sensors, at forward end</w:t>
+            </w:r>
+          </w:p>
+        </w:tc>
+      </w:tr>
+      <w:tr>
+        <w:trPr>
+          <w:cantSplit/>
+        </w:trPr>
+        <w:tc>
+          <w:tcPr>
+            <w:tcW w:type="dxa" w:w="1500"/>
+            <w:vAlign w:val="center"/>
+          </w:tcPr>
+          <w:p>
+            <w:pPr>
+              <w:spacing w:after="40" w:line="264" w:lineRule="auto"/>
+            </w:pPr>
+            <w:r>
+              <w:t xml:space="preserve">Spindle</w:t>
+            </w:r>
+          </w:p>
+        </w:tc>
+        <w:tc>
+          <w:tcPr>
+            <w:tcW w:type="dxa" w:w="1700"/>
+            <w:vAlign w:val="center"/>
+          </w:tcPr>
+          <w:p>
+            <w:pPr>
+              <w:spacing w:after="40" w:line="264" w:lineRule="auto"/>
+            </w:pPr>
+            <w:r>
+              <w:t xml:space="preserve">S_stopped, S_running</w:t>
+            </w:r>
+          </w:p>
+        </w:tc>
+        <w:tc>
+          <w:tcPr>
+            <w:tcW w:type="dxa" w:w="6233"/>
+            <w:vAlign w:val="center"/>
+          </w:tcPr>
+          <w:p>
+            <w:pPr>
+              <w:spacing w:after="40" w:line="264" w:lineRule="auto"/>
+            </w:pPr>
+            <w:r>
+              <w:t xml:space="preserve">Shaft stopped (initially marked) or run confirmation present</w:t>
+            </w:r>
+          </w:p>
+        </w:tc>
+      </w:tr>
+      <w:tr>
+        <w:trPr>
+          <w:cantSplit/>
+        </w:trPr>
+        <w:tc>
+          <w:tcPr>
+            <w:tcW w:type="dxa" w:w="1500"/>
+            <w:vAlign w:val="center"/>
+          </w:tcPr>
+          <w:p>
+            <w:pPr>
+              <w:spacing w:after="40" w:line="264" w:lineRule="auto"/>
+            </w:pPr>
+            <w:r>
+              <w:t xml:space="preserve">Guard</w:t>
+            </w:r>
+          </w:p>
+        </w:tc>
+        <w:tc>
+          <w:tcPr>
+            <w:tcW w:type="dxa" w:w="1700"/>
+            <w:vAlign w:val="center"/>
+          </w:tcPr>
+          <w:p>
+            <w:pPr>
+              <w:spacing w:after="40" w:line="264" w:lineRule="auto"/>
+            </w:pPr>
+            <w:r>
+              <w:t xml:space="preserve">G_closed, G_open</w:t>
+            </w:r>
+          </w:p>
+        </w:tc>
+        <w:tc>
+          <w:tcPr>
+            <w:tcW w:type="dxa" w:w="6233"/>
+            <w:vAlign w:val="center"/>
+          </w:tcPr>
+          <w:p>
+            <w:pPr>
+              <w:spacing w:after="40" w:line="264" w:lineRule="auto"/>
+            </w:pPr>
+            <w:r>
+              <w:t xml:space="preserve">Enclosure closed (initially marked) or open</w:t>
+            </w:r>
+          </w:p>
+        </w:tc>
+      </w:tr>
+      <w:tr>
+        <w:trPr>
+          <w:cantSplit/>
+        </w:trPr>
+        <w:tc>
+          <w:tcPr>
+            <w:tcW w:type="dxa" w:w="1500"/>
+            <w:vAlign w:val="center"/>
+          </w:tcPr>
+          <w:p>
+            <w:pPr>
+              <w:spacing w:after="40" w:line="264" w:lineRule="auto"/>
+            </w:pPr>
+            <w:r>
+              <w:t xml:space="preserve">Supply pressure</w:t>
+            </w:r>
+          </w:p>
+        </w:tc>
+        <w:tc>
+          <w:tcPr>
+            <w:tcW w:type="dxa" w:w="1700"/>
+            <w:vAlign w:val="center"/>
+          </w:tcPr>
+          <w:p>
+            <w:pPr>
+              <w:spacing w:after="40" w:line="264" w:lineRule="auto"/>
+            </w:pPr>
+            <w:r>
+              <w:t xml:space="preserve">P_ok, P_low</w:t>
+            </w:r>
+          </w:p>
+        </w:tc>
+        <w:tc>
+          <w:tcPr>
+            <w:tcW w:type="dxa" w:w="6233"/>
+            <w:vAlign w:val="center"/>
+          </w:tcPr>
+          <w:p>
+            <w:pPr>
+              <w:spacing w:after="40" w:line="264" w:lineRule="auto"/>
+            </w:pPr>
+            <w:r>
+              <w:t xml:space="preserve">Pressure above (initially marked) or below the permissive threshold</w:t>
+            </w:r>
+          </w:p>
+        </w:tc>
+      </w:tr>
+    </w:tbl>
+    <w:p/>
+    <w:p>
+      <w:pPr>
+        <w:pStyle w:val="Caption"/>
+      </w:pPr>
+      <w:r>
+        <w:t>Table 3.1  Places of the Petri net and the initial marking M0.</w:t>
+      </w:r>
+    </w:p>
+    <w:tbl>
+      <w:tblPr>
+        <w:tblStyle w:val="TableGrid"/>
+        <w:tblW w:type="auto" w:w="0"/>
+        <w:jc w:val="center"/>
+        <w:tblLayout w:type="fixed"/>
+        <w:tblLook w:firstColumn="1" w:firstRow="1" w:lastColumn="0" w:lastRow="0" w:noHBand="0" w:noVBand="1" w:val="04A0"/>
+      </w:tblPr>
+      <w:tblGrid>
+        <w:gridCol w:w="1900"/>
+        <w:gridCol w:w="2000"/>
+        <w:gridCol w:w="2700"/>
+        <w:gridCol w:w="2833"/>
+      </w:tblGrid>
+      <w:tr>
+        <w:trPr>
+          <w:tblHeader w:val="true"/>
+          <w:cantSplit/>
+        </w:trPr>
+        <w:tc>
+          <w:tcPr>
+            <w:tcW w:type="dxa" w:w="1900"/>
+            <w:vAlign w:val="center"/>
+          </w:tcPr>
+          <w:p>
+            <w:pPr>
+              <w:spacing w:after="40" w:line="264" w:lineRule="auto"/>
+            </w:pPr>
+            <w:r>
+              <w:rPr>
+                <w:b/>
+              </w:rPr>
+              <w:t xml:space="preserve">Transition</w:t>
+            </w:r>
+          </w:p>
+        </w:tc>
+        <w:tc>
+          <w:tcPr>
+            <w:tcW w:type="dxa" w:w="2000"/>
+            <w:vAlign w:val="center"/>
+          </w:tcPr>
+          <w:p>
+            <w:pPr>
+              <w:spacing w:after="40" w:line="264" w:lineRule="auto"/>
+            </w:pPr>
+            <w:r>
+              <w:rPr>
+                <w:b/>
+              </w:rPr>
+              <w:t xml:space="preserve">Input → output place</w:t>
+            </w:r>
+          </w:p>
+        </w:tc>
+        <w:tc>
+          <w:tcPr>
+            <w:tcW w:type="dxa" w:w="2700"/>
+            <w:vAlign w:val="center"/>
+          </w:tcPr>
+          <w:p>
+            <w:pPr>
+              <w:spacing w:after="40" w:line="264" w:lineRule="auto"/>
+            </w:pPr>
+            <w:r>
+              <w:rPr>
+                <w:b/>
+              </w:rPr>
+              <w:t xml:space="preserve">Test places (read arcs)</w:t>
+            </w:r>
+          </w:p>
+        </w:tc>
+        <w:tc>
+          <w:tcPr>
+            <w:tcW w:type="dxa" w:w="2833"/>
+            <w:vAlign w:val="center"/>
+          </w:tcPr>
+          <w:p>
+            <w:pPr>
+              <w:spacing w:after="40" w:line="264" w:lineRule="auto"/>
+            </w:pPr>
+            <w:r>
+              <w:rPr>
+                <w:b/>
+              </w:rPr>
+              <w:t xml:space="preserve">Meaning</w:t>
+            </w:r>
+          </w:p>
+        </w:tc>
+      </w:tr>
+      <w:tr>
+        <w:trPr>
+          <w:cantSplit/>
+        </w:trPr>
+        <w:tc>
+          <w:tcPr>
+            <w:tcW w:type="dxa" w:w="1900"/>
+            <w:vAlign w:val="center"/>
+          </w:tcPr>
+          <w:p>
+            <w:pPr>
+              <w:spacing w:after="40" w:line="264" w:lineRule="auto"/>
+            </w:pPr>
+            <w:r>
+              <w:t xml:space="preserve">t1  t_start</w:t>
+            </w:r>
+          </w:p>
+        </w:tc>
+        <w:tc>
+          <w:tcPr>
+            <w:tcW w:type="dxa" w:w="2000"/>
+            <w:vAlign w:val="center"/>
+          </w:tcPr>
+          <w:p>
+            <w:pPr>
+              <w:spacing w:after="40" w:line="264" w:lineRule="auto"/>
+            </w:pPr>
+            <w:r>
+              <w:t xml:space="preserve">Idle → Clamp</w:t>
+            </w:r>
+          </w:p>
+        </w:tc>
+        <w:tc>
+          <w:tcPr>
+            <w:tcW w:type="dxa" w:w="2700"/>
+            <w:vAlign w:val="center"/>
+          </w:tcPr>
+          <w:p>
+            <w:pPr>
+              <w:spacing w:after="40" w:line="264" w:lineRule="auto"/>
+            </w:pPr>
+            <w:r>
+              <w:t xml:space="preserve">G_closed, P_ok, C_open, F_home, S_stopped</w:t>
+            </w:r>
+          </w:p>
+        </w:tc>
+        <w:tc>
+          <w:tcPr>
+            <w:tcW w:type="dxa" w:w="2833"/>
+            <w:vAlign w:val="center"/>
+          </w:tcPr>
+          <w:p>
+            <w:pPr>
+              <w:spacing w:after="40" w:line="264" w:lineRule="auto"/>
+            </w:pPr>
+            <w:r>
+              <w:t xml:space="preserve">New Start edge accepted with every permissive true</w:t>
+            </w:r>
+          </w:p>
+        </w:tc>
+      </w:tr>
+      <w:tr>
+        <w:trPr>
+          <w:cantSplit/>
+        </w:trPr>
+        <w:tc>
+          <w:tcPr>
+            <w:tcW w:type="dxa" w:w="1900"/>
+            <w:vAlign w:val="center"/>
+          </w:tcPr>
+          <w:p>
+            <w:pPr>
+              <w:spacing w:after="40" w:line="264" w:lineRule="auto"/>
+            </w:pPr>
+            <w:r>
+              <w:t xml:space="preserve">t2  t_clamp_ok</w:t>
+            </w:r>
+          </w:p>
+        </w:tc>
+        <w:tc>
+          <w:tcPr>
+            <w:tcW w:type="dxa" w:w="2000"/>
+            <w:vAlign w:val="center"/>
+          </w:tcPr>
+          <w:p>
+            <w:pPr>
+              <w:spacing w:after="40" w:line="264" w:lineRule="auto"/>
+            </w:pPr>
+            <w:r>
+              <w:t xml:space="preserve">Clamp → SpinUp</w:t>
+            </w:r>
+          </w:p>
+        </w:tc>
+        <w:tc>
+          <w:tcPr>
+            <w:tcW w:type="dxa" w:w="2700"/>
+            <w:vAlign w:val="center"/>
+          </w:tcPr>
+          <w:p>
+            <w:pPr>
+              <w:spacing w:after="40" w:line="264" w:lineRule="auto"/>
+            </w:pPr>
+            <w:r>
+              <w:t xml:space="preserve">G_closed, P_ok, C_closed</w:t>
+            </w:r>
+          </w:p>
+        </w:tc>
+        <w:tc>
+          <w:tcPr>
+            <w:tcW w:type="dxa" w:w="2833"/>
+            <w:vAlign w:val="center"/>
+          </w:tcPr>
+          <w:p>
+            <w:pPr>
+              <w:spacing w:after="40" w:line="264" w:lineRule="auto"/>
+            </w:pPr>
+            <w:r>
+              <w:t xml:space="preserve">Clamp closed confirmed</w:t>
+            </w:r>
+          </w:p>
+        </w:tc>
+      </w:tr>
+      <w:tr>
+        <w:trPr>
+          <w:cantSplit/>
+        </w:trPr>
+        <w:tc>
+          <w:tcPr>
+            <w:tcW w:type="dxa" w:w="1900"/>
+            <w:vAlign w:val="center"/>
+          </w:tcPr>
+          <w:p>
+            <w:pPr>
+              <w:spacing w:after="40" w:line="264" w:lineRule="auto"/>
+            </w:pPr>
+            <w:r>
+              <w:t xml:space="preserve">t3  t_spin_ok</w:t>
+            </w:r>
+          </w:p>
+        </w:tc>
+        <w:tc>
+          <w:tcPr>
+            <w:tcW w:type="dxa" w:w="2000"/>
+            <w:vAlign w:val="center"/>
+          </w:tcPr>
+          <w:p>
+            <w:pPr>
+              <w:spacing w:after="40" w:line="264" w:lineRule="auto"/>
+            </w:pPr>
+            <w:r>
+              <w:t xml:space="preserve">SpinUp → Advance</w:t>
+            </w:r>
+          </w:p>
+        </w:tc>
+        <w:tc>
+          <w:tcPr>
+            <w:tcW w:type="dxa" w:w="2700"/>
+            <w:vAlign w:val="center"/>
+          </w:tcPr>
+          <w:p>
+            <w:pPr>
+              <w:spacing w:after="40" w:line="264" w:lineRule="auto"/>
+            </w:pPr>
+            <w:r>
+              <w:t xml:space="preserve">G_closed, P_ok, S_running</w:t>
+            </w:r>
+          </w:p>
+        </w:tc>
+        <w:tc>
+          <w:tcPr>
+            <w:tcW w:type="dxa" w:w="2833"/>
+            <w:vAlign w:val="center"/>
+          </w:tcPr>
+          <w:p>
+            <w:pPr>
+              <w:spacing w:after="40" w:line="264" w:lineRule="auto"/>
+            </w:pPr>
+            <w:r>
+              <w:t xml:space="preserve">Spindle run confirmed</w:t>
+            </w:r>
+          </w:p>
+        </w:tc>
+      </w:tr>
+      <w:tr>
+        <w:trPr>
+          <w:cantSplit/>
+        </w:trPr>
+        <w:tc>
+          <w:tcPr>
+            <w:tcW w:type="dxa" w:w="1900"/>
+            <w:vAlign w:val="center"/>
+          </w:tcPr>
+          <w:p>
+            <w:pPr>
+              <w:spacing w:after="40" w:line="264" w:lineRule="auto"/>
+            </w:pPr>
+            <w:r>
+              <w:t xml:space="preserve">t4  t_fwd_ok</w:t>
+            </w:r>
+          </w:p>
+        </w:tc>
+        <w:tc>
+          <w:tcPr>
+            <w:tcW w:type="dxa" w:w="2000"/>
+            <w:vAlign w:val="center"/>
+          </w:tcPr>
+          <w:p>
+            <w:pPr>
+              <w:spacing w:after="40" w:line="264" w:lineRule="auto"/>
+            </w:pPr>
+            <w:r>
+              <w:t xml:space="preserve">Advance → Retract</w:t>
+            </w:r>
+          </w:p>
+        </w:tc>
+        <w:tc>
+          <w:tcPr>
+            <w:tcW w:type="dxa" w:w="2700"/>
+            <w:vAlign w:val="center"/>
+          </w:tcPr>
+          <w:p>
+            <w:pPr>
+              <w:spacing w:after="40" w:line="264" w:lineRule="auto"/>
+            </w:pPr>
+            <w:r>
+              <w:t xml:space="preserve">G_closed, P_ok, F_fwd</w:t>
+            </w:r>
+          </w:p>
+        </w:tc>
+        <w:tc>
+          <w:tcPr>
+            <w:tcW w:type="dxa" w:w="2833"/>
+            <w:vAlign w:val="center"/>
+          </w:tcPr>
+          <w:p>
+            <w:pPr>
+              <w:spacing w:after="40" w:line="264" w:lineRule="auto"/>
+            </w:pPr>
+            <w:r>
+              <w:t xml:space="preserve">Feed forward confirmed</w:t>
+            </w:r>
+          </w:p>
+        </w:tc>
+      </w:tr>
+      <w:tr>
+        <w:trPr>
+          <w:cantSplit/>
+        </w:trPr>
+        <w:tc>
+          <w:tcPr>
+            <w:tcW w:type="dxa" w:w="1900"/>
+            <w:vAlign w:val="center"/>
+          </w:tcPr>
+          <w:p>
+            <w:pPr>
+              <w:spacing w:after="40" w:line="264" w:lineRule="auto"/>
+            </w:pPr>
+            <w:r>
+              <w:t xml:space="preserve">t5  t_home_ok</w:t>
+            </w:r>
+          </w:p>
+        </w:tc>
+        <w:tc>
+          <w:tcPr>
+            <w:tcW w:type="dxa" w:w="2000"/>
+            <w:vAlign w:val="center"/>
+          </w:tcPr>
+          <w:p>
+            <w:pPr>
+              <w:spacing w:after="40" w:line="264" w:lineRule="auto"/>
+            </w:pPr>
+            <w:r>
+              <w:t xml:space="preserve">Retract → SpinDown</w:t>
+            </w:r>
+          </w:p>
+        </w:tc>
+        <w:tc>
+          <w:tcPr>
+            <w:tcW w:type="dxa" w:w="2700"/>
+            <w:vAlign w:val="center"/>
+          </w:tcPr>
+          <w:p>
+            <w:pPr>
+              <w:spacing w:after="40" w:line="264" w:lineRule="auto"/>
+            </w:pPr>
+            <w:r>
+              <w:t xml:space="preserve">G_closed, P_ok, F_home</w:t>
+            </w:r>
+          </w:p>
+        </w:tc>
+        <w:tc>
+          <w:tcPr>
+            <w:tcW w:type="dxa" w:w="2833"/>
+            <w:vAlign w:val="center"/>
+          </w:tcPr>
+          <w:p>
+            <w:pPr>
+              <w:spacing w:after="40" w:line="264" w:lineRule="auto"/>
+            </w:pPr>
+            <w:r>
+              <w:t xml:space="preserve">Feed home confirmed</w:t>
+            </w:r>
+          </w:p>
+        </w:tc>
+      </w:tr>
+      <w:tr>
+        <w:trPr>
+          <w:cantSplit/>
+        </w:trPr>
+        <w:tc>
+          <w:tcPr>
+            <w:tcW w:type="dxa" w:w="1900"/>
+            <w:vAlign w:val="center"/>
+          </w:tcPr>
+          <w:p>
+            <w:pPr>
+              <w:spacing w:after="40" w:line="264" w:lineRule="auto"/>
+            </w:pPr>
+            <w:r>
+              <w:t xml:space="preserve">t6  t_stop_ok</w:t>
+            </w:r>
+          </w:p>
+        </w:tc>
+        <w:tc>
+          <w:tcPr>
+            <w:tcW w:type="dxa" w:w="2000"/>
+            <w:vAlign w:val="center"/>
+          </w:tcPr>
+          <w:p>
+            <w:pPr>
+              <w:spacing w:after="40" w:line="264" w:lineRule="auto"/>
+            </w:pPr>
+            <w:r>
+              <w:t xml:space="preserve">SpinDown → Release</w:t>
+            </w:r>
+          </w:p>
+        </w:tc>
+        <w:tc>
+          <w:tcPr>
+            <w:tcW w:type="dxa" w:w="2700"/>
+            <w:vAlign w:val="center"/>
+          </w:tcPr>
+          <w:p>
+            <w:pPr>
+              <w:spacing w:after="40" w:line="264" w:lineRule="auto"/>
+            </w:pPr>
+            <w:r>
+              <w:t xml:space="preserve">G_closed, P_ok, S_stopped</w:t>
+            </w:r>
+          </w:p>
+        </w:tc>
+        <w:tc>
+          <w:tcPr>
+            <w:tcW w:type="dxa" w:w="2833"/>
+            <w:vAlign w:val="center"/>
+          </w:tcPr>
+          <w:p>
+            <w:pPr>
+              <w:spacing w:after="40" w:line="264" w:lineRule="auto"/>
+            </w:pPr>
+            <w:r>
+              <w:t xml:space="preserve">Spindle stop confirmed</w:t>
+            </w:r>
+          </w:p>
+        </w:tc>
+      </w:tr>
+      <w:tr>
+        <w:trPr>
+          <w:cantSplit/>
+        </w:trPr>
+        <w:tc>
+          <w:tcPr>
+            <w:tcW w:type="dxa" w:w="1900"/>
+            <w:vAlign w:val="center"/>
+          </w:tcPr>
+          <w:p>
+            <w:pPr>
+              <w:spacing w:after="40" w:line="264" w:lineRule="auto"/>
+            </w:pPr>
+            <w:r>
+              <w:t xml:space="preserve">t7  t_complete</w:t>
+            </w:r>
+          </w:p>
+        </w:tc>
+        <w:tc>
+          <w:tcPr>
+            <w:tcW w:type="dxa" w:w="2000"/>
+            <w:vAlign w:val="center"/>
+          </w:tcPr>
+          <w:p>
+            <w:pPr>
+              <w:spacing w:after="40" w:line="264" w:lineRule="auto"/>
+            </w:pPr>
+            <w:r>
+              <w:t xml:space="preserve">Release → Idle</w:t>
+            </w:r>
+          </w:p>
+        </w:tc>
+        <w:tc>
+          <w:tcPr>
+            <w:tcW w:type="dxa" w:w="2700"/>
+            <w:vAlign w:val="center"/>
+          </w:tcPr>
+          <w:p>
+            <w:pPr>
+              <w:spacing w:after="40" w:line="264" w:lineRule="auto"/>
+            </w:pPr>
+            <w:r>
+              <w:t xml:space="preserve">G_closed, P_ok, C_open</w:t>
+            </w:r>
+          </w:p>
+        </w:tc>
+        <w:tc>
+          <w:tcPr>
+            <w:tcW w:type="dxa" w:w="2833"/>
+            <w:vAlign w:val="center"/>
+          </w:tcPr>
+          <w:p>
+            <w:pPr>
+              <w:spacing w:after="40" w:line="264" w:lineRule="auto"/>
+            </w:pPr>
+            <w:r>
+              <w:t xml:space="preserve">Clamp open confirmed; complete counter incremented</w:t>
+            </w:r>
+          </w:p>
+        </w:tc>
+      </w:tr>
+      <w:tr>
+        <w:trPr>
+          <w:cantSplit/>
+        </w:trPr>
+        <w:tc>
+          <w:tcPr>
+            <w:tcW w:type="dxa" w:w="1900"/>
+            <w:vAlign w:val="center"/>
+          </w:tcPr>
+          <w:p>
+            <w:pPr>
+              <w:spacing w:after="40" w:line="264" w:lineRule="auto"/>
+            </w:pPr>
+            <w:r>
+              <w:t xml:space="preserve">f_X_guard (6)</w:t>
+            </w:r>
+          </w:p>
+        </w:tc>
+        <w:tc>
+          <w:tcPr>
+            <w:tcW w:type="dxa" w:w="2000"/>
+            <w:vAlign w:val="center"/>
+          </w:tcPr>
+          <w:p>
+            <w:pPr>
+              <w:spacing w:after="40" w:line="264" w:lineRule="auto"/>
+            </w:pPr>
+            <w:r>
+              <w:t xml:space="preserve">X → Fault</w:t>
+            </w:r>
+          </w:p>
+        </w:tc>
+        <w:tc>
+          <w:tcPr>
+            <w:tcW w:type="dxa" w:w="2700"/>
+            <w:vAlign w:val="center"/>
+          </w:tcPr>
+          <w:p>
+            <w:pPr>
+              <w:spacing w:after="40" w:line="264" w:lineRule="auto"/>
+            </w:pPr>
+            <w:r>
+              <w:t xml:space="preserve">G_open</w:t>
+            </w:r>
+          </w:p>
+        </w:tc>
+        <w:tc>
+          <w:tcPr>
+            <w:tcW w:type="dxa" w:w="2833"/>
+            <w:vAlign w:val="center"/>
+          </w:tcPr>
+          <w:p>
+            <w:pPr>
+              <w:spacing w:after="40" w:line="264" w:lineRule="auto"/>
+            </w:pPr>
+            <w:r>
+              <w:t xml:space="preserve">Guard opened while active state X is marked</w:t>
+            </w:r>
+          </w:p>
+        </w:tc>
+      </w:tr>
+      <w:tr>
+        <w:trPr>
+          <w:cantSplit/>
+        </w:trPr>
+        <w:tc>
+          <w:tcPr>
+            <w:tcW w:type="dxa" w:w="1900"/>
+            <w:vAlign w:val="center"/>
+          </w:tcPr>
+          <w:p>
+            <w:pPr>
+              <w:spacing w:after="40" w:line="264" w:lineRule="auto"/>
+            </w:pPr>
+            <w:r>
+              <w:t xml:space="preserve">f_X_press (6)</w:t>
+            </w:r>
+          </w:p>
+        </w:tc>
+        <w:tc>
+          <w:tcPr>
+            <w:tcW w:type="dxa" w:w="2000"/>
+            <w:vAlign w:val="center"/>
+          </w:tcPr>
+          <w:p>
+            <w:pPr>
+              <w:spacing w:after="40" w:line="264" w:lineRule="auto"/>
+            </w:pPr>
+            <w:r>
+              <w:t xml:space="preserve">X → Fault</w:t>
+            </w:r>
+          </w:p>
+        </w:tc>
+        <w:tc>
+          <w:tcPr>
+            <w:tcW w:type="dxa" w:w="2700"/>
+            <w:vAlign w:val="center"/>
+          </w:tcPr>
+          <w:p>
+            <w:pPr>
+              <w:spacing w:after="40" w:line="264" w:lineRule="auto"/>
+            </w:pPr>
+            <w:r>
+              <w:t xml:space="preserve">P_low</w:t>
+            </w:r>
+          </w:p>
+        </w:tc>
+        <w:tc>
+          <w:tcPr>
+            <w:tcW w:type="dxa" w:w="2833"/>
+            <w:vAlign w:val="center"/>
+          </w:tcPr>
+          <w:p>
+            <w:pPr>
+              <w:spacing w:after="40" w:line="264" w:lineRule="auto"/>
+            </w:pPr>
+            <w:r>
+              <w:t xml:space="preserve">Pressure lost while active state X is marked</w:t>
+            </w:r>
+          </w:p>
+        </w:tc>
+      </w:tr>
+      <w:tr>
+        <w:trPr>
+          <w:cantSplit/>
+        </w:trPr>
+        <w:tc>
+          <w:tcPr>
+            <w:tcW w:type="dxa" w:w="1900"/>
+            <w:vAlign w:val="center"/>
+          </w:tcPr>
+          <w:p>
+            <w:pPr>
+              <w:spacing w:after="40" w:line="264" w:lineRule="auto"/>
+            </w:pPr>
+            <w:r>
+              <w:t xml:space="preserve">f_X_abort (6)</w:t>
+            </w:r>
+          </w:p>
+        </w:tc>
+        <w:tc>
+          <w:tcPr>
+            <w:tcW w:type="dxa" w:w="2000"/>
+            <w:vAlign w:val="center"/>
+          </w:tcPr>
+          <w:p>
+            <w:pPr>
+              <w:spacing w:after="40" w:line="264" w:lineRule="auto"/>
+            </w:pPr>
+            <w:r>
+              <w:t xml:space="preserve">X → Fault</w:t>
+            </w:r>
+          </w:p>
+        </w:tc>
+        <w:tc>
+          <w:tcPr>
+            <w:tcW w:type="dxa" w:w="2700"/>
+            <w:vAlign w:val="center"/>
+          </w:tcPr>
+          <w:p>
+            <w:pPr>
+              <w:spacing w:after="40" w:line="264" w:lineRule="auto"/>
+            </w:pPr>
+            <w:r>
+              <w:t xml:space="preserve">none</w:t>
+            </w:r>
+          </w:p>
+        </w:tc>
+        <w:tc>
+          <w:tcPr>
+            <w:tcW w:type="dxa" w:w="2833"/>
+            <w:vAlign w:val="center"/>
+          </w:tcPr>
+          <w:p>
+            <w:pPr>
+              <w:spacing w:after="40" w:line="264" w:lineRule="auto"/>
+            </w:pPr>
+            <w:r>
+              <w:t xml:space="preserve">Movement deadline expired or operator Stop in state X</w:t>
+            </w:r>
+          </w:p>
+        </w:tc>
+      </w:tr>
+      <w:tr>
+        <w:trPr>
+          <w:cantSplit/>
+        </w:trPr>
+        <w:tc>
+          <w:tcPr>
+            <w:tcW w:type="dxa" w:w="1900"/>
+            <w:vAlign w:val="center"/>
+          </w:tcPr>
+          <w:p>
+            <w:pPr>
+              <w:spacing w:after="40" w:line="264" w:lineRule="auto"/>
+            </w:pPr>
+            <w:r>
+              <w:t xml:space="preserve">f_Advance_spin</w:t>
+            </w:r>
+          </w:p>
+        </w:tc>
+        <w:tc>
+          <w:tcPr>
+            <w:tcW w:type="dxa" w:w="2000"/>
+            <w:vAlign w:val="center"/>
+          </w:tcPr>
+          <w:p>
+            <w:pPr>
+              <w:spacing w:after="40" w:line="264" w:lineRule="auto"/>
+            </w:pPr>
+            <w:r>
+              <w:t xml:space="preserve">Advance → Fault</w:t>
+            </w:r>
+          </w:p>
+        </w:tc>
+        <w:tc>
+          <w:tcPr>
+            <w:tcW w:type="dxa" w:w="2700"/>
+            <w:vAlign w:val="center"/>
+          </w:tcPr>
+          <w:p>
+            <w:pPr>
+              <w:spacing w:after="40" w:line="264" w:lineRule="auto"/>
+            </w:pPr>
+            <w:r>
+              <w:t xml:space="preserve">S_stopped</w:t>
+            </w:r>
+          </w:p>
+        </w:tc>
+        <w:tc>
+          <w:tcPr>
+            <w:tcW w:type="dxa" w:w="2833"/>
+            <w:vAlign w:val="center"/>
+          </w:tcPr>
+          <w:p>
+            <w:pPr>
+              <w:spacing w:after="40" w:line="264" w:lineRule="auto"/>
+            </w:pPr>
+            <w:r>
+              <w:t xml:space="preserve">Spindle run confirmation lost during feed</w:t>
+            </w:r>
+          </w:p>
+        </w:tc>
+      </w:tr>
+      <w:tr>
+        <w:trPr>
+          <w:cantSplit/>
+        </w:trPr>
+        <w:tc>
+          <w:tcPr>
+            <w:tcW w:type="dxa" w:w="1900"/>
+            <w:vAlign w:val="center"/>
+          </w:tcPr>
+          <w:p>
+            <w:pPr>
+              <w:spacing w:after="40" w:line="264" w:lineRule="auto"/>
+            </w:pPr>
+            <w:r>
+              <w:t xml:space="preserve">t_reset</w:t>
+            </w:r>
+          </w:p>
+        </w:tc>
+        <w:tc>
+          <w:tcPr>
+            <w:tcW w:type="dxa" w:w="2000"/>
+            <w:vAlign w:val="center"/>
+          </w:tcPr>
+          <w:p>
+            <w:pPr>
+              <w:spacing w:after="40" w:line="264" w:lineRule="auto"/>
+            </w:pPr>
+            <w:r>
+              <w:t xml:space="preserve">Fault → Idle</w:t>
+            </w:r>
+          </w:p>
+        </w:tc>
+        <w:tc>
+          <w:tcPr>
+            <w:tcW w:type="dxa" w:w="2700"/>
+            <w:vAlign w:val="center"/>
+          </w:tcPr>
+          <w:p>
+            <w:pPr>
+              <w:spacing w:after="40" w:line="264" w:lineRule="auto"/>
+            </w:pPr>
+            <w:r>
+              <w:t xml:space="preserve">G_closed, P_ok, C_open, F_home, S_stopped</w:t>
+            </w:r>
+          </w:p>
+        </w:tc>
+        <w:tc>
+          <w:tcPr>
+            <w:tcW w:type="dxa" w:w="2833"/>
+            <w:vAlign w:val="center"/>
+          </w:tcPr>
+          <w:p>
+            <w:pPr>
+              <w:spacing w:after="40" w:line="264" w:lineRule="auto"/>
+            </w:pPr>
+            <w:r>
+              <w:t xml:space="preserve">Reset edge accepted with the plant at its reference position</w:t>
+            </w:r>
+          </w:p>
+        </w:tc>
+      </w:tr>
+      <w:tr>
+        <w:trPr>
+          <w:cantSplit/>
+        </w:trPr>
+        <w:tc>
+          <w:tcPr>
+            <w:tcW w:type="dxa" w:w="1900"/>
+            <w:vAlign w:val="center"/>
+          </w:tcPr>
+          <w:p>
+            <w:pPr>
+              <w:spacing w:after="40" w:line="264" w:lineRule="auto"/>
+            </w:pPr>
+            <w:r>
+              <w:t xml:space="preserve">t_ce1, t_ce2, t_cr2, t_cr1, t_cr1_rec</w:t>
+            </w:r>
+          </w:p>
+        </w:tc>
+        <w:tc>
+          <w:tcPr>
+            <w:tcW w:type="dxa" w:w="2000"/>
+            <w:vAlign w:val="center"/>
+          </w:tcPr>
+          <w:p>
+            <w:pPr>
+              <w:spacing w:after="40" w:line="264" w:lineRule="auto"/>
+            </w:pPr>
+            <w:r>
+              <w:t xml:space="preserve">C_open → C_moving → C_closed and back</w:t>
+            </w:r>
+          </w:p>
+        </w:tc>
+        <w:tc>
+          <w:tcPr>
+            <w:tcW w:type="dxa" w:w="2700"/>
+            <w:vAlign w:val="center"/>
+          </w:tcPr>
+          <w:p>
+            <w:pPr>
+              <w:spacing w:after="40" w:line="264" w:lineRule="auto"/>
+            </w:pPr>
+            <w:r>
+              <w:t xml:space="preserve">t_ce1: Clamp; t_cr1: Release; t_cr1_rec: Fault, F_home, S_stopped; each with G_closed, P_ok; arrivals untested</w:t>
+            </w:r>
+          </w:p>
+        </w:tc>
+        <w:tc>
+          <w:tcPr>
+            <w:tcW w:type="dxa" w:w="2833"/>
+            <w:vAlign w:val="center"/>
+          </w:tcPr>
+          <w:p>
+            <w:pPr>
+              <w:spacing w:after="40" w:line="264" w:lineRule="auto"/>
+            </w:pPr>
+            <w:r>
+              <w:t xml:space="preserve">Extend, arrive closed, fall back open, retract on command, supervised recovery retract</w:t>
+            </w:r>
+          </w:p>
+        </w:tc>
+      </w:tr>
+      <w:tr>
+        <w:trPr>
+          <w:cantSplit/>
+        </w:trPr>
+        <w:tc>
+          <w:tcPr>
+            <w:tcW w:type="dxa" w:w="1900"/>
+            <w:vAlign w:val="center"/>
+          </w:tcPr>
+          <w:p>
+            <w:pPr>
+              <w:spacing w:after="40" w:line="264" w:lineRule="auto"/>
+            </w:pPr>
+            <w:r>
+              <w:t xml:space="preserve">t_fa1, t_fa2, t_fb2, t_fr1, t_fr1_rec</w:t>
+            </w:r>
+          </w:p>
+        </w:tc>
+        <w:tc>
+          <w:tcPr>
+            <w:tcW w:type="dxa" w:w="2000"/>
+            <w:vAlign w:val="center"/>
+          </w:tcPr>
+          <w:p>
+            <w:pPr>
+              <w:spacing w:after="40" w:line="264" w:lineRule="auto"/>
+            </w:pPr>
+            <w:r>
+              <w:t xml:space="preserve">F_home → F_moving → F_fwd and back</w:t>
+            </w:r>
+          </w:p>
+        </w:tc>
+        <w:tc>
+          <w:tcPr>
+            <w:tcW w:type="dxa" w:w="2700"/>
+            <w:vAlign w:val="center"/>
+          </w:tcPr>
+          <w:p>
+            <w:pPr>
+              <w:spacing w:after="40" w:line="264" w:lineRule="auto"/>
+            </w:pPr>
+            <w:r>
+              <w:t xml:space="preserve">t_fa1: Advance, C_closed, S_running; t_fr1: Retract; t_fr1_rec: Fault; each with G_closed, P_ok; arrivals untested</w:t>
+            </w:r>
+          </w:p>
+        </w:tc>
+        <w:tc>
+          <w:tcPr>
+            <w:tcW w:type="dxa" w:w="2833"/>
+            <w:vAlign w:val="center"/>
+          </w:tcPr>
+          <w:p>
+            <w:pPr>
+              <w:spacing w:after="40" w:line="264" w:lineRule="auto"/>
+            </w:pPr>
+            <w:r>
+              <w:t xml:space="preserve">Advance, arrive forward, fall back home, retract on command, supervised recovery retract</w:t>
+            </w:r>
+          </w:p>
+        </w:tc>
+      </w:tr>
+      <w:tr>
+        <w:trPr>
+          <w:cantSplit/>
+        </w:trPr>
+        <w:tc>
+          <w:tcPr>
+            <w:tcW w:type="dxa" w:w="1900"/>
+            <w:vAlign w:val="center"/>
+          </w:tcPr>
+          <w:p>
+            <w:pPr>
+              <w:spacing w:after="40" w:line="264" w:lineRule="auto"/>
+            </w:pPr>
+            <w:r>
+              <w:t xml:space="preserve">t_ss, t_sc, t_sc_rec, t_strip</w:t>
+            </w:r>
+          </w:p>
+        </w:tc>
+        <w:tc>
+          <w:tcPr>
+            <w:tcW w:type="dxa" w:w="2000"/>
+            <w:vAlign w:val="center"/>
+          </w:tcPr>
+          <w:p>
+            <w:pPr>
+              <w:spacing w:after="40" w:line="264" w:lineRule="auto"/>
+            </w:pPr>
+            <w:r>
+              <w:t xml:space="preserve">S_stopped ↔ S_running</w:t>
+            </w:r>
+          </w:p>
+        </w:tc>
+        <w:tc>
+          <w:tcPr>
+            <w:tcW w:type="dxa" w:w="2700"/>
+            <w:vAlign w:val="center"/>
+          </w:tcPr>
+          <w:p>
+            <w:pPr>
+              <w:spacing w:after="40" w:line="264" w:lineRule="auto"/>
+            </w:pPr>
+            <w:r>
+              <w:t xml:space="preserve">t_ss: SpinUp, G_closed, P_ok; t_sc: SpinDown; t_sc_rec: Fault; t_strip: none</w:t>
+            </w:r>
+          </w:p>
+        </w:tc>
+        <w:tc>
+          <w:tcPr>
+            <w:tcW w:type="dxa" w:w="2833"/>
+            <w:vAlign w:val="center"/>
+          </w:tcPr>
+          <w:p>
+            <w:pPr>
+              <w:spacing w:after="40" w:line="264" w:lineRule="auto"/>
+            </w:pPr>
+            <w:r>
+              <w:t xml:space="preserve">Start, coast to stop on command, coast to stop in Fault, drive trip</w:t>
+            </w:r>
+          </w:p>
+        </w:tc>
+      </w:tr>
+      <w:tr>
+        <w:trPr>
+          <w:cantSplit/>
+        </w:trPr>
+        <w:tc>
+          <w:tcPr>
+            <w:tcW w:type="dxa" w:w="1900"/>
+            <w:vAlign w:val="center"/>
+          </w:tcPr>
+          <w:p>
+            <w:pPr>
+              <w:spacing w:after="40" w:line="264" w:lineRule="auto"/>
+            </w:pPr>
+            <w:r>
+              <w:t xml:space="preserve">t_g_open, t_g_close, t_p_drop, t_p_rise</w:t>
+            </w:r>
+          </w:p>
+        </w:tc>
+        <w:tc>
+          <w:tcPr>
+            <w:tcW w:type="dxa" w:w="2000"/>
+            <w:vAlign w:val="center"/>
+          </w:tcPr>
+          <w:p>
+            <w:pPr>
+              <w:spacing w:after="40" w:line="264" w:lineRule="auto"/>
+            </w:pPr>
+            <w:r>
+              <w:t xml:space="preserve">G_closed ↔ G_open, P_ok ↔ P_low</w:t>
+            </w:r>
+          </w:p>
+        </w:tc>
+        <w:tc>
+          <w:tcPr>
+            <w:tcW w:type="dxa" w:w="2700"/>
+            <w:vAlign w:val="center"/>
+          </w:tcPr>
+          <w:p>
+            <w:pPr>
+              <w:spacing w:after="40" w:line="264" w:lineRule="auto"/>
+            </w:pPr>
+            <w:r>
+              <w:t xml:space="preserve">none</w:t>
+            </w:r>
+          </w:p>
+        </w:tc>
+        <w:tc>
+          <w:tcPr>
+            <w:tcW w:type="dxa" w:w="2833"/>
+            <w:vAlign w:val="center"/>
+          </w:tcPr>
+          <w:p>
+            <w:pPr>
+              <w:spacing w:after="40" w:line="264" w:lineRule="auto"/>
+            </w:pPr>
+            <w:r>
+              <w:t xml:space="preserve">Environment changes that may occur at any time</w:t>
+            </w:r>
+          </w:p>
+        </w:tc>
+      </w:tr>
+    </w:tbl>
+    <w:p/>
+    <w:p>
+      <w:pPr>
+        <w:pStyle w:val="Caption"/>
+      </w:pPr>
+      <w:r>
+        <w:t>Table 3.2  Transitions of the Petri net; X ranges over the six active states Clamp to Release.</w:t>
+      </w:r>
+    </w:p>
+    <w:p>
+      <w:r>
+        <w:t xml:space="preserve">Transitions are of four kinds. Controller transitions move the single controller token: t1 to t7 along the normal cycle, the fault family f_X from each active state to Fault, and t_reset from Fault to Idle. Commanded plant transitions start a movement and test the commanding controller place: t_ce1 starts clamp extension only while Clamp is marked, t_fa1 starts feed advance only while Advance is marked, and so on. Uncontrolled plant transitions complete a movement toward either end position, trip the spindle, or change the guard and the pressure; they have no controller precondition because the controller cannot forbid them. Supervised recovery transitions retract the feed and the clamp and let the spindle coast while Fault is marked, which gives the unresolved predicate SafeRecoveryConfirmed of Section 2.30 a precise set of admissible plant movements.</w:t>
+      </w:r>
+    </w:p>
+    <w:p>
+      <w:r>
+        <w:t xml:space="preserve">Read arcs connect the layers without consuming tokens. Every energizing step tests G_closed and P_ok, so the priority of a fault over normal progression discussed in Section 2.29 is structural: when a permissive is lost, the normal transition is disabled in the same marking in which the fault transition becomes enabled. Confirmation transitions test the plant place they wait for, and movement transitions test the controller place that commands them together with the plant conditions that must hold; t_fa1, for example, tests Advance, C_closed and S_running. The net is therefore a closed loop model of command, response and confirmation rather than a diagram of the program alone.</w:t>
+      </w:r>
+    </w:p>
+    <w:p>
+      <w:r>
+        <w:t xml:space="preserve">Three simplifications are declared. The Complete state is represented by the firing of t7, since it lasts one evaluation and only increments a counter; the counter itself is omitted because an unbounded counting place would obscure the boundedness result without adding behavior. Timeouts and the operator Stop are represented by the untested abort transitions, which may fire at any time while a state is active; this is conservative because it admits every interleaving a real timer could produce. Sensor faults are not modeled: places denote true mechanical conditions, and the stuck or contradictory sensor cases of Section 2.21 remain in the test matrix of Appendix B.</w:t>
+      </w:r>
+    </w:p>
+    <w:p>
+      <w:pPr>
+        <w:pStyle w:val="Heading2"/>
+      </w:pPr>
+      <w:r>
+        <w:t>3.6 Structural properties: place invariants and the cycle invariant</w:t>
+      </w:r>
+    </w:p>
+    <w:p>
+      <w:r>
+        <w:t xml:space="preserve">The incidence matrix C has one row per place and one column per transition, with −1 for an input place, +1 for an output place and 0 for a test place. Six place invariants were verified by computing x·C for the indicator vectors of the eight controller places, the three clamp places, the three feed places, the two spindle places, the two guard places and the two pressure places; each product is the zero vector, so each group holds exactly one token in every reachable marking. The invariants cover every place, which makes the net structurally bounded and, because each sum is one, 1-safe. They are the formal statement of the mutual exclusions the program must preserve: exactly one state active, never two end positions of one actuator at once, and never a spindle that is both stopped and running. Appendix I confirms each sum over the generated reachability set as a second, independent check.</w:t>
+      </w:r>
+    </w:p>
+    <w:p>
+      <w:r>
+        <w:t xml:space="preserve">The firing count vector of the nominal cycle, with one firing each of t1, t_ce1, t_ce2, t2, t_ss, t3, t_fa1, t_fa2, t4, t_fr1, t_fb2, t5, t_sc, t6, t_cr1, t_cr2 and t7, satisfies C·y = 0 and is therefore a transition invariant. Firing these 17 transitions in that order from M0 is possible and returns the net to M0. The cycle thus exists as a repeatable behavior of the model, not merely as an intended sequence, and it is this invariant that receives firing delays in the timed interpretation of Section 3.8.</w:t>
+      </w:r>
+    </w:p>
+    <w:p>
+      <w:pPr>
+        <w:pStyle w:val="Heading2"/>
+      </w:pPr>
+      <w:r>
+        <w:t>3.7 Reachability analysis and verified properties</w:t>
+      </w:r>
+    </w:p>
+    <w:p>
+      <w:r>
+        <w:t xml:space="preserve">The reachability graph was generated by breadth first search with the Python script listed in Appendix I, which uses only the standard library and runs in well under a second. Table 3.3 summarizes the results. The 124 reachable markings are far fewer than the 8 × 3 × 3 × 2 × 2 × 2 = 576 combinations that the invariants alone permit, because the controller excludes most of them: the feed is never away from home with the clamp open, and the spindle never runs with the clamp open. Per controller state the counts are Idle 4, Clamp 12, SpinUp 8, Advance 24, Retract 24, SpinDown 8, Release 12 and Fault 32; the environment contributes a factor of four everywhere, and the Advance and Retract states admit the three feed positions.</w:t>
+      </w:r>
+    </w:p>
+    <w:tbl>
+      <w:tblPr>
+        <w:tblStyle w:val="TableGrid"/>
+        <w:tblW w:type="auto" w:w="0"/>
+        <w:jc w:val="center"/>
+        <w:tblLayout w:type="fixed"/>
+        <w:tblLook w:firstColumn="1" w:firstRow="1" w:lastColumn="0" w:lastRow="0" w:noHBand="0" w:noVBand="1" w:val="04A0"/>
+      </w:tblPr>
+      <w:tblGrid>
+        <w:gridCol w:w="2500"/>
+        <w:gridCol w:w="3700"/>
+        <w:gridCol w:w="3233"/>
+      </w:tblGrid>
+      <w:tr>
+        <w:trPr>
+          <w:tblHeader w:val="true"/>
+          <w:cantSplit/>
+        </w:trPr>
+        <w:tc>
+          <w:tcPr>
+            <w:tcW w:type="dxa" w:w="2500"/>
+            <w:vAlign w:val="center"/>
+          </w:tcPr>
+          <w:p>
+            <w:pPr>
+              <w:spacing w:after="40" w:line="264" w:lineRule="auto"/>
+            </w:pPr>
+            <w:r>
+              <w:rPr>
+                <w:b/>
+              </w:rPr>
+              <w:t xml:space="preserve">Property</w:t>
+            </w:r>
+          </w:p>
+        </w:tc>
+        <w:tc>
+          <w:tcPr>
+            <w:tcW w:type="dxa" w:w="3700"/>
+            <w:vAlign w:val="center"/>
+          </w:tcPr>
+          <w:p>
+            <w:pPr>
+              <w:spacing w:after="40" w:line="264" w:lineRule="auto"/>
+            </w:pPr>
+            <w:r>
+              <w:rPr>
+                <w:b/>
+              </w:rPr>
+              <w:t xml:space="preserve">Method</w:t>
+            </w:r>
+          </w:p>
+        </w:tc>
+        <w:tc>
+          <w:tcPr>
+            <w:tcW w:type="dxa" w:w="3233"/>
+            <w:vAlign w:val="center"/>
+          </w:tcPr>
+          <w:p>
+            <w:pPr>
+              <w:spacing w:after="40" w:line="264" w:lineRule="auto"/>
+            </w:pPr>
+            <w:r>
+              <w:rPr>
+                <w:b/>
+              </w:rPr>
+              <w:t xml:space="preserve">Result</w:t>
+            </w:r>
+          </w:p>
+        </w:tc>
+      </w:tr>
+      <w:tr>
+        <w:trPr>
+          <w:cantSplit/>
+        </w:trPr>
+        <w:tc>
+          <w:tcPr>
+            <w:tcW w:type="dxa" w:w="2500"/>
+            <w:vAlign w:val="center"/>
+          </w:tcPr>
+          <w:p>
+            <w:pPr>
+              <w:spacing w:after="40" w:line="264" w:lineRule="auto"/>
+            </w:pPr>
+            <w:r>
+              <w:t xml:space="preserve">Reachability</w:t>
+            </w:r>
+          </w:p>
+        </w:tc>
+        <w:tc>
+          <w:tcPr>
+            <w:tcW w:type="dxa" w:w="3700"/>
+            <w:vAlign w:val="center"/>
+          </w:tcPr>
+          <w:p>
+            <w:pPr>
+              <w:spacing w:after="40" w:line="264" w:lineRule="auto"/>
+            </w:pPr>
+            <w:r>
+              <w:t xml:space="preserve">Breadth first search from the initial marking M0</w:t>
+            </w:r>
+          </w:p>
+        </w:tc>
+        <w:tc>
+          <w:tcPr>
+            <w:tcW w:type="dxa" w:w="3233"/>
+            <w:vAlign w:val="center"/>
+          </w:tcPr>
+          <w:p>
+            <w:pPr>
+              <w:spacing w:after="40" w:line="264" w:lineRule="auto"/>
+            </w:pPr>
+            <w:r>
+              <w:t xml:space="preserve">124 reachable markings, 587 arcs</w:t>
+            </w:r>
+          </w:p>
+        </w:tc>
+      </w:tr>
+      <w:tr>
+        <w:trPr>
+          <w:cantSplit/>
+        </w:trPr>
+        <w:tc>
+          <w:tcPr>
+            <w:tcW w:type="dxa" w:w="2500"/>
+            <w:vAlign w:val="center"/>
+          </w:tcPr>
+          <w:p>
+            <w:pPr>
+              <w:spacing w:after="40" w:line="264" w:lineRule="auto"/>
+            </w:pPr>
+            <w:r>
+              <w:t xml:space="preserve">Boundedness</w:t>
+            </w:r>
+          </w:p>
+        </w:tc>
+        <w:tc>
+          <w:tcPr>
+            <w:tcW w:type="dxa" w:w="3700"/>
+            <w:vAlign w:val="center"/>
+          </w:tcPr>
+          <w:p>
+            <w:pPr>
+              <w:spacing w:after="40" w:line="264" w:lineRule="auto"/>
+            </w:pPr>
+            <w:r>
+              <w:t xml:space="preserve">Maximum token count over the reachable set</w:t>
+            </w:r>
+          </w:p>
+        </w:tc>
+        <w:tc>
+          <w:tcPr>
+            <w:tcW w:type="dxa" w:w="3233"/>
+            <w:vAlign w:val="center"/>
+          </w:tcPr>
+          <w:p>
+            <w:pPr>
+              <w:spacing w:after="40" w:line="264" w:lineRule="auto"/>
+            </w:pPr>
+            <w:r>
+              <w:t xml:space="preserve">One token per place at most (1-safe)</w:t>
+            </w:r>
+          </w:p>
+        </w:tc>
+      </w:tr>
+      <w:tr>
+        <w:trPr>
+          <w:cantSplit/>
+        </w:trPr>
+        <w:tc>
+          <w:tcPr>
+            <w:tcW w:type="dxa" w:w="2500"/>
+            <w:vAlign w:val="center"/>
+          </w:tcPr>
+          <w:p>
+            <w:pPr>
+              <w:spacing w:after="40" w:line="264" w:lineRule="auto"/>
+            </w:pPr>
+            <w:r>
+              <w:t xml:space="preserve">Place invariants</w:t>
+            </w:r>
+          </w:p>
+        </w:tc>
+        <w:tc>
+          <w:tcPr>
+            <w:tcW w:type="dxa" w:w="3700"/>
+            <w:vAlign w:val="center"/>
+          </w:tcPr>
+          <w:p>
+            <w:pPr>
+              <w:spacing w:after="40" w:line="264" w:lineRule="auto"/>
+            </w:pPr>
+            <w:r>
+              <w:t xml:space="preserve">x·C = 0 verified for six weight vectors; token sums over all markings</w:t>
+            </w:r>
+          </w:p>
+        </w:tc>
+        <w:tc>
+          <w:tcPr>
+            <w:tcW w:type="dxa" w:w="3233"/>
+            <w:vAlign w:val="center"/>
+          </w:tcPr>
+          <w:p>
+            <w:pPr>
+              <w:spacing w:after="40" w:line="264" w:lineRule="auto"/>
+            </w:pPr>
+            <w:r>
+              <w:t xml:space="preserve">Controller, clamp, feed, spindle, guard and pressure place groups each hold exactly one token</w:t>
+            </w:r>
+          </w:p>
+        </w:tc>
+      </w:tr>
+      <w:tr>
+        <w:trPr>
+          <w:cantSplit/>
+        </w:trPr>
+        <w:tc>
+          <w:tcPr>
+            <w:tcW w:type="dxa" w:w="2500"/>
+            <w:vAlign w:val="center"/>
+          </w:tcPr>
+          <w:p>
+            <w:pPr>
+              <w:spacing w:after="40" w:line="264" w:lineRule="auto"/>
+            </w:pPr>
+            <w:r>
+              <w:t xml:space="preserve">Transition invariant</w:t>
+            </w:r>
+          </w:p>
+        </w:tc>
+        <w:tc>
+          <w:tcPr>
+            <w:tcW w:type="dxa" w:w="3700"/>
+            <w:vAlign w:val="center"/>
+          </w:tcPr>
+          <w:p>
+            <w:pPr>
+              <w:spacing w:after="40" w:line="264" w:lineRule="auto"/>
+            </w:pPr>
+            <w:r>
+              <w:t xml:space="preserve">C·y = 0 for the firing vector of the nominal cycle</w:t>
+            </w:r>
+          </w:p>
+        </w:tc>
+        <w:tc>
+          <w:tcPr>
+            <w:tcW w:type="dxa" w:w="3233"/>
+            <w:vAlign w:val="center"/>
+          </w:tcPr>
+          <w:p>
+            <w:pPr>
+              <w:spacing w:after="40" w:line="264" w:lineRule="auto"/>
+            </w:pPr>
+            <w:r>
+              <w:t xml:space="preserve">17 firings return the net to M0; the cycle is executable from M0</w:t>
+            </w:r>
+          </w:p>
+        </w:tc>
+      </w:tr>
+      <w:tr>
+        <w:trPr>
+          <w:cantSplit/>
+        </w:trPr>
+        <w:tc>
+          <w:tcPr>
+            <w:tcW w:type="dxa" w:w="2500"/>
+            <w:vAlign w:val="center"/>
+          </w:tcPr>
+          <w:p>
+            <w:pPr>
+              <w:spacing w:after="40" w:line="264" w:lineRule="auto"/>
+            </w:pPr>
+            <w:r>
+              <w:t xml:space="preserve">Deadlock</w:t>
+            </w:r>
+          </w:p>
+        </w:tc>
+        <w:tc>
+          <w:tcPr>
+            <w:tcW w:type="dxa" w:w="3700"/>
+            <w:vAlign w:val="center"/>
+          </w:tcPr>
+          <w:p>
+            <w:pPr>
+              <w:spacing w:after="40" w:line="264" w:lineRule="auto"/>
+            </w:pPr>
+            <w:r>
+              <w:t xml:space="preserve">Markings with no enabled transition</w:t>
+            </w:r>
+          </w:p>
+        </w:tc>
+        <w:tc>
+          <w:tcPr>
+            <w:tcW w:type="dxa" w:w="3233"/>
+            <w:vAlign w:val="center"/>
+          </w:tcPr>
+          <w:p>
+            <w:pPr>
+              <w:spacing w:after="40" w:line="264" w:lineRule="auto"/>
+            </w:pPr>
+            <w:r>
+              <w:t xml:space="preserve">None</w:t>
+            </w:r>
+          </w:p>
+        </w:tc>
+      </w:tr>
+      <w:tr>
+        <w:trPr>
+          <w:cantSplit/>
+        </w:trPr>
+        <w:tc>
+          <w:tcPr>
+            <w:tcW w:type="dxa" w:w="2500"/>
+            <w:vAlign w:val="center"/>
+          </w:tcPr>
+          <w:p>
+            <w:pPr>
+              <w:spacing w:after="40" w:line="264" w:lineRule="auto"/>
+            </w:pPr>
+            <w:r>
+              <w:t xml:space="preserve">Dead transitions</w:t>
+            </w:r>
+          </w:p>
+        </w:tc>
+        <w:tc>
+          <w:tcPr>
+            <w:tcW w:type="dxa" w:w="3700"/>
+            <w:vAlign w:val="center"/>
+          </w:tcPr>
+          <w:p>
+            <w:pPr>
+              <w:spacing w:after="40" w:line="264" w:lineRule="auto"/>
+            </w:pPr>
+            <w:r>
+              <w:t xml:space="preserve">Transitions that never occur in the graph</w:t>
+            </w:r>
+          </w:p>
+        </w:tc>
+        <w:tc>
+          <w:tcPr>
+            <w:tcW w:type="dxa" w:w="3233"/>
+            <w:vAlign w:val="center"/>
+          </w:tcPr>
+          <w:p>
+            <w:pPr>
+              <w:spacing w:after="40" w:line="264" w:lineRule="auto"/>
+            </w:pPr>
+            <w:r>
+              <w:t xml:space="preserve">None of the 45</w:t>
+            </w:r>
+          </w:p>
+        </w:tc>
+      </w:tr>
+      <w:tr>
+        <w:trPr>
+          <w:cantSplit/>
+        </w:trPr>
+        <w:tc>
+          <w:tcPr>
+            <w:tcW w:type="dxa" w:w="2500"/>
+            <w:vAlign w:val="center"/>
+          </w:tcPr>
+          <w:p>
+            <w:pPr>
+              <w:spacing w:after="40" w:line="264" w:lineRule="auto"/>
+            </w:pPr>
+            <w:r>
+              <w:t xml:space="preserve">Reversibility, liveness</w:t>
+            </w:r>
+          </w:p>
+        </w:tc>
+        <w:tc>
+          <w:tcPr>
+            <w:tcW w:type="dxa" w:w="3700"/>
+            <w:vAlign w:val="center"/>
+          </w:tcPr>
+          <w:p>
+            <w:pPr>
+              <w:spacing w:after="40" w:line="264" w:lineRule="auto"/>
+            </w:pPr>
+            <w:r>
+              <w:t xml:space="preserve">Reverse search from M0 over the graph</w:t>
+            </w:r>
+          </w:p>
+        </w:tc>
+        <w:tc>
+          <w:tcPr>
+            <w:tcW w:type="dxa" w:w="3233"/>
+            <w:vAlign w:val="center"/>
+          </w:tcPr>
+          <w:p>
+            <w:pPr>
+              <w:spacing w:after="40" w:line="264" w:lineRule="auto"/>
+            </w:pPr>
+            <w:r>
+              <w:t xml:space="preserve">M0 is reachable from all 124 markings, so every fault is recoverable and the net is live</w:t>
+            </w:r>
+          </w:p>
+        </w:tc>
+      </w:tr>
+      <w:tr>
+        <w:trPr>
+          <w:cantSplit/>
+        </w:trPr>
+        <w:tc>
+          <w:tcPr>
+            <w:tcW w:type="dxa" w:w="2500"/>
+            <w:vAlign w:val="center"/>
+          </w:tcPr>
+          <w:p>
+            <w:pPr>
+              <w:spacing w:after="40" w:line="264" w:lineRule="auto"/>
+            </w:pPr>
+            <w:r>
+              <w:t xml:space="preserve">S1</w:t>
+            </w:r>
+          </w:p>
+        </w:tc>
+        <w:tc>
+          <w:tcPr>
+            <w:tcW w:type="dxa" w:w="3700"/>
+            <w:vAlign w:val="center"/>
+          </w:tcPr>
+          <w:p>
+            <w:pPr>
+              <w:spacing w:after="40" w:line="264" w:lineRule="auto"/>
+            </w:pPr>
+            <w:r>
+              <w:t xml:space="preserve">Feed away from home ⇒ clamp closed</w:t>
+            </w:r>
+          </w:p>
+        </w:tc>
+        <w:tc>
+          <w:tcPr>
+            <w:tcW w:type="dxa" w:w="3233"/>
+            <w:vAlign w:val="center"/>
+          </w:tcPr>
+          <w:p>
+            <w:pPr>
+              <w:spacing w:after="40" w:line="264" w:lineRule="auto"/>
+            </w:pPr>
+            <w:r>
+              <w:t xml:space="preserve">Holds in every marking</w:t>
+            </w:r>
+          </w:p>
+        </w:tc>
+      </w:tr>
+      <w:tr>
+        <w:trPr>
+          <w:cantSplit/>
+        </w:trPr>
+        <w:tc>
+          <w:tcPr>
+            <w:tcW w:type="dxa" w:w="2500"/>
+            <w:vAlign w:val="center"/>
+          </w:tcPr>
+          <w:p>
+            <w:pPr>
+              <w:spacing w:after="40" w:line="264" w:lineRule="auto"/>
+            </w:pPr>
+            <w:r>
+              <w:t xml:space="preserve">S2</w:t>
+            </w:r>
+          </w:p>
+        </w:tc>
+        <w:tc>
+          <w:tcPr>
+            <w:tcW w:type="dxa" w:w="3700"/>
+            <w:vAlign w:val="center"/>
+          </w:tcPr>
+          <w:p>
+            <w:pPr>
+              <w:spacing w:after="40" w:line="264" w:lineRule="auto"/>
+            </w:pPr>
+            <w:r>
+              <w:t xml:space="preserve">Spindle running ⇒ clamp closed</w:t>
+            </w:r>
+          </w:p>
+        </w:tc>
+        <w:tc>
+          <w:tcPr>
+            <w:tcW w:type="dxa" w:w="3233"/>
+            <w:vAlign w:val="center"/>
+          </w:tcPr>
+          <w:p>
+            <w:pPr>
+              <w:spacing w:after="40" w:line="264" w:lineRule="auto"/>
+            </w:pPr>
+            <w:r>
+              <w:t xml:space="preserve">Holds in every marking</w:t>
+            </w:r>
+          </w:p>
+        </w:tc>
+      </w:tr>
+      <w:tr>
+        <w:trPr>
+          <w:cantSplit/>
+        </w:trPr>
+        <w:tc>
+          <w:tcPr>
+            <w:tcW w:type="dxa" w:w="2500"/>
+            <w:vAlign w:val="center"/>
+          </w:tcPr>
+          <w:p>
+            <w:pPr>
+              <w:spacing w:after="40" w:line="264" w:lineRule="auto"/>
+            </w:pPr>
+            <w:r>
+              <w:t xml:space="preserve">S3</w:t>
+            </w:r>
+          </w:p>
+        </w:tc>
+        <w:tc>
+          <w:tcPr>
+            <w:tcW w:type="dxa" w:w="3700"/>
+            <w:vAlign w:val="center"/>
+          </w:tcPr>
+          <w:p>
+            <w:pPr>
+              <w:spacing w:after="40" w:line="264" w:lineRule="auto"/>
+            </w:pPr>
+            <w:r>
+              <w:t xml:space="preserve">Release marked ⇒ spindle stopped</w:t>
+            </w:r>
+          </w:p>
+        </w:tc>
+        <w:tc>
+          <w:tcPr>
+            <w:tcW w:type="dxa" w:w="3233"/>
+            <w:vAlign w:val="center"/>
+          </w:tcPr>
+          <w:p>
+            <w:pPr>
+              <w:spacing w:after="40" w:line="264" w:lineRule="auto"/>
+            </w:pPr>
+            <w:r>
+              <w:t xml:space="preserve">Holds in every marking</w:t>
+            </w:r>
+          </w:p>
+        </w:tc>
+      </w:tr>
+      <w:tr>
+        <w:trPr>
+          <w:cantSplit/>
+        </w:trPr>
+        <w:tc>
+          <w:tcPr>
+            <w:tcW w:type="dxa" w:w="2500"/>
+            <w:vAlign w:val="center"/>
+          </w:tcPr>
+          <w:p>
+            <w:pPr>
+              <w:spacing w:after="40" w:line="264" w:lineRule="auto"/>
+            </w:pPr>
+            <w:r>
+              <w:t xml:space="preserve">S4</w:t>
+            </w:r>
+          </w:p>
+        </w:tc>
+        <w:tc>
+          <w:tcPr>
+            <w:tcW w:type="dxa" w:w="3700"/>
+            <w:vAlign w:val="center"/>
+          </w:tcPr>
+          <w:p>
+            <w:pPr>
+              <w:spacing w:after="40" w:line="264" w:lineRule="auto"/>
+            </w:pPr>
+            <w:r>
+              <w:t xml:space="preserve">Feed advance fires only with guard closed, pressure adequate, clamp closed and spindle running</w:t>
+            </w:r>
+          </w:p>
+        </w:tc>
+        <w:tc>
+          <w:tcPr>
+            <w:tcW w:type="dxa" w:w="3233"/>
+            <w:vAlign w:val="center"/>
+          </w:tcPr>
+          <w:p>
+            <w:pPr>
+              <w:spacing w:after="40" w:line="264" w:lineRule="auto"/>
+            </w:pPr>
+            <w:r>
+              <w:t xml:space="preserve">Holds on every arc</w:t>
+            </w:r>
+          </w:p>
+        </w:tc>
+      </w:tr>
+      <w:tr>
+        <w:trPr>
+          <w:cantSplit/>
+        </w:trPr>
+        <w:tc>
+          <w:tcPr>
+            <w:tcW w:type="dxa" w:w="2500"/>
+            <w:vAlign w:val="center"/>
+          </w:tcPr>
+          <w:p>
+            <w:pPr>
+              <w:spacing w:after="40" w:line="264" w:lineRule="auto"/>
+            </w:pPr>
+            <w:r>
+              <w:t xml:space="preserve">S5</w:t>
+            </w:r>
+          </w:p>
+        </w:tc>
+        <w:tc>
+          <w:tcPr>
+            <w:tcW w:type="dxa" w:w="3700"/>
+            <w:vAlign w:val="center"/>
+          </w:tcPr>
+          <w:p>
+            <w:pPr>
+              <w:spacing w:after="40" w:line="264" w:lineRule="auto"/>
+            </w:pPr>
+            <w:r>
+              <w:t xml:space="preserve">SpinUp, Advance, Retract or SpinDown marked ⇒ clamp closed</w:t>
+            </w:r>
+          </w:p>
+        </w:tc>
+        <w:tc>
+          <w:tcPr>
+            <w:tcW w:type="dxa" w:w="3233"/>
+            <w:vAlign w:val="center"/>
+          </w:tcPr>
+          <w:p>
+            <w:pPr>
+              <w:spacing w:after="40" w:line="264" w:lineRule="auto"/>
+            </w:pPr>
+            <w:r>
+              <w:t xml:space="preserve">Holds in every marking</w:t>
+            </w:r>
+          </w:p>
+        </w:tc>
+      </w:tr>
+      <w:tr>
+        <w:trPr>
+          <w:cantSplit/>
+        </w:trPr>
+        <w:tc>
+          <w:tcPr>
+            <w:tcW w:type="dxa" w:w="2500"/>
+            <w:vAlign w:val="center"/>
+          </w:tcPr>
+          <w:p>
+            <w:pPr>
+              <w:spacing w:after="40" w:line="264" w:lineRule="auto"/>
+            </w:pPr>
+            <w:r>
+              <w:t xml:space="preserve">S6</w:t>
+            </w:r>
+          </w:p>
+        </w:tc>
+        <w:tc>
+          <w:tcPr>
+            <w:tcW w:type="dxa" w:w="3700"/>
+            <w:vAlign w:val="center"/>
+          </w:tcPr>
+          <w:p>
+            <w:pPr>
+              <w:spacing w:after="40" w:line="264" w:lineRule="auto"/>
+            </w:pPr>
+            <w:r>
+              <w:t xml:space="preserve">Feed away from home ⇒ Advance, Retract or Fault marked</w:t>
+            </w:r>
+          </w:p>
+        </w:tc>
+        <w:tc>
+          <w:tcPr>
+            <w:tcW w:type="dxa" w:w="3233"/>
+            <w:vAlign w:val="center"/>
+          </w:tcPr>
+          <w:p>
+            <w:pPr>
+              <w:spacing w:after="40" w:line="264" w:lineRule="auto"/>
+            </w:pPr>
+            <w:r>
+              <w:t xml:space="preserve">Holds in every marking</w:t>
+            </w:r>
+          </w:p>
+        </w:tc>
+      </w:tr>
+      <w:tr>
+        <w:trPr>
+          <w:cantSplit/>
+        </w:trPr>
+        <w:tc>
+          <w:tcPr>
+            <w:tcW w:type="dxa" w:w="2500"/>
+            <w:vAlign w:val="center"/>
+          </w:tcPr>
+          <w:p>
+            <w:pPr>
+              <w:spacing w:after="40" w:line="264" w:lineRule="auto"/>
+            </w:pPr>
+            <w:r>
+              <w:t xml:space="preserve">One step fault response</w:t>
+            </w:r>
+          </w:p>
+        </w:tc>
+        <w:tc>
+          <w:tcPr>
+            <w:tcW w:type="dxa" w:w="3700"/>
+            <w:vAlign w:val="center"/>
+          </w:tcPr>
+          <w:p>
+            <w:pPr>
+              <w:spacing w:after="40" w:line="264" w:lineRule="auto"/>
+            </w:pPr>
+            <w:r>
+              <w:t xml:space="preserve">66 markings with the guard open or pressure low while an active state is marked</w:t>
+            </w:r>
+          </w:p>
+        </w:tc>
+        <w:tc>
+          <w:tcPr>
+            <w:tcW w:type="dxa" w:w="3233"/>
+            <w:vAlign w:val="center"/>
+          </w:tcPr>
+          <w:p>
+            <w:pPr>
+              <w:spacing w:after="40" w:line="264" w:lineRule="auto"/>
+            </w:pPr>
+            <w:r>
+              <w:t xml:space="preserve">A fault transition is enabled in all 66; no energizing step is enabled in any</w:t>
+            </w:r>
+          </w:p>
+        </w:tc>
+      </w:tr>
+    </w:tbl>
+    <w:p/>
+    <w:p>
+      <w:pPr>
+        <w:pStyle w:val="Caption"/>
+      </w:pPr>
+      <w:r>
+        <w:t>Table 3.3  Results of the structural and reachability analysis of the Petri net; every row was computed by the script in Appendix I.</w:t>
+      </w:r>
+    </w:p>
+    <w:p>
+      <w:r>
+        <w:t xml:space="preserve">The six safety properties S1 to S6 were evaluated as predicates over all markings or all arcs and hold without exception. Property S4 is structural, since t_fa1 carries the corresponding read arcs; the others are behavioral consequences of the whole net and could not have been read off the state diagram of Figure 3.4. S1 and S2 state that the workpiece is clamped whenever the feed is away from home and whenever the spindle runs; S3 states that the clamp is never released while the spindle runs; S5 and S6 locate the clamp and feed conditions within the controller states. These are exactly the interlock requirements of Section 3.1, now established for every behavior the model admits.</w:t>
+      </w:r>
+    </w:p>
+    <w:p>
+      <w:r>
+        <w:t xml:space="preserve">Two further results concern fault handling. First, in each of the 66 markings in which the guard is open or the pressure is low while an active state is marked, a fault transition is enabled and no energizing transition is enabled; the controller can do nothing but fault, which is the intended one step response of Section 2.14. Second, M0 is reachable from every reachable marking, so the net is reversible and therefore live: every fault, including one entered while a cylinder is between its end sensors, can be recovered by the supervised recovery transitions followed by t_reset. No dead markings and no dead transitions exist, so the model contains no unreachable code. The 32 reachable Fault markings enumerate the plant configurations that a recovery procedure must handle, and test cases T41 to T44 of Appendix B were derived from them.</w:t>
+      </w:r>
+    </w:p>
+    <w:p>
+      <w:r>
+        <w:t xml:space="preserve">The analysis has limits. It is untimed, so it establishes which markings are possible but not how long a hazardous intermediate marking persists; the single evaluation step between a lost permissive and the fault transition must be bounded by measured scan, output and valve delays. The interleaving semantics assumes that at most one transition fires at a time, which is a conservative abstraction of a scanning controller. The read arcs on the permissive places encode a priority that the structured text must implement explicitly, and places represent true mechanical states rather than sensor readings. Within those limits, the result is stronger than the simulation evidence of Sections 3.15 to 3.17, which samples behaviors, because the reachability graph contains all of them.</w:t>
+      </w:r>
+    </w:p>
+    <w:p>
+      <w:pPr>
+        <w:pStyle w:val="Heading2"/>
+      </w:pPr>
+      <w:r>
+        <w:t>3.8 Timed interpretation and analytic expectation of the cycle</w:t>
+      </w:r>
+    </w:p>
+    <w:p>
+      <w:r>
+        <w:t xml:space="preserve">Figure 3.3 gives the nominal cycle a timed interpretation and is the model the simulator of Section 3.24 executes. One attempt is one token that leaves the place Ready, passes through seven timed transitions whose firing delays are the segment durations of Section 3.9, and returns to Ready through the immediate transition i_count. T3 and T4 together occupy the controller state Advance, so the seven timed transitions refine the six active controller states rather than replacing them. The immediate transitions i_p and i_f represent the pressure threshold and the scheduled fault injection and route the token to Rejected. In the terminology of stochastic Petri nets the model is a timed net with generally distributed delays, which is why it is evaluated by Monte Carlo execution rather than by the Markov chain methods available for exponential delays [13], [14].</w:t>
+      </w:r>
+    </w:p>
+    <w:p>
+      <w:pPr>
+        <w:keepNext/>
+        <w:jc w:val="center"/>
+      </w:pPr>
+      <w:r>
+        <w:drawing>
+          <wp:inline xmlns:a="http://schemas.openxmlformats.org/drawingml/2006/main" xmlns:pic="http://schemas.openxmlformats.org/drawingml/2006/picture">
+            <wp:extent cx="5486400" cy="1559293"/>
+            <wp:docPr id="7" name="Picture 7"/>
+            <wp:cNvGraphicFramePr>
+              <a:graphicFrameLocks noChangeAspect="1"/>
+            </wp:cNvGraphicFramePr>
+            <a:graphic>
+              <a:graphicData uri="http://schemas.openxmlformats.org/drawingml/2006/picture">
+                <pic:pic>
+                  <pic:nvPicPr>
+                    <pic:cNvPr id="0" name="petri_timed.png"/>
+                    <pic:cNvPicPr/>
+                  </pic:nvPicPr>
+                  <pic:blipFill>
+                    <a:blip r:embed="rId16"/>
+                    <a:stretch>
+                      <a:fillRect/>
+                    </a:stretch>
+                  </pic:blipFill>
+                  <pic:spPr>
+                    <a:xfrm>
+                      <a:off x="0" y="0"/>
+                      <a:ext cx="5486400" cy="1559293"/>
+                    </a:xfrm>
+                    <a:prstGeom prst="rect"/>
+                  </pic:spPr>
+                </pic:pic>
+              </a:graphicData>
+            </a:graphic>
+          </wp:inline>
+        </w:drawing>
+      </w:r>
+    </w:p>
+    <w:p>
+      <w:pPr>
+        <w:pStyle w:val="Caption"/>
+      </w:pPr>
+      <w:r>
+        <w:t>Figure 3.3  Stochastic timed Petri net of one simulated attempt; the immediate transitions i_p and i_f classify rejected attempts.</w:t>
+      </w:r>
+    </w:p>
+    <w:p>
+      <w:r>
+        <w:t xml:space="preserve">Because the attempt net is a chain, its completed cycle time is the sum of seven independent delays, three of which share the factor R = 0.50 MPa / P. The expected cycle is E[R](1.10 + 2.90 + 1.45) + (1.35 + 1.75 + 0.90 + 0.80) seconds and the variance follows from E[R], E[R²] and the segment variances. Both moments were obtained by numerical integration of the pressure distribution restricted to the completed region P ≥ 0.38 MPa, as listed in Appendix I. For the nominal spread E[R] = 1.0032, giving an expected completed cycle of 10.267 s with a standard deviation of 0.507 s. For the wider spread the conditioning removes the slow low pressure attempts, E[R] = 0.9997, the expected completed mean is 10.248 s with a standard deviation of 0.819 s, and the expected number of rejections is 300 × Φ((0.38 − 0.50)/0.075) = 16.4. Table 3.4 sets these expectations against the simulated values reported in Section 3.15 and Table 3.5.</w:t>
+      </w:r>
+    </w:p>
+    <w:tbl>
+      <w:tblPr>
+        <w:tblStyle w:val="TableGrid"/>
+        <w:tblW w:type="auto" w:w="0"/>
+        <w:jc w:val="center"/>
+        <w:tblLayout w:type="fixed"/>
+        <w:tblLook w:firstColumn="1" w:firstRow="1" w:lastColumn="0" w:lastRow="0" w:noHBand="0" w:noVBand="1" w:val="04A0"/>
+      </w:tblPr>
+      <w:tblGrid>
+        <w:gridCol w:w="1900"/>
+        <w:gridCol w:w="1250"/>
+        <w:gridCol w:w="1250"/>
+        <w:gridCol w:w="1250"/>
+        <w:gridCol w:w="1250"/>
+        <w:gridCol w:w="1300"/>
+        <w:gridCol w:w="1233"/>
+      </w:tblGrid>
+      <w:tr>
+        <w:trPr>
+          <w:tblHeader w:val="true"/>
+          <w:cantSplit/>
+        </w:trPr>
+        <w:tc>
+          <w:tcPr>
+            <w:tcW w:type="dxa" w:w="1900"/>
+            <w:vAlign w:val="center"/>
+          </w:tcPr>
+          <w:p>
+            <w:pPr>
+              <w:spacing w:after="40" w:line="264" w:lineRule="auto"/>
+            </w:pPr>
+            <w:r>
+              <w:rPr>
+                <w:b/>
+              </w:rPr>
+              <w:t xml:space="preserve">Scenario</w:t>
+            </w:r>
+          </w:p>
+        </w:tc>
+        <w:tc>
+          <w:tcPr>
+            <w:tcW w:type="dxa" w:w="1250"/>
+            <w:vAlign w:val="center"/>
+          </w:tcPr>
+          <w:p>
+            <w:pPr>
+              <w:spacing w:after="40" w:line="264" w:lineRule="auto"/>
+            </w:pPr>
+            <w:r>
+              <w:rPr>
+                <w:b/>
+              </w:rPr>
+              <w:t xml:space="preserve">Expected mean s</w:t>
+            </w:r>
+          </w:p>
+        </w:tc>
+        <w:tc>
+          <w:tcPr>
+            <w:tcW w:type="dxa" w:w="1250"/>
+            <w:vAlign w:val="center"/>
+          </w:tcPr>
+          <w:p>
+            <w:pPr>
+              <w:spacing w:after="40" w:line="264" w:lineRule="auto"/>
+            </w:pPr>
+            <w:r>
+              <w:rPr>
+                <w:b/>
+              </w:rPr>
+              <w:t xml:space="preserve">Simulated mean s</w:t>
+            </w:r>
+          </w:p>
+        </w:tc>
+        <w:tc>
+          <w:tcPr>
+            <w:tcW w:type="dxa" w:w="1250"/>
+            <w:vAlign w:val="center"/>
+          </w:tcPr>
+          <w:p>
+            <w:pPr>
+              <w:spacing w:after="40" w:line="264" w:lineRule="auto"/>
+            </w:pPr>
+            <w:r>
+              <w:rPr>
+                <w:b/>
+              </w:rPr>
+              <w:t xml:space="preserve">Expected SD s</w:t>
+            </w:r>
+          </w:p>
+        </w:tc>
+        <w:tc>
+          <w:tcPr>
+            <w:tcW w:type="dxa" w:w="1250"/>
+            <w:vAlign w:val="center"/>
+          </w:tcPr>
+          <w:p>
+            <w:pPr>
+              <w:spacing w:after="40" w:line="264" w:lineRule="auto"/>
+            </w:pPr>
+            <w:r>
+              <w:rPr>
+                <w:b/>
+              </w:rPr>
+              <w:t xml:space="preserve">Simulated SD s</w:t>
+            </w:r>
+          </w:p>
+        </w:tc>
+        <w:tc>
+          <w:tcPr>
+            <w:tcW w:type="dxa" w:w="1300"/>
+            <w:vAlign w:val="center"/>
+          </w:tcPr>
+          <w:p>
+            <w:pPr>
+              <w:spacing w:after="40" w:line="264" w:lineRule="auto"/>
+            </w:pPr>
+            <w:r>
+              <w:rPr>
+                <w:b/>
+              </w:rPr>
+              <w:t xml:space="preserve">Expected rejections</w:t>
+            </w:r>
+          </w:p>
+        </w:tc>
+        <w:tc>
+          <w:tcPr>
+            <w:tcW w:type="dxa" w:w="1233"/>
+            <w:vAlign w:val="center"/>
+          </w:tcPr>
+          <w:p>
+            <w:pPr>
+              <w:spacing w:after="40" w:line="264" w:lineRule="auto"/>
+            </w:pPr>
+            <w:r>
+              <w:rPr>
+                <w:b/>
+              </w:rPr>
+              <w:t xml:space="preserve">Observed rejections</w:t>
+            </w:r>
+          </w:p>
+        </w:tc>
+      </w:tr>
+      <w:tr>
+        <w:trPr>
+          <w:cantSplit/>
+        </w:trPr>
+        <w:tc>
+          <w:tcPr>
+            <w:tcW w:type="dxa" w:w="1900"/>
+            <w:vAlign w:val="center"/>
+          </w:tcPr>
+          <w:p>
+            <w:pPr>
+              <w:spacing w:after="40" w:line="264" w:lineRule="auto"/>
+            </w:pPr>
+            <w:r>
+              <w:t xml:space="preserve">Nominal</w:t>
+            </w:r>
+          </w:p>
+        </w:tc>
+        <w:tc>
+          <w:tcPr>
+            <w:tcW w:type="dxa" w:w="1250"/>
+            <w:vAlign w:val="center"/>
+          </w:tcPr>
+          <w:p>
+            <w:pPr>
+              <w:spacing w:after="40" w:line="264" w:lineRule="auto"/>
+            </w:pPr>
+            <w:r>
+              <w:t xml:space="preserve">10.267</w:t>
+            </w:r>
+          </w:p>
+        </w:tc>
+        <w:tc>
+          <w:tcPr>
+            <w:tcW w:type="dxa" w:w="1250"/>
+            <w:vAlign w:val="center"/>
+          </w:tcPr>
+          <w:p>
+            <w:pPr>
+              <w:spacing w:after="40" w:line="264" w:lineRule="auto"/>
+            </w:pPr>
+            <w:r>
+              <w:t xml:space="preserve">10.271</w:t>
+            </w:r>
+          </w:p>
+        </w:tc>
+        <w:tc>
+          <w:tcPr>
+            <w:tcW w:type="dxa" w:w="1250"/>
+            <w:vAlign w:val="center"/>
+          </w:tcPr>
+          <w:p>
+            <w:pPr>
+              <w:spacing w:after="40" w:line="264" w:lineRule="auto"/>
+            </w:pPr>
+            <w:r>
+              <w:t xml:space="preserve">0.507</w:t>
+            </w:r>
+          </w:p>
+        </w:tc>
+        <w:tc>
+          <w:tcPr>
+            <w:tcW w:type="dxa" w:w="1250"/>
+            <w:vAlign w:val="center"/>
+          </w:tcPr>
+          <w:p>
+            <w:pPr>
+              <w:spacing w:after="40" w:line="264" w:lineRule="auto"/>
+            </w:pPr>
+            <w:r>
+              <w:t xml:space="preserve">0.509</w:t>
+            </w:r>
+          </w:p>
+        </w:tc>
+        <w:tc>
+          <w:tcPr>
+            <w:tcW w:type="dxa" w:w="1300"/>
+            <w:vAlign w:val="center"/>
+          </w:tcPr>
+          <w:p>
+            <w:pPr>
+              <w:spacing w:after="40" w:line="264" w:lineRule="auto"/>
+            </w:pPr>
+            <w:r>
+              <w:t xml:space="preserve">0.0</w:t>
+            </w:r>
+          </w:p>
+        </w:tc>
+        <w:tc>
+          <w:tcPr>
+            <w:tcW w:type="dxa" w:w="1233"/>
+            <w:vAlign w:val="center"/>
+          </w:tcPr>
+          <w:p>
+            <w:pPr>
+              <w:spacing w:after="40" w:line="264" w:lineRule="auto"/>
+            </w:pPr>
+            <w:r>
+              <w:t xml:space="preserve">0</w:t>
+            </w:r>
+          </w:p>
+        </w:tc>
+      </w:tr>
+      <w:tr>
+        <w:trPr>
+          <w:cantSplit/>
+        </w:trPr>
+        <w:tc>
+          <w:tcPr>
+            <w:tcW w:type="dxa" w:w="1900"/>
+            <w:vAlign w:val="center"/>
+          </w:tcPr>
+          <w:p>
+            <w:pPr>
+              <w:spacing w:after="40" w:line="264" w:lineRule="auto"/>
+            </w:pPr>
+            <w:r>
+              <w:t xml:space="preserve">Pressure variation</w:t>
+            </w:r>
+          </w:p>
+        </w:tc>
+        <w:tc>
+          <w:tcPr>
+            <w:tcW w:type="dxa" w:w="1250"/>
+            <w:vAlign w:val="center"/>
+          </w:tcPr>
+          <w:p>
+            <w:pPr>
+              <w:spacing w:after="40" w:line="264" w:lineRule="auto"/>
+            </w:pPr>
+            <w:r>
+              <w:t xml:space="preserve">10.248</w:t>
+            </w:r>
+          </w:p>
+        </w:tc>
+        <w:tc>
+          <w:tcPr>
+            <w:tcW w:type="dxa" w:w="1250"/>
+            <w:vAlign w:val="center"/>
+          </w:tcPr>
+          <w:p>
+            <w:pPr>
+              <w:spacing w:after="40" w:line="264" w:lineRule="auto"/>
+            </w:pPr>
+            <w:r>
+              <w:t xml:space="preserve">10.248</w:t>
+            </w:r>
+          </w:p>
+        </w:tc>
+        <w:tc>
+          <w:tcPr>
+            <w:tcW w:type="dxa" w:w="1250"/>
+            <w:vAlign w:val="center"/>
+          </w:tcPr>
+          <w:p>
+            <w:pPr>
+              <w:spacing w:after="40" w:line="264" w:lineRule="auto"/>
+            </w:pPr>
+            <w:r>
+              <w:t xml:space="preserve">0.819</w:t>
+            </w:r>
+          </w:p>
+        </w:tc>
+        <w:tc>
+          <w:tcPr>
+            <w:tcW w:type="dxa" w:w="1250"/>
+            <w:vAlign w:val="center"/>
+          </w:tcPr>
+          <w:p>
+            <w:pPr>
+              <w:spacing w:after="40" w:line="264" w:lineRule="auto"/>
+            </w:pPr>
+            <w:r>
+              <w:t xml:space="preserve">0.806</w:t>
+            </w:r>
+          </w:p>
+        </w:tc>
+        <w:tc>
+          <w:tcPr>
+            <w:tcW w:type="dxa" w:w="1300"/>
+            <w:vAlign w:val="center"/>
+          </w:tcPr>
+          <w:p>
+            <w:pPr>
+              <w:spacing w:after="40" w:line="264" w:lineRule="auto"/>
+            </w:pPr>
+            <w:r>
+              <w:t xml:space="preserve">16.4</w:t>
+            </w:r>
+          </w:p>
+        </w:tc>
+        <w:tc>
+          <w:tcPr>
+            <w:tcW w:type="dxa" w:w="1233"/>
+            <w:vAlign w:val="center"/>
+          </w:tcPr>
+          <w:p>
+            <w:pPr>
+              <w:spacing w:after="40" w:line="264" w:lineRule="auto"/>
+            </w:pPr>
+            <w:r>
+              <w:t xml:space="preserve">21</w:t>
+            </w:r>
+          </w:p>
+        </w:tc>
+      </w:tr>
+      <w:tr>
+        <w:trPr>
+          <w:cantSplit/>
+        </w:trPr>
+        <w:tc>
+          <w:tcPr>
+            <w:tcW w:type="dxa" w:w="1900"/>
+            <w:vAlign w:val="center"/>
+          </w:tcPr>
+          <w:p>
+            <w:pPr>
+              <w:spacing w:after="40" w:line="264" w:lineRule="auto"/>
+            </w:pPr>
+            <w:r>
+              <w:t xml:space="preserve">Injected faults</w:t>
+            </w:r>
+          </w:p>
+        </w:tc>
+        <w:tc>
+          <w:tcPr>
+            <w:tcW w:type="dxa" w:w="1250"/>
+            <w:vAlign w:val="center"/>
+          </w:tcPr>
+          <w:p>
+            <w:pPr>
+              <w:spacing w:after="40" w:line="264" w:lineRule="auto"/>
+            </w:pPr>
+            <w:r>
+              <w:t xml:space="preserve">10.267</w:t>
+            </w:r>
+          </w:p>
+        </w:tc>
+        <w:tc>
+          <w:tcPr>
+            <w:tcW w:type="dxa" w:w="1250"/>
+            <w:vAlign w:val="center"/>
+          </w:tcPr>
+          <w:p>
+            <w:pPr>
+              <w:spacing w:after="40" w:line="264" w:lineRule="auto"/>
+            </w:pPr>
+            <w:r>
+              <w:t xml:space="preserve">10.271</w:t>
+            </w:r>
+          </w:p>
+        </w:tc>
+        <w:tc>
+          <w:tcPr>
+            <w:tcW w:type="dxa" w:w="1250"/>
+            <w:vAlign w:val="center"/>
+          </w:tcPr>
+          <w:p>
+            <w:pPr>
+              <w:spacing w:after="40" w:line="264" w:lineRule="auto"/>
+            </w:pPr>
+            <w:r>
+              <w:t xml:space="preserve">0.507</w:t>
+            </w:r>
+          </w:p>
+        </w:tc>
+        <w:tc>
+          <w:tcPr>
+            <w:tcW w:type="dxa" w:w="1250"/>
+            <w:vAlign w:val="center"/>
+          </w:tcPr>
+          <w:p>
+            <w:pPr>
+              <w:spacing w:after="40" w:line="264" w:lineRule="auto"/>
+            </w:pPr>
+            <w:r>
+              <w:t xml:space="preserve">0.545</w:t>
+            </w:r>
+          </w:p>
+        </w:tc>
+        <w:tc>
+          <w:tcPr>
+            <w:tcW w:type="dxa" w:w="1300"/>
+            <w:vAlign w:val="center"/>
+          </w:tcPr>
+          <w:p>
+            <w:pPr>
+              <w:spacing w:after="40" w:line="264" w:lineRule="auto"/>
+            </w:pPr>
+            <w:r>
+              <w:t xml:space="preserve">25 scheduled</w:t>
+            </w:r>
+          </w:p>
+        </w:tc>
+        <w:tc>
+          <w:tcPr>
+            <w:tcW w:type="dxa" w:w="1233"/>
+            <w:vAlign w:val="center"/>
+          </w:tcPr>
+          <w:p>
+            <w:pPr>
+              <w:spacing w:after="40" w:line="264" w:lineRule="auto"/>
+            </w:pPr>
+            <w:r>
+              <w:t xml:space="preserve">25</w:t>
+            </w:r>
+          </w:p>
+        </w:tc>
+      </w:tr>
+    </w:tbl>
+    <w:p/>
+    <w:p>
+      <w:pPr>
+        <w:pStyle w:val="Caption"/>
+      </w:pPr>
+      <w:r>
+        <w:t>Table 3.4  Analytic expectation of the timed net against the seeded simulation; the injected fault scenario shares the nominal pressure spread.</w:t>
+      </w:r>
+    </w:p>
+    <w:p>
+      <w:r>
+        <w:t xml:space="preserve">The nominal simulated mean differs from its expectation by 0.004 s, less than one standard error of 0.029 s, and the standard deviations agree to within 0.002 s. For the pressure variation scenario the simulated completed mean equals the conditional expectation to three decimals, while 21 rejections were observed against an expectation of 16.4 with a binomial standard deviation of 3.9. This agreement verifies that the simulation executes the declared timed net correctly. It is a check of software against model, not of model against machine; the values remain outcomes of declared assumptions.</w:t>
+      </w:r>
+    </w:p>
+    <w:p>
+      <w:pPr>
+        <w:pStyle w:val="Heading2"/>
+      </w:pPr>
+      <w:r>
+        <w:t>3.9 Timing and performance parameters</w:t>
       </w:r>
     </w:p>
     <w:p>
@@ -985,7 +4261,7 @@
         <w:pStyle w:val="Heading2"/>
       </w:pPr>
       <w:r>
-        <w:t>3.6 Controller pseudocode design</w:t>
+        <w:t>3.10 Controller pseudocode design</w:t>
       </w:r>
     </w:p>
     <w:p>
@@ -995,7 +4271,7 @@
     </w:p>
     <w:p>
       <w:r>
-        <w:t>Pseudocode in Appendix C illustrates the sequencing pattern. It deliberately omits vendor specific timer and contactor details. An implementation should use a platform timer instance per move or an explicitly resettable reusable timer, avoid stale done bits, and document the behavior when the CPU changes operating modes.</w:t>
+        <w:t>Pseudocode in Appendix C illustrates the sequencing pattern. Each value of the state variable is a controller place of the net in Section 3.5 and each IF branch is one of its transitions; the global fault evaluation that precedes the CASE statement implements the read arcs on the permissive places. It deliberately omits vendor specific timer and contactor details. An implementation should use a platform timer instance per move or an explicitly resettable reusable timer, avoid stale done bits, and document the behavior when the CPU changes operating modes.</w:t>
       </w:r>
     </w:p>
     <w:p>
@@ -1003,7 +4279,7 @@
         <w:pStyle w:val="Heading2"/>
       </w:pPr>
       <w:r>
-        <w:t>3.7 Event log schema</w:t>
+        <w:t>3.11 Event log schema</w:t>
       </w:r>
     </w:p>
     <w:p>
@@ -1021,7 +4297,7 @@
         <w:pStyle w:val="Heading2"/>
       </w:pPr>
       <w:r>
-        <w:t>3.8 Experimental scenarios</w:t>
+        <w:t>3.12 Experimental scenarios</w:t>
       </w:r>
     </w:p>
     <w:p>
@@ -1039,7 +4315,7 @@
         <w:pStyle w:val="Heading2"/>
       </w:pPr>
       <w:r>
-        <w:t>3.9 Reproducibility and random seed</w:t>
+        <w:t>3.13 Reproducibility and random seed</w:t>
       </w:r>
     </w:p>
     <w:p>
@@ -1057,7 +4333,7 @@
         <w:pStyle w:val="Heading2"/>
       </w:pPr>
       <w:r>
-        <w:t>3.10 Statistical method</w:t>
+        <w:t>3.14 Statistical method</w:t>
       </w:r>
     </w:p>
     <w:p>
@@ -1075,7 +4351,7 @@
         <w:pStyle w:val="Heading2"/>
       </w:pPr>
       <w:r>
-        <w:t>3.11 Nominal model outcomes</w:t>
+        <w:t>3.15 Nominal model outcomes</w:t>
       </w:r>
     </w:p>
     <w:p>
@@ -1093,7 +4369,7 @@
         <w:pStyle w:val="Heading2"/>
       </w:pPr>
       <w:r>
-        <w:t>3.12 Pressure variation outcomes</w:t>
+        <w:t>3.16 Pressure variation outcomes</w:t>
       </w:r>
     </w:p>
     <w:p>
@@ -1111,7 +4387,7 @@
         <w:pStyle w:val="Heading2"/>
       </w:pPr>
       <w:r>
-        <w:t>3.13 Injected fault outcomes</w:t>
+        <w:t>3.17 Injected fault outcomes</w:t>
       </w:r>
     </w:p>
     <w:p>
@@ -1129,12 +4405,12 @@
         <w:pStyle w:val="Heading2"/>
       </w:pPr>
       <w:r>
-        <w:t>3.14 Trace invariants and checks</w:t>
-      </w:r>
-    </w:p>
-    <w:p>
-      <w:r>
-        <w:t>The generated attempts are checked against conceptual invariants: a complete record has no fault code, a rejected record has a fault code, and a pressure below the threshold cannot be marked complete. The separate state pseudocode specifies stronger invariants concerning output permissives. A full executable PLC test harness would replay timed input events and assert those invariants at each scan.</w:t>
+        <w:t>3.18 Trace invariants and checks</w:t>
+      </w:r>
+    </w:p>
+    <w:p>
+      <w:r>
+        <w:t>The generated attempts are checked against conceptual invariants: a complete record has no fault code, a rejected record has a fault code, and a pressure below the threshold cannot be marked complete. The separate state pseudocode specifies stronger invariants concerning output permissives, and the place invariants and safety properties of Sections 3.6 and 3.7 are their formal counterparts. A full executable PLC test harness would replay timed input events and assert those invariants at each scan.</w:t>
       </w:r>
     </w:p>
     <w:p>
@@ -1147,7 +4423,7 @@
         <w:pStyle w:val="Heading2"/>
       </w:pPr>
       <w:r>
-        <w:t>3.15 Experimental validity</w:t>
+        <w:t>3.19 Experimental validity</w:t>
       </w:r>
     </w:p>
     <w:p>
@@ -1165,7 +4441,7 @@
         <w:pStyle w:val="Heading2"/>
       </w:pPr>
       <w:r>
-        <w:t>3.16 Physical validation procedure</w:t>
+        <w:t>3.20 Physical validation procedure</w:t>
       </w:r>
     </w:p>
     <w:p>
@@ -1183,7 +4459,7 @@
         <w:pStyle w:val="Heading2"/>
       </w:pPr>
       <w:r>
-        <w:t>3.17 Mapping requirements to evidence</w:t>
+        <w:t>3.21 Mapping requirements to evidence</w:t>
       </w:r>
     </w:p>
     <w:p>
@@ -1201,7 +4477,7 @@
         <w:pStyle w:val="Heading2"/>
       </w:pPr>
       <w:r>
-        <w:t>3.18 Input domain partitioning</w:t>
+        <w:t>3.22 Input domain partitioning</w:t>
       </w:r>
     </w:p>
     <w:p>
@@ -1219,7 +4495,7 @@
         <w:pStyle w:val="Heading2"/>
       </w:pPr>
       <w:r>
-        <w:t>3.19 State by state entry and exit conditions</w:t>
+        <w:t>3.23 State by state entry and exit conditions</w:t>
       </w:r>
     </w:p>
     <w:p>
@@ -1237,7 +4513,7 @@
         <w:pStyle w:val="Heading2"/>
       </w:pPr>
       <w:r>
-        <w:t>3.20 Event scheduling in the simulator</w:t>
+        <w:t>3.24 Event scheduling in the simulator</w:t>
       </w:r>
     </w:p>
     <w:p>
@@ -1255,7 +4531,7 @@
         <w:pStyle w:val="Heading2"/>
       </w:pPr>
       <w:r>
-        <w:t>3.21 Choice of random distributions</w:t>
+        <w:t>3.25 Choice of random distributions</w:t>
       </w:r>
     </w:p>
     <w:p>
@@ -1273,7 +4549,7 @@
         <w:pStyle w:val="Heading2"/>
       </w:pPr>
       <w:r>
-        <w:t>3.22 Selection bias in completed cycles</w:t>
+        <w:t>3.26 Selection bias in completed cycles</w:t>
       </w:r>
     </w:p>
     <w:p>
@@ -1291,7 +4567,7 @@
         <w:pStyle w:val="Heading2"/>
       </w:pPr>
       <w:r>
-        <w:t>3.23 Confidence interval interpretation</w:t>
+        <w:t>3.27 Confidence interval interpretation</w:t>
       </w:r>
     </w:p>
     <w:p>
@@ -1309,7 +4585,7 @@
         <w:pStyle w:val="Heading2"/>
       </w:pPr>
       <w:r>
-        <w:t>3.24 Percentiles and deadline selection</w:t>
+        <w:t>3.28 Percentiles and deadline selection</w:t>
       </w:r>
     </w:p>
     <w:p>
@@ -1327,7 +4603,7 @@
         <w:pStyle w:val="Heading2"/>
       </w:pPr>
       <w:r>
-        <w:t>3.25 Negative testing and contradiction cases</w:t>
+        <w:t>3.29 Negative testing and contradiction cases</w:t>
       </w:r>
     </w:p>
     <w:p>
@@ -1345,7 +4621,7 @@
         <w:pStyle w:val="Heading2"/>
       </w:pPr>
       <w:r>
-        <w:t>3.26 Repeatability and independence</w:t>
+        <w:t>3.30 Repeatability and independence</w:t>
       </w:r>
     </w:p>
     <w:p>
@@ -1363,7 +4639,7 @@
         <w:pStyle w:val="Heading2"/>
       </w:pPr>
       <w:r>
-        <w:t>3.27 Software configuration management</w:t>
+        <w:t>3.31 Software configuration management</w:t>
       </w:r>
     </w:p>
     <w:p>
@@ -1381,7 +4657,7 @@
         <w:pStyle w:val="Heading2"/>
       </w:pPr>
       <w:r>
-        <w:t>3.28 Alternative performance measures</w:t>
+        <w:t>3.32 Alternative performance measures</w:t>
       </w:r>
     </w:p>
     <w:p>
@@ -1399,7 +4675,7 @@
         <w:pStyle w:val="Heading2"/>
       </w:pPr>
       <w:r>
-        <w:t>3.29 Model comparison against baseline</w:t>
+        <w:t>3.33 Model comparison against baseline</w:t>
       </w:r>
     </w:p>
     <w:p>
@@ -1417,7 +4693,7 @@
         <w:pStyle w:val="Heading2"/>
       </w:pPr>
       <w:r>
-        <w:t>3.30 Illustrative hypothesis formulation</w:t>
+        <w:t>3.34 Illustrative hypothesis formulation</w:t>
       </w:r>
     </w:p>
     <w:p>
@@ -1435,7 +4711,7 @@
         <w:pStyle w:val="Heading2"/>
       </w:pPr>
       <w:r>
-        <w:t>3.31 Dry run measurement plan</w:t>
+        <w:t>3.35 Dry run measurement plan</w:t>
       </w:r>
     </w:p>
     <w:p>
@@ -1453,7 +4729,7 @@
         <w:pStyle w:val="Heading2"/>
       </w:pPr>
       <w:r>
-        <w:t>3.32 Planned data cleaning rules</w:t>
+        <w:t>3.36 Planned data cleaning rules</w:t>
       </w:r>
     </w:p>
     <w:p>
@@ -1471,7 +4747,7 @@
         <w:pStyle w:val="Heading2"/>
       </w:pPr>
       <w:r>
-        <w:t>3.33 Visualization choices</w:t>
+        <w:t>3.37 Visualization choices</w:t>
       </w:r>
     </w:p>
     <w:p>
@@ -1489,7 +4765,7 @@
         <w:pStyle w:val="Heading2"/>
       </w:pPr>
       <w:r>
-        <w:t>3.34 Failure mode interpretation</w:t>
+        <w:t>3.38 Failure mode interpretation</w:t>
       </w:r>
     </w:p>
     <w:p>
@@ -1507,7 +4783,7 @@
         <w:pStyle w:val="Heading2"/>
       </w:pPr>
       <w:r>
-        <w:t>3.35 Research ethics and reporting</w:t>
+        <w:t>3.39 Research ethics and reporting</w:t>
       </w:r>
     </w:p>
     <w:p>
@@ -1565,7 +4841,7 @@
         <w:pStyle w:val="Caption"/>
       </w:pPr>
       <w:r>
-        <w:t>Figure 3.1  Proposed normal cycle state order; an active state can also transition to a latched fault.</w:t>
+        <w:t>Figure 3.4  Proposed normal cycle state order; an active state can also transition to a latched fault.</w:t>
       </w:r>
     </w:p>
     <w:tbl>
@@ -2026,7 +5302,7 @@
         <w:pStyle w:val="Caption"/>
       </w:pPr>
       <w:r>
-        <w:t>Table 3.1  Outputs of the reproducible conceptual simulation; values are not physical measurements.</w:t>
+        <w:t>Table 3.5  Outputs of the reproducible conceptual simulation; values are not physical measurements.</w:t>
       </w:r>
     </w:p>
     <w:p>
@@ -2074,7 +5350,7 @@
         <w:pStyle w:val="Caption"/>
       </w:pPr>
       <w:r>
-        <w:t>Figure 3.2  Simulated distributions of completed cycle time and corresponding scenario means.</w:t>
+        <w:t>Figure 3.5  Simulated distributions of completed cycle time and corresponding scenario means.</w:t>
       </w:r>
     </w:p>
     <w:p>
@@ -2239,7 +5515,7 @@
     </w:p>
     <w:p>
       <w:r>
-        <w:t>The draft does not establish that the proposed model is economically efficient for a factory. Under the illustrative assumptions, narrow payback is poor; a different, measured set of assumptions could produce a different outcome. Its clearest current benefit is educational: a structured platform for studying PLC states, sensors, interlocks, simulation, debugging and economic reasoning.</w:t>
+        <w:t>The draft does not establish that the proposed model is economically efficient for a factory. Under the illustrative assumptions the narrow simple payback is about 1.85 years, but it rests on an unmeasured labor saving that barely exceeds the two year break even value; a different, measured set of assumptions could produce a different outcome. Its clearest current benefit is educational: a structured platform for studying PLC states, sensors, interlocks, simulation, debugging and economic reasoning.</w:t>
       </w:r>
     </w:p>
     <w:p>
@@ -2796,17 +6072,17 @@
     </w:p>
     <w:p>
       <w:r>
-        <w:t>The thesis specifies a conceptual PLC controlled pneumatic milling model as an educational control problem. Its defined cycle places clamping ahead of spindle start and feed advance, requires sensor confirmation for each progression, and records a latched fault when a precondition or deadline fails. The architecture separates spindle rotation from pneumatic movements. A logical I/O schedule, state sequence, test specifications and pseudocode make the proposed controller reviewable.</w:t>
-      </w:r>
-    </w:p>
-    <w:p>
-      <w:r>
-        <w:t>In the reproducible software model, the nominal mean completed cycle was 10.27 seconds across 300 completions; the pressure variation and fault injection scenarios produced different distributions and rejection counts. These are outcomes of declared stochastic rules, not empirical milling results. The economic example shows how sensitive a payback conclusion is to time saved and the assumed cost of compressed air. A physical thesis defense should present the simulation openly as such, then add hardware experiments and actual costs if the university requires a built prototype.</w:t>
-      </w:r>
-    </w:p>
-    <w:p>
-      <w:r>
-        <w:t>Next work should implement the sequence in a selected PLC environment, build a trace replay test harness, and validate the electrical and pneumatic plant without cutting. A machine specific risk assessment and engineered safety functions must precede any cutting trials. Real measured pressure, state transitions, feed stability, part dimensions and compressor power should replace the assumptions before performance or economic claims are made.</w:t>
+        <w:t>The thesis specifies a conceptual PLC controlled pneumatic milling model as an educational control problem. Its defined cycle places clamping ahead of spindle start and feed advance, requires sensor confirmation for each progression, and records a latched fault when a precondition or deadline fails. The architecture separates spindle rotation from pneumatic movements. The controller and plant were modeled as a 1-safe Petri net with 20 places and 45 transitions; its 124 reachable markings were enumerated, six place invariants and the cycle invariant were verified, the net was shown to be reversible and deadlock free, and six safety properties, including that the feed never leaves home with the clamp open and that the clamp is never released while the spindle runs, hold in every marking. A logical I/O schedule, state sequence derived from the net, test specifications and pseudocode make the proposed controller reviewable.</w:t>
+      </w:r>
+    </w:p>
+    <w:p>
+      <w:r>
+        <w:t>In the reproducible software model, a stochastic timed interpretation of the same net, the nominal mean completed cycle was 10.27 seconds across 300 completions, in agreement with the analytic expectation of 10.27 seconds; the pressure variation and fault injection scenarios produced different distributions and rejection counts. These are outcomes of declared stochastic rules, not empirical milling results. The economic example shows how sensitive a payback conclusion is to time saved and the assumed cost of compressed air. A physical thesis defense should present the simulation openly as such, then add hardware experiments and actual costs if the university requires a built prototype.</w:t>
+      </w:r>
+    </w:p>
+    <w:p>
+      <w:r>
+        <w:t>Next work should implement the sequence in a selected PLC environment, build a trace replay test harness that checks the place invariants and safety properties of Chapter 3 on recorded scans, and validate the electrical and pneumatic plant without cutting. A machine specific risk assessment and engineered safety functions must precede any cutting trials. Real measured pressure, state transitions, feed stability, part dimensions and compressor power should replace the assumptions before performance or economic claims are made.</w:t>
       </w:r>
     </w:p>
     <w:p>
@@ -2850,6 +6126,41 @@
     <w:p>
       <w:r>
         <w:t>[7] Festo. Pneumatic cylinder overview and double acting cylinder principles. https://www.festo.com/za/en/c/products/actuators/pneumatic-cylinders-id_pim135 (accessed 16 September 2026).</w:t>
+      </w:r>
+    </w:p>
+    <w:p>
+      <w:r>
+        <w:t xml:space="preserve">[8] T. Murata, "Petri nets: Properties, analysis and applications," Proceedings of the IEEE, vol. 77, no. 4, pp. 541–580, 1989. https://doi.org/10.1109/5.24143</w:t>
+      </w:r>
+    </w:p>
+    <w:p>
+      <w:r>
+        <w:t xml:space="preserve">[9] R. Zurawski and M. Zhou, "Petri nets and industrial applications: A tutorial," IEEE Transactions on Industrial Electronics, vol. 41, no. 6, pp. 567–583, 1994.</w:t>
+      </w:r>
+    </w:p>
+    <w:p>
+      <w:r>
+        <w:t xml:space="preserve">[10] R. David and H. Alla, Discrete, Continuous, and Hybrid Petri Nets, 2nd ed. Berlin: Springer, 2010. https://doi.org/10.1007/978-3-642-10669-9</w:t>
+      </w:r>
+    </w:p>
+    <w:p>
+      <w:r>
+        <w:t xml:space="preserve">[11] International Electrotechnical Commission, IEC 60848:2013, GRAFCET specification language for sequential function charts.</w:t>
+      </w:r>
+    </w:p>
+    <w:p>
+      <w:r>
+        <w:t xml:space="preserve">[12] M. Uzam and A. H. Jones, "Discrete event control system design using automation Petri nets and their ladder diagram implementation," International Journal of Advanced Manufacturing Technology, vol. 14, no. 10, pp. 716–728, 1998. https://doi.org/10.1007/BF01438224</w:t>
+      </w:r>
+    </w:p>
+    <w:p>
+      <w:r>
+        <w:t xml:space="preserve">[13] M. K. Molloy, "Performance analysis using stochastic Petri nets," IEEE Transactions on Computers, vol. C-31, no. 9, pp. 913–917, 1982. https://doi.org/10.1109/TC.1982.1676110</w:t>
+      </w:r>
+    </w:p>
+    <w:p>
+      <w:r>
+        <w:t xml:space="preserve">[14] M. Ajmone Marsan, G. Balbo, G. Conte, S. Donatelli and G. Franceschinis, Modelling with Generalized Stochastic Petri Nets. Chichester: Wiley, 1995.</w:t>
       </w:r>
     </w:p>
     <w:p>
@@ -3980,7 +7291,7 @@
               <w:spacing w:after="40" w:line="264" w:lineRule="auto"/>
             </w:pPr>
             <w:r>
-              <w:t>Only Fault or Stop state</w:t>
+              <w:t>Only Fault state (operator Stop latches Fault)</w:t>
             </w:r>
           </w:p>
         </w:tc>
@@ -6528,11 +9839,255 @@
           </w:p>
         </w:tc>
       </w:tr>
+      <w:tr>
+        <w:trPr>
+          <w:cantSplit/>
+        </w:trPr>
+        <w:tc>
+          <w:tcPr>
+            <w:tcW w:type="dxa" w:w="749"/>
+            <w:vAlign w:val="center"/>
+          </w:tcPr>
+          <w:p>
+            <w:pPr>
+              <w:spacing w:after="40" w:line="264" w:lineRule="auto"/>
+            </w:pPr>
+            <w:r>
+              <w:t xml:space="preserve">T41</w:t>
+            </w:r>
+          </w:p>
+        </w:tc>
+        <w:tc>
+          <w:tcPr>
+            <w:tcW w:type="dxa" w:w="3312"/>
+            <w:vAlign w:val="center"/>
+          </w:tcPr>
+          <w:p>
+            <w:pPr>
+              <w:spacing w:after="40" w:line="264" w:lineRule="auto"/>
+            </w:pPr>
+            <w:r>
+              <w:t xml:space="preserve">guard opens in Retract</w:t>
+            </w:r>
+          </w:p>
+        </w:tc>
+        <w:tc>
+          <w:tcPr>
+            <w:tcW w:type="dxa" w:w="3139"/>
+            <w:vAlign w:val="center"/>
+          </w:tcPr>
+          <w:p>
+            <w:pPr>
+              <w:spacing w:after="40" w:line="264" w:lineRule="auto"/>
+            </w:pPr>
+            <w:r>
+              <w:t xml:space="preserve">fault; spindle and feed outputs off (f_Retract_guard)</w:t>
+            </w:r>
+          </w:p>
+        </w:tc>
+        <w:tc>
+          <w:tcPr>
+            <w:tcW w:type="dxa" w:w="2232"/>
+            <w:vAlign w:val="center"/>
+          </w:tcPr>
+          <w:p>
+            <w:pPr>
+              <w:spacing w:after="40" w:line="264" w:lineRule="auto"/>
+            </w:pPr>
+            <w:r>
+              <w:t xml:space="preserve">Not executed on physical PLC</w:t>
+            </w:r>
+          </w:p>
+        </w:tc>
+      </w:tr>
+      <w:tr>
+        <w:trPr>
+          <w:cantSplit/>
+        </w:trPr>
+        <w:tc>
+          <w:tcPr>
+            <w:tcW w:type="dxa" w:w="749"/>
+            <w:vAlign w:val="center"/>
+          </w:tcPr>
+          <w:p>
+            <w:pPr>
+              <w:spacing w:after="40" w:line="264" w:lineRule="auto"/>
+            </w:pPr>
+            <w:r>
+              <w:t xml:space="preserve">T42</w:t>
+            </w:r>
+          </w:p>
+        </w:tc>
+        <w:tc>
+          <w:tcPr>
+            <w:tcW w:type="dxa" w:w="3312"/>
+            <w:vAlign w:val="center"/>
+          </w:tcPr>
+          <w:p>
+            <w:pPr>
+              <w:spacing w:after="40" w:line="264" w:lineRule="auto"/>
+            </w:pPr>
+            <w:r>
+              <w:t xml:space="preserve">pressure drops in Release</w:t>
+            </w:r>
+          </w:p>
+        </w:tc>
+        <w:tc>
+          <w:tcPr>
+            <w:tcW w:type="dxa" w:w="3139"/>
+            <w:vAlign w:val="center"/>
+          </w:tcPr>
+          <w:p>
+            <w:pPr>
+              <w:spacing w:after="40" w:line="264" w:lineRule="auto"/>
+            </w:pPr>
+            <w:r>
+              <w:t xml:space="preserve">fault; clamp retract command removed (f_Release_press)</w:t>
+            </w:r>
+          </w:p>
+        </w:tc>
+        <w:tc>
+          <w:tcPr>
+            <w:tcW w:type="dxa" w:w="2232"/>
+            <w:vAlign w:val="center"/>
+          </w:tcPr>
+          <w:p>
+            <w:pPr>
+              <w:spacing w:after="40" w:line="264" w:lineRule="auto"/>
+            </w:pPr>
+            <w:r>
+              <w:t xml:space="preserve">Not executed on physical PLC</w:t>
+            </w:r>
+          </w:p>
+        </w:tc>
+      </w:tr>
+      <w:tr>
+        <w:trPr>
+          <w:cantSplit/>
+        </w:trPr>
+        <w:tc>
+          <w:tcPr>
+            <w:tcW w:type="dxa" w:w="749"/>
+            <w:vAlign w:val="center"/>
+          </w:tcPr>
+          <w:p>
+            <w:pPr>
+              <w:spacing w:after="40" w:line="264" w:lineRule="auto"/>
+            </w:pPr>
+            <w:r>
+              <w:t xml:space="preserve">T43</w:t>
+            </w:r>
+          </w:p>
+        </w:tc>
+        <w:tc>
+          <w:tcPr>
+            <w:tcW w:type="dxa" w:w="3312"/>
+            <w:vAlign w:val="center"/>
+          </w:tcPr>
+          <w:p>
+            <w:pPr>
+              <w:spacing w:after="40" w:line="264" w:lineRule="auto"/>
+            </w:pPr>
+            <w:r>
+              <w:t xml:space="preserve">fault entered with clamp between end sensors, then either end reached</w:t>
+            </w:r>
+          </w:p>
+        </w:tc>
+        <w:tc>
+          <w:tcPr>
+            <w:tcW w:type="dxa" w:w="3139"/>
+            <w:vAlign w:val="center"/>
+          </w:tcPr>
+          <w:p>
+            <w:pPr>
+              <w:spacing w:after="40" w:line="264" w:lineRule="auto"/>
+            </w:pPr>
+            <w:r>
+              <w:t xml:space="preserve">fault retained; Reset rejected until FeedHome and ClampOpen (Fault markings)</w:t>
+            </w:r>
+          </w:p>
+        </w:tc>
+        <w:tc>
+          <w:tcPr>
+            <w:tcW w:type="dxa" w:w="2232"/>
+            <w:vAlign w:val="center"/>
+          </w:tcPr>
+          <w:p>
+            <w:pPr>
+              <w:spacing w:after="40" w:line="264" w:lineRule="auto"/>
+            </w:pPr>
+            <w:r>
+              <w:t xml:space="preserve">Not executed on physical PLC</w:t>
+            </w:r>
+          </w:p>
+        </w:tc>
+      </w:tr>
+      <w:tr>
+        <w:trPr>
+          <w:cantSplit/>
+        </w:trPr>
+        <w:tc>
+          <w:tcPr>
+            <w:tcW w:type="dxa" w:w="749"/>
+            <w:vAlign w:val="center"/>
+          </w:tcPr>
+          <w:p>
+            <w:pPr>
+              <w:spacing w:after="40" w:line="264" w:lineRule="auto"/>
+            </w:pPr>
+            <w:r>
+              <w:t xml:space="preserve">T44</w:t>
+            </w:r>
+          </w:p>
+        </w:tc>
+        <w:tc>
+          <w:tcPr>
+            <w:tcW w:type="dxa" w:w="3312"/>
+            <w:vAlign w:val="center"/>
+          </w:tcPr>
+          <w:p>
+            <w:pPr>
+              <w:spacing w:after="40" w:line="264" w:lineRule="auto"/>
+            </w:pPr>
+            <w:r>
+              <w:t xml:space="preserve">SpindleRunning returns while in Fault</w:t>
+            </w:r>
+          </w:p>
+        </w:tc>
+        <w:tc>
+          <w:tcPr>
+            <w:tcW w:type="dxa" w:w="3139"/>
+            <w:vAlign w:val="center"/>
+          </w:tcPr>
+          <w:p>
+            <w:pPr>
+              <w:spacing w:after="40" w:line="264" w:lineRule="auto"/>
+            </w:pPr>
+            <w:r>
+              <w:t xml:space="preserve">no transition; spindle enable stays off (t_ss disabled in Fault)</w:t>
+            </w:r>
+          </w:p>
+        </w:tc>
+        <w:tc>
+          <w:tcPr>
+            <w:tcW w:type="dxa" w:w="2232"/>
+            <w:vAlign w:val="center"/>
+          </w:tcPr>
+          <w:p>
+            <w:pPr>
+              <w:spacing w:after="40" w:line="264" w:lineRule="auto"/>
+            </w:pPr>
+            <w:r>
+              <w:t xml:space="preserve">Not executed on physical PLC</w:t>
+            </w:r>
+          </w:p>
+        </w:tc>
+      </w:tr>
     </w:tbl>
     <w:p/>
     <w:p>
       <w:r>
-        <w:t>These cases form a verification specification. The simulation summary exercises selected pressure and fault categories, while the complete transition test suite remains to be executed in a PLC simulator or on instrumented hardware. Marking a case as specified is not the same as reporting that it passed.</w:t>
+        <w:t>These cases form a verification specification. The simulation summary exercises selected pressure and fault categories, while the complete transition test suite remains to be executed in a PLC simulator or on instrumented hardware. Marking a case as specified is not the same as reporting that it passed. Cases T41 to T44 were added from the reachability analysis of Section 3.7, which enumerates the 32 fault markings a recovery procedure must handle.</w:t>
       </w:r>
     </w:p>
     <w:p>
@@ -6576,6 +10131,18 @@
           <w:rFonts w:ascii="Consolas" w:hAnsi="Consolas"/>
           <w:sz w:val="16"/>
         </w:rPr>
+        <w:t xml:space="preserve">(* Each value of State is a controller place of the Petri net in Section 3.5; each branch below is one of its transitions. *)</w:t>
+      </w:r>
+    </w:p>
+    <w:p>
+      <w:pPr>
+        <w:spacing w:after="0" w:line="240" w:lineRule="auto"/>
+      </w:pPr>
+      <w:r>
+        <w:rPr>
+          <w:rFonts w:ascii="Consolas" w:hAnsi="Consolas"/>
+          <w:sz w:val="16"/>
+        </w:rPr>
         <w:t>Ready := GuardClosed AND PressureOK AND ClampOpen AND FeedHome</w:t>
       </w:r>
     </w:p>
@@ -6816,7 +10383,7 @@
           <w:rFonts w:ascii="Consolas" w:hAnsi="Consolas"/>
           <w:sz w:val="16"/>
         </w:rPr>
-        <w:t xml:space="preserve">               IF ClampClosed AND SpindleRunning THEN FeedExtend := TRUE;</w:t>
+        <w:t xml:space="preserve">               IF NOT (ClampClosed AND SpindleRunning) THEN</w:t>
       </w:r>
     </w:p>
     <w:p>
@@ -6828,7 +10395,7 @@
           <w:rFonts w:ascii="Consolas" w:hAnsi="Consolas"/>
           <w:sz w:val="16"/>
         </w:rPr>
-        <w:t xml:space="preserve">               ELSE FaultLatched := TRUE; State := Fault; END_IF;</w:t>
+        <w:t xml:space="preserve">                   FaultLatched := TRUE; State := Fault;        (* f_Advance_spin, lost clamp proof *)</w:t>
       </w:r>
     </w:p>
     <w:p>
@@ -6840,7 +10407,7 @@
           <w:rFonts w:ascii="Consolas" w:hAnsi="Consolas"/>
           <w:sz w:val="16"/>
         </w:rPr>
-        <w:t xml:space="preserve">               IF FeedForward THEN State := Retract;</w:t>
+        <w:t xml:space="preserve">               ELSIF FeedForward THEN State := Retract;        (* t4 *)</w:t>
       </w:r>
     </w:p>
     <w:p>
@@ -6852,7 +10419,19 @@
           <w:rFonts w:ascii="Consolas" w:hAnsi="Consolas"/>
           <w:sz w:val="16"/>
         </w:rPr>
-        <w:t xml:space="preserve">               ELSIF AdvanceTimerExpired THEN FaultLatched := TRUE; State := Fault; END_IF;</w:t>
+        <w:t xml:space="preserve">               ELSIF AdvanceTimerExpired THEN FaultLatched := TRUE; State := Fault;</w:t>
+      </w:r>
+    </w:p>
+    <w:p>
+      <w:pPr>
+        <w:spacing w:after="0" w:line="240" w:lineRule="auto"/>
+      </w:pPr>
+      <w:r>
+        <w:rPr>
+          <w:rFonts w:ascii="Consolas" w:hAnsi="Consolas"/>
+          <w:sz w:val="16"/>
+        </w:rPr>
+        <w:t xml:space="preserve">               ELSE FeedExtend := TRUE; END_IF;                (* command only while all tests hold *)</w:t>
       </w:r>
     </w:p>
     <w:p>
@@ -7049,7 +10628,7 @@
     </w:p>
     <w:p>
       <w:r>
-        <w:t>The snippet conveys control intent and is not a compiled or certified controller program. Timer reset behavior, output order and recovery logic must be reviewed on the selected vendor platform.</w:t>
+        <w:t>The snippet conveys control intent and is not a compiled or certified controller program. The Advance branch tests the clamp and spindle conditions before the end sensor so that a lost permissive cannot be overridden by a simultaneous FeedForward edge, which is the priority rule verified in Section 3.7. Timer reset behavior, output order and recovery logic must be reviewed on the selected vendor platform.</w:t>
       </w:r>
     </w:p>
     <w:p>
@@ -15128,7 +18707,7 @@
     </w:p>
     <w:p>
       <w:r>
-        <w:t>The following compact Python listing restates the random draw order, scenario definition, fault labeling and completed cycle summaries used for the manuscript. It is intended to run with Python 3 and the standard library; the rendered charts additionally use NumPy, SciPy and Matplotlib in the authoring environment. Run it in an empty working directory, keep the printed seed in the research record and compare results with Table 3.1. The CSV written by this listing has one row per attempted cycle.</w:t>
+        <w:t>The following compact Python listing restates the random draw order, scenario definition, fault labeling and completed cycle summaries used for the manuscript. It is intended to run with Python 3 and the standard library; the rendered charts additionally use NumPy, SciPy and Matplotlib in the authoring environment. Run it in an empty working directory, keep the printed seed in the research record and compare results with Table 3.5. The CSV written by this listing has one row per attempted cycle.</w:t>
       </w:r>
     </w:p>
     <w:p>
@@ -15601,6 +19180,2111 @@
       <w:r>
         <w:t>To adapt the method for a physical prototype, replace generated pressures and durations with sensor data from the actual controller and an independently checked timestamp source. Preserve the scenario label as an experimental condition, not as a generated outcome. Save all failed trials, including those without a finished cycle. Record any deviations from the planned test method and rerun the figure and table calculations. This workflow preserves the separation between the conceptual study and a future observed experiment.</w:t>
       </w:r>
+    </w:p>
+    <w:p>
+      <w:r>
+        <w:br w:type="page"/>
+      </w:r>
+    </w:p>
+    <w:p>
+      <w:pPr>
+        <w:pStyle w:val="Heading1"/>
+      </w:pPr>
+      <w:r>
+        <w:t>Appendix I Petri net analysis script and output</w:t>
+      </w:r>
+    </w:p>
+    <w:p>
+      <w:pPr>
+        <w:pStyle w:val="Heading2"/>
+      </w:pPr>
+      <w:r>
+        <w:t>I.1 Reachability analysis listing</w:t>
+      </w:r>
+    </w:p>
+    <w:p>
+      <w:r>
+        <w:t xml:space="preserve">The following Python 3 listing defines the Petri net of Section 3.5 exactly as analyzed, generates its reachability graph by breadth first search, verifies the place invariants, the transition invariant and the six safety properties, and checks deadlock freedom, dead transitions and reversibility. It uses only the standard library. Read arcs are represented as test places that must be marked for a transition to be enabled but are neither consumed nor produced. Every number quoted in Section 3.7 and Table 3.3 is printed by this script.</w:t>
+      </w:r>
+    </w:p>
+    <w:p>
+      <w:pPr>
+        <w:spacing w:after="0" w:line="240" w:lineRule="auto"/>
+      </w:pPr>
+      <w:r>
+        <w:rPr>
+          <w:rFonts w:ascii="Consolas" w:hAnsi="Consolas"/>
+          <w:sz w:val="16"/>
+        </w:rPr>
+        <w:t xml:space="preserve"># Petri net reachability analysis of the PLC controlled pneumatic milling cell.</w:t>
+      </w:r>
+    </w:p>
+    <w:p>
+      <w:pPr>
+        <w:spacing w:after="0" w:line="240" w:lineRule="auto"/>
+      </w:pPr>
+      <w:r>
+        <w:rPr>
+          <w:rFonts w:ascii="Consolas" w:hAnsi="Consolas"/>
+          <w:sz w:val="16"/>
+        </w:rPr>
+        <w:t xml:space="preserve"># Standard library only. A marking is a tuple of token counts over PLACES.</w:t>
+      </w:r>
+    </w:p>
+    <w:p>
+      <w:pPr>
+        <w:spacing w:after="0" w:line="240" w:lineRule="auto"/>
+      </w:pPr>
+      <w:r>
+        <w:rPr>
+          <w:rFonts w:ascii="Consolas" w:hAnsi="Consolas"/>
+          <w:sz w:val="16"/>
+        </w:rPr>
+        <w:t xml:space="preserve">from collections import deque</w:t>
+      </w:r>
+    </w:p>
+    <w:p>
+      <w:pPr>
+        <w:spacing w:after="0" w:line="240" w:lineRule="auto"/>
+      </w:pPr>
+      <w:r>
+        <w:rPr>
+          <w:rFonts w:ascii="Consolas" w:hAnsi="Consolas"/>
+          <w:sz w:val="16"/>
+        </w:rPr>
+        <w:t xml:space="preserve">CTRL = ['Idle','Clamp','SpinUp','Advance','Retract','SpinDown','Release','Fault']</w:t>
+      </w:r>
+    </w:p>
+    <w:p>
+      <w:pPr>
+        <w:spacing w:after="0" w:line="240" w:lineRule="auto"/>
+      </w:pPr>
+      <w:r>
+        <w:rPr>
+          <w:rFonts w:ascii="Consolas" w:hAnsi="Consolas"/>
+          <w:sz w:val="16"/>
+        </w:rPr>
+        <w:t xml:space="preserve">PLANT = ['C_open','C_moving','C_closed','F_home','F_moving','F_fwd',</w:t>
+      </w:r>
+    </w:p>
+    <w:p>
+      <w:pPr>
+        <w:spacing w:after="0" w:line="240" w:lineRule="auto"/>
+      </w:pPr>
+      <w:r>
+        <w:rPr>
+          <w:rFonts w:ascii="Consolas" w:hAnsi="Consolas"/>
+          <w:sz w:val="16"/>
+        </w:rPr>
+        <w:t xml:space="preserve">         'S_stopped','S_running','G_closed','G_open','P_ok','P_low']</w:t>
+      </w:r>
+    </w:p>
+    <w:p>
+      <w:pPr>
+        <w:spacing w:after="0" w:line="240" w:lineRule="auto"/>
+      </w:pPr>
+      <w:r>
+        <w:rPr>
+          <w:rFonts w:ascii="Consolas" w:hAnsi="Consolas"/>
+          <w:sz w:val="16"/>
+        </w:rPr>
+        <w:t xml:space="preserve">PLACES = CTRL + PLANT</w:t>
+      </w:r>
+    </w:p>
+    <w:p>
+      <w:pPr>
+        <w:spacing w:after="0" w:line="240" w:lineRule="auto"/>
+      </w:pPr>
+      <w:r>
+        <w:rPr>
+          <w:rFonts w:ascii="Consolas" w:hAnsi="Consolas"/>
+          <w:sz w:val="16"/>
+        </w:rPr>
+        <w:t xml:space="preserve">PERM = ('G_closed','P_ok')      # permissives tested by every energizing step</w:t>
+      </w:r>
+    </w:p>
+    <w:p>
+      <w:pPr>
+        <w:spacing w:after="0" w:line="240" w:lineRule="auto"/>
+      </w:pPr>
+      <w:r>
+        <w:rPr>
+          <w:rFonts w:ascii="Consolas" w:hAnsi="Consolas"/>
+          <w:sz w:val="16"/>
+        </w:rPr>
+        <w:t xml:space="preserve">T = {}                          # name -&gt; (input places, output places, test places)</w:t>
+      </w:r>
+    </w:p>
+    <w:p>
+      <w:pPr>
+        <w:spacing w:after="0" w:line="240" w:lineRule="auto"/>
+      </w:pPr>
+      <w:r>
+        <w:rPr>
+          <w:rFonts w:ascii="Consolas" w:hAnsi="Consolas"/>
+          <w:sz w:val="16"/>
+        </w:rPr>
+        <w:t xml:space="preserve">def add(name, pre, post, test=()):</w:t>
+      </w:r>
+    </w:p>
+    <w:p>
+      <w:pPr>
+        <w:spacing w:after="0" w:line="240" w:lineRule="auto"/>
+      </w:pPr>
+      <w:r>
+        <w:rPr>
+          <w:rFonts w:ascii="Consolas" w:hAnsi="Consolas"/>
+          <w:sz w:val="16"/>
+        </w:rPr>
+        <w:t xml:space="preserve">    T[name] = (tuple(pre), tuple(post), tuple(test))</w:t>
+      </w:r>
+    </w:p>
+    <w:p>
+      <w:pPr>
+        <w:spacing w:after="0" w:line="240" w:lineRule="auto"/>
+      </w:pPr>
+      <w:r>
+        <w:rPr>
+          <w:rFonts w:ascii="Consolas" w:hAnsi="Consolas"/>
+          <w:sz w:val="16"/>
+        </w:rPr>
+        <w:t xml:space="preserve"># controller: normal progression</w:t>
+      </w:r>
+    </w:p>
+    <w:p>
+      <w:pPr>
+        <w:spacing w:after="0" w:line="240" w:lineRule="auto"/>
+      </w:pPr>
+      <w:r>
+        <w:rPr>
+          <w:rFonts w:ascii="Consolas" w:hAnsi="Consolas"/>
+          <w:sz w:val="16"/>
+        </w:rPr>
+        <w:t xml:space="preserve">add('t_start',    ['Idle'],     ['Clamp'],    PERM + ('C_open','F_home','S_stopped'))</w:t>
+      </w:r>
+    </w:p>
+    <w:p>
+      <w:pPr>
+        <w:spacing w:after="0" w:line="240" w:lineRule="auto"/>
+      </w:pPr>
+      <w:r>
+        <w:rPr>
+          <w:rFonts w:ascii="Consolas" w:hAnsi="Consolas"/>
+          <w:sz w:val="16"/>
+        </w:rPr>
+        <w:t xml:space="preserve">add('t_clamp_ok', ['Clamp'],    ['SpinUp'],   PERM + ('C_closed',))</w:t>
+      </w:r>
+    </w:p>
+    <w:p>
+      <w:pPr>
+        <w:spacing w:after="0" w:line="240" w:lineRule="auto"/>
+      </w:pPr>
+      <w:r>
+        <w:rPr>
+          <w:rFonts w:ascii="Consolas" w:hAnsi="Consolas"/>
+          <w:sz w:val="16"/>
+        </w:rPr>
+        <w:t xml:space="preserve">add('t_spin_ok',  ['SpinUp'],   ['Advance'],  PERM + ('S_running',))</w:t>
+      </w:r>
+    </w:p>
+    <w:p>
+      <w:pPr>
+        <w:spacing w:after="0" w:line="240" w:lineRule="auto"/>
+      </w:pPr>
+      <w:r>
+        <w:rPr>
+          <w:rFonts w:ascii="Consolas" w:hAnsi="Consolas"/>
+          <w:sz w:val="16"/>
+        </w:rPr>
+        <w:t xml:space="preserve">add('t_fwd_ok',   ['Advance'],  ['Retract'],  PERM + ('F_fwd',))</w:t>
+      </w:r>
+    </w:p>
+    <w:p>
+      <w:pPr>
+        <w:spacing w:after="0" w:line="240" w:lineRule="auto"/>
+      </w:pPr>
+      <w:r>
+        <w:rPr>
+          <w:rFonts w:ascii="Consolas" w:hAnsi="Consolas"/>
+          <w:sz w:val="16"/>
+        </w:rPr>
+        <w:t xml:space="preserve">add('t_home_ok',  ['Retract'],  ['SpinDown'], PERM + ('F_home',))</w:t>
+      </w:r>
+    </w:p>
+    <w:p>
+      <w:pPr>
+        <w:spacing w:after="0" w:line="240" w:lineRule="auto"/>
+      </w:pPr>
+      <w:r>
+        <w:rPr>
+          <w:rFonts w:ascii="Consolas" w:hAnsi="Consolas"/>
+          <w:sz w:val="16"/>
+        </w:rPr>
+        <w:t xml:space="preserve">add('t_stop_ok',  ['SpinDown'], ['Release'],  PERM + ('S_stopped',))</w:t>
+      </w:r>
+    </w:p>
+    <w:p>
+      <w:pPr>
+        <w:spacing w:after="0" w:line="240" w:lineRule="auto"/>
+      </w:pPr>
+      <w:r>
+        <w:rPr>
+          <w:rFonts w:ascii="Consolas" w:hAnsi="Consolas"/>
+          <w:sz w:val="16"/>
+        </w:rPr>
+        <w:t xml:space="preserve">add('t_complete', ['Release'],  ['Idle'],     PERM + ('C_open',))</w:t>
+      </w:r>
+    </w:p>
+    <w:p>
+      <w:pPr>
+        <w:spacing w:after="0" w:line="240" w:lineRule="auto"/>
+      </w:pPr>
+      <w:r>
+        <w:rPr>
+          <w:rFonts w:ascii="Consolas" w:hAnsi="Consolas"/>
+          <w:sz w:val="16"/>
+        </w:rPr>
+        <w:t xml:space="preserve"># controller: fault family from every active state</w:t>
+      </w:r>
+    </w:p>
+    <w:p>
+      <w:pPr>
+        <w:spacing w:after="0" w:line="240" w:lineRule="auto"/>
+      </w:pPr>
+      <w:r>
+        <w:rPr>
+          <w:rFonts w:ascii="Consolas" w:hAnsi="Consolas"/>
+          <w:sz w:val="16"/>
+        </w:rPr>
+        <w:t xml:space="preserve">for s in CTRL[1:7]:</w:t>
+      </w:r>
+    </w:p>
+    <w:p>
+      <w:pPr>
+        <w:spacing w:after="0" w:line="240" w:lineRule="auto"/>
+      </w:pPr>
+      <w:r>
+        <w:rPr>
+          <w:rFonts w:ascii="Consolas" w:hAnsi="Consolas"/>
+          <w:sz w:val="16"/>
+        </w:rPr>
+        <w:t xml:space="preserve">    add('f_%s_guard' % s, [s], ['Fault'], ('G_open',))</w:t>
+      </w:r>
+    </w:p>
+    <w:p>
+      <w:pPr>
+        <w:spacing w:after="0" w:line="240" w:lineRule="auto"/>
+      </w:pPr>
+      <w:r>
+        <w:rPr>
+          <w:rFonts w:ascii="Consolas" w:hAnsi="Consolas"/>
+          <w:sz w:val="16"/>
+        </w:rPr>
+        <w:t xml:space="preserve">    add('f_%s_press' % s, [s], ['Fault'], ('P_low',))</w:t>
+      </w:r>
+    </w:p>
+    <w:p>
+      <w:pPr>
+        <w:spacing w:after="0" w:line="240" w:lineRule="auto"/>
+      </w:pPr>
+      <w:r>
+        <w:rPr>
+          <w:rFonts w:ascii="Consolas" w:hAnsi="Consolas"/>
+          <w:sz w:val="16"/>
+        </w:rPr>
+        <w:t xml:space="preserve">    add('f_%s_abort' % s, [s], ['Fault'])          # movement deadline or operator Stop</w:t>
+      </w:r>
+    </w:p>
+    <w:p>
+      <w:pPr>
+        <w:spacing w:after="0" w:line="240" w:lineRule="auto"/>
+      </w:pPr>
+      <w:r>
+        <w:rPr>
+          <w:rFonts w:ascii="Consolas" w:hAnsi="Consolas"/>
+          <w:sz w:val="16"/>
+        </w:rPr>
+        <w:t xml:space="preserve">add('f_Advance_spin', ['Advance'], ['Fault'], ('S_stopped',))</w:t>
+      </w:r>
+    </w:p>
+    <w:p>
+      <w:pPr>
+        <w:spacing w:after="0" w:line="240" w:lineRule="auto"/>
+      </w:pPr>
+      <w:r>
+        <w:rPr>
+          <w:rFonts w:ascii="Consolas" w:hAnsi="Consolas"/>
+          <w:sz w:val="16"/>
+        </w:rPr>
+        <w:t xml:space="preserve">add('t_reset', ['Fault'], ['Idle'], PERM + ('C_open','F_home','S_stopped'))</w:t>
+      </w:r>
+    </w:p>
+    <w:p>
+      <w:pPr>
+        <w:spacing w:after="0" w:line="240" w:lineRule="auto"/>
+      </w:pPr>
+      <w:r>
+        <w:rPr>
+          <w:rFonts w:ascii="Consolas" w:hAnsi="Consolas"/>
+          <w:sz w:val="16"/>
+        </w:rPr>
+        <w:t xml:space="preserve"># plant: clamp cylinder (command tested, completion uncontrolled)</w:t>
+      </w:r>
+    </w:p>
+    <w:p>
+      <w:pPr>
+        <w:spacing w:after="0" w:line="240" w:lineRule="auto"/>
+      </w:pPr>
+      <w:r>
+        <w:rPr>
+          <w:rFonts w:ascii="Consolas" w:hAnsi="Consolas"/>
+          <w:sz w:val="16"/>
+        </w:rPr>
+        <w:t xml:space="preserve">add('t_ce1', ['C_open'],   ['C_moving'], PERM + ('Clamp',))</w:t>
+      </w:r>
+    </w:p>
+    <w:p>
+      <w:pPr>
+        <w:spacing w:after="0" w:line="240" w:lineRule="auto"/>
+      </w:pPr>
+      <w:r>
+        <w:rPr>
+          <w:rFonts w:ascii="Consolas" w:hAnsi="Consolas"/>
+          <w:sz w:val="16"/>
+        </w:rPr>
+        <w:t xml:space="preserve">add('t_ce2', ['C_moving'], ['C_closed'])</w:t>
+      </w:r>
+    </w:p>
+    <w:p>
+      <w:pPr>
+        <w:spacing w:after="0" w:line="240" w:lineRule="auto"/>
+      </w:pPr>
+      <w:r>
+        <w:rPr>
+          <w:rFonts w:ascii="Consolas" w:hAnsi="Consolas"/>
+          <w:sz w:val="16"/>
+        </w:rPr>
+        <w:t xml:space="preserve">add('t_cr2', ['C_moving'], ['C_open'])</w:t>
+      </w:r>
+    </w:p>
+    <w:p>
+      <w:pPr>
+        <w:spacing w:after="0" w:line="240" w:lineRule="auto"/>
+      </w:pPr>
+      <w:r>
+        <w:rPr>
+          <w:rFonts w:ascii="Consolas" w:hAnsi="Consolas"/>
+          <w:sz w:val="16"/>
+        </w:rPr>
+        <w:t xml:space="preserve">add('t_cr1', ['C_closed'], ['C_moving'], PERM + ('Release',))</w:t>
+      </w:r>
+    </w:p>
+    <w:p>
+      <w:pPr>
+        <w:spacing w:after="0" w:line="240" w:lineRule="auto"/>
+      </w:pPr>
+      <w:r>
+        <w:rPr>
+          <w:rFonts w:ascii="Consolas" w:hAnsi="Consolas"/>
+          <w:sz w:val="16"/>
+        </w:rPr>
+        <w:t xml:space="preserve">add('t_cr1_rec', ['C_closed'], ['C_moving'], PERM + ('Fault','F_home','S_stopped'))</w:t>
+      </w:r>
+    </w:p>
+    <w:p>
+      <w:pPr>
+        <w:spacing w:after="0" w:line="240" w:lineRule="auto"/>
+      </w:pPr>
+      <w:r>
+        <w:rPr>
+          <w:rFonts w:ascii="Consolas" w:hAnsi="Consolas"/>
+          <w:sz w:val="16"/>
+        </w:rPr>
+        <w:t xml:space="preserve"># plant: feed carriage</w:t>
+      </w:r>
+    </w:p>
+    <w:p>
+      <w:pPr>
+        <w:spacing w:after="0" w:line="240" w:lineRule="auto"/>
+      </w:pPr>
+      <w:r>
+        <w:rPr>
+          <w:rFonts w:ascii="Consolas" w:hAnsi="Consolas"/>
+          <w:sz w:val="16"/>
+        </w:rPr>
+        <w:t xml:space="preserve">add('t_fa1', ['F_home'],   ['F_moving'], PERM + ('Advance','C_closed','S_running'))</w:t>
+      </w:r>
+    </w:p>
+    <w:p>
+      <w:pPr>
+        <w:spacing w:after="0" w:line="240" w:lineRule="auto"/>
+      </w:pPr>
+      <w:r>
+        <w:rPr>
+          <w:rFonts w:ascii="Consolas" w:hAnsi="Consolas"/>
+          <w:sz w:val="16"/>
+        </w:rPr>
+        <w:t xml:space="preserve">add('t_fa2', ['F_moving'], ['F_fwd'])</w:t>
+      </w:r>
+    </w:p>
+    <w:p>
+      <w:pPr>
+        <w:spacing w:after="0" w:line="240" w:lineRule="auto"/>
+      </w:pPr>
+      <w:r>
+        <w:rPr>
+          <w:rFonts w:ascii="Consolas" w:hAnsi="Consolas"/>
+          <w:sz w:val="16"/>
+        </w:rPr>
+        <w:t xml:space="preserve">add('t_fb2', ['F_moving'], ['F_home'])</w:t>
+      </w:r>
+    </w:p>
+    <w:p>
+      <w:pPr>
+        <w:spacing w:after="0" w:line="240" w:lineRule="auto"/>
+      </w:pPr>
+      <w:r>
+        <w:rPr>
+          <w:rFonts w:ascii="Consolas" w:hAnsi="Consolas"/>
+          <w:sz w:val="16"/>
+        </w:rPr>
+        <w:t xml:space="preserve">add('t_fr1', ['F_fwd'],    ['F_moving'], PERM + ('Retract',))</w:t>
+      </w:r>
+    </w:p>
+    <w:p>
+      <w:pPr>
+        <w:spacing w:after="0" w:line="240" w:lineRule="auto"/>
+      </w:pPr>
+      <w:r>
+        <w:rPr>
+          <w:rFonts w:ascii="Consolas" w:hAnsi="Consolas"/>
+          <w:sz w:val="16"/>
+        </w:rPr>
+        <w:t xml:space="preserve">add('t_fr1_rec', ['F_fwd'], ['F_moving'], PERM + ('Fault',))</w:t>
+      </w:r>
+    </w:p>
+    <w:p>
+      <w:pPr>
+        <w:spacing w:after="0" w:line="240" w:lineRule="auto"/>
+      </w:pPr>
+      <w:r>
+        <w:rPr>
+          <w:rFonts w:ascii="Consolas" w:hAnsi="Consolas"/>
+          <w:sz w:val="16"/>
+        </w:rPr>
+        <w:t xml:space="preserve"># plant: spindle</w:t>
+      </w:r>
+    </w:p>
+    <w:p>
+      <w:pPr>
+        <w:spacing w:after="0" w:line="240" w:lineRule="auto"/>
+      </w:pPr>
+      <w:r>
+        <w:rPr>
+          <w:rFonts w:ascii="Consolas" w:hAnsi="Consolas"/>
+          <w:sz w:val="16"/>
+        </w:rPr>
+        <w:t xml:space="preserve">add('t_ss',     ['S_stopped'], ['S_running'], PERM + ('SpinUp',))</w:t>
+      </w:r>
+    </w:p>
+    <w:p>
+      <w:pPr>
+        <w:spacing w:after="0" w:line="240" w:lineRule="auto"/>
+      </w:pPr>
+      <w:r>
+        <w:rPr>
+          <w:rFonts w:ascii="Consolas" w:hAnsi="Consolas"/>
+          <w:sz w:val="16"/>
+        </w:rPr>
+        <w:t xml:space="preserve">add('t_sc',     ['S_running'], ['S_stopped'], ('SpinDown',))</w:t>
+      </w:r>
+    </w:p>
+    <w:p>
+      <w:pPr>
+        <w:spacing w:after="0" w:line="240" w:lineRule="auto"/>
+      </w:pPr>
+      <w:r>
+        <w:rPr>
+          <w:rFonts w:ascii="Consolas" w:hAnsi="Consolas"/>
+          <w:sz w:val="16"/>
+        </w:rPr>
+        <w:t xml:space="preserve">add('t_sc_rec', ['S_running'], ['S_stopped'], ('Fault',))</w:t>
+      </w:r>
+    </w:p>
+    <w:p>
+      <w:pPr>
+        <w:spacing w:after="0" w:line="240" w:lineRule="auto"/>
+      </w:pPr>
+      <w:r>
+        <w:rPr>
+          <w:rFonts w:ascii="Consolas" w:hAnsi="Consolas"/>
+          <w:sz w:val="16"/>
+        </w:rPr>
+        <w:t xml:space="preserve">add('t_strip',  ['S_running'], ['S_stopped'])   # drive trips or coasts without command</w:t>
+      </w:r>
+    </w:p>
+    <w:p>
+      <w:pPr>
+        <w:spacing w:after="0" w:line="240" w:lineRule="auto"/>
+      </w:pPr>
+      <w:r>
+        <w:rPr>
+          <w:rFonts w:ascii="Consolas" w:hAnsi="Consolas"/>
+          <w:sz w:val="16"/>
+        </w:rPr>
+        <w:t xml:space="preserve"># environment</w:t>
+      </w:r>
+    </w:p>
+    <w:p>
+      <w:pPr>
+        <w:spacing w:after="0" w:line="240" w:lineRule="auto"/>
+      </w:pPr>
+      <w:r>
+        <w:rPr>
+          <w:rFonts w:ascii="Consolas" w:hAnsi="Consolas"/>
+          <w:sz w:val="16"/>
+        </w:rPr>
+        <w:t xml:space="preserve">add('t_g_open', ['G_closed'], ['G_open']);  add('t_g_close', ['G_open'], ['G_closed'])</w:t>
+      </w:r>
+    </w:p>
+    <w:p>
+      <w:pPr>
+        <w:spacing w:after="0" w:line="240" w:lineRule="auto"/>
+      </w:pPr>
+      <w:r>
+        <w:rPr>
+          <w:rFonts w:ascii="Consolas" w:hAnsi="Consolas"/>
+          <w:sz w:val="16"/>
+        </w:rPr>
+        <w:t xml:space="preserve">add('t_p_drop', ['P_ok'], ['P_low']);       add('t_p_rise', ['P_low'], ['P_ok'])</w:t>
+      </w:r>
+    </w:p>
+    <w:p>
+      <w:pPr>
+        <w:spacing w:after="0" w:line="240" w:lineRule="auto"/>
+      </w:pPr>
+      <w:r>
+        <w:rPr>
+          <w:rFonts w:ascii="Consolas" w:hAnsi="Consolas"/>
+          <w:sz w:val="16"/>
+        </w:rPr>
+        <w:t xml:space="preserve"/>
+      </w:r>
+    </w:p>
+    <w:p>
+      <w:pPr>
+        <w:spacing w:after="0" w:line="240" w:lineRule="auto"/>
+      </w:pPr>
+      <w:r>
+        <w:rPr>
+          <w:rFonts w:ascii="Consolas" w:hAnsi="Consolas"/>
+          <w:sz w:val="16"/>
+        </w:rPr>
+        <w:t xml:space="preserve">idx = {p: i for i, p in enumerate(PLACES)}</w:t>
+      </w:r>
+    </w:p>
+    <w:p>
+      <w:pPr>
+        <w:spacing w:after="0" w:line="240" w:lineRule="auto"/>
+      </w:pPr>
+      <w:r>
+        <w:rPr>
+          <w:rFonts w:ascii="Consolas" w:hAnsi="Consolas"/>
+          <w:sz w:val="16"/>
+        </w:rPr>
+        <w:t xml:space="preserve">def fire(m, t):</w:t>
+      </w:r>
+    </w:p>
+    <w:p>
+      <w:pPr>
+        <w:spacing w:after="0" w:line="240" w:lineRule="auto"/>
+      </w:pPr>
+      <w:r>
+        <w:rPr>
+          <w:rFonts w:ascii="Consolas" w:hAnsi="Consolas"/>
+          <w:sz w:val="16"/>
+        </w:rPr>
+        <w:t xml:space="preserve">    pre, post, test = T[t]</w:t>
+      </w:r>
+    </w:p>
+    <w:p>
+      <w:pPr>
+        <w:spacing w:after="0" w:line="240" w:lineRule="auto"/>
+      </w:pPr>
+      <w:r>
+        <w:rPr>
+          <w:rFonts w:ascii="Consolas" w:hAnsi="Consolas"/>
+          <w:sz w:val="16"/>
+        </w:rPr>
+        <w:t xml:space="preserve">    if any(m[idx[p]] &lt; 1 for p in pre + test): return None</w:t>
+      </w:r>
+    </w:p>
+    <w:p>
+      <w:pPr>
+        <w:spacing w:after="0" w:line="240" w:lineRule="auto"/>
+      </w:pPr>
+      <w:r>
+        <w:rPr>
+          <w:rFonts w:ascii="Consolas" w:hAnsi="Consolas"/>
+          <w:sz w:val="16"/>
+        </w:rPr>
+        <w:t xml:space="preserve">    n = list(m)</w:t>
+      </w:r>
+    </w:p>
+    <w:p>
+      <w:pPr>
+        <w:spacing w:after="0" w:line="240" w:lineRule="auto"/>
+      </w:pPr>
+      <w:r>
+        <w:rPr>
+          <w:rFonts w:ascii="Consolas" w:hAnsi="Consolas"/>
+          <w:sz w:val="16"/>
+        </w:rPr>
+        <w:t xml:space="preserve">    for p in pre: n[idx[p]] -= 1</w:t>
+      </w:r>
+    </w:p>
+    <w:p>
+      <w:pPr>
+        <w:spacing w:after="0" w:line="240" w:lineRule="auto"/>
+      </w:pPr>
+      <w:r>
+        <w:rPr>
+          <w:rFonts w:ascii="Consolas" w:hAnsi="Consolas"/>
+          <w:sz w:val="16"/>
+        </w:rPr>
+        <w:t xml:space="preserve">    for p in post: n[idx[p]] += 1</w:t>
+      </w:r>
+    </w:p>
+    <w:p>
+      <w:pPr>
+        <w:spacing w:after="0" w:line="240" w:lineRule="auto"/>
+      </w:pPr>
+      <w:r>
+        <w:rPr>
+          <w:rFonts w:ascii="Consolas" w:hAnsi="Consolas"/>
+          <w:sz w:val="16"/>
+        </w:rPr>
+        <w:t xml:space="preserve">    return tuple(n)</w:t>
+      </w:r>
+    </w:p>
+    <w:p>
+      <w:pPr>
+        <w:spacing w:after="0" w:line="240" w:lineRule="auto"/>
+      </w:pPr>
+      <w:r>
+        <w:rPr>
+          <w:rFonts w:ascii="Consolas" w:hAnsi="Consolas"/>
+          <w:sz w:val="16"/>
+        </w:rPr>
+        <w:t xml:space="preserve">M0 = tuple(1 if p in ('Idle','C_open','F_home','S_stopped','G_closed','P_ok') else 0 for p in PLACES)</w:t>
+      </w:r>
+    </w:p>
+    <w:p>
+      <w:pPr>
+        <w:spacing w:after="0" w:line="240" w:lineRule="auto"/>
+      </w:pPr>
+      <w:r>
+        <w:rPr>
+          <w:rFonts w:ascii="Consolas" w:hAnsi="Consolas"/>
+          <w:sz w:val="16"/>
+        </w:rPr>
+        <w:t xml:space="preserve">seen = {M0: 0}; queue = deque([M0]); edges = []</w:t>
+      </w:r>
+    </w:p>
+    <w:p>
+      <w:pPr>
+        <w:spacing w:after="0" w:line="240" w:lineRule="auto"/>
+      </w:pPr>
+      <w:r>
+        <w:rPr>
+          <w:rFonts w:ascii="Consolas" w:hAnsi="Consolas"/>
+          <w:sz w:val="16"/>
+        </w:rPr>
+        <w:t xml:space="preserve">while queue:</w:t>
+      </w:r>
+    </w:p>
+    <w:p>
+      <w:pPr>
+        <w:spacing w:after="0" w:line="240" w:lineRule="auto"/>
+      </w:pPr>
+      <w:r>
+        <w:rPr>
+          <w:rFonts w:ascii="Consolas" w:hAnsi="Consolas"/>
+          <w:sz w:val="16"/>
+        </w:rPr>
+        <w:t xml:space="preserve">    m = queue.popleft()</w:t>
+      </w:r>
+    </w:p>
+    <w:p>
+      <w:pPr>
+        <w:spacing w:after="0" w:line="240" w:lineRule="auto"/>
+      </w:pPr>
+      <w:r>
+        <w:rPr>
+          <w:rFonts w:ascii="Consolas" w:hAnsi="Consolas"/>
+          <w:sz w:val="16"/>
+        </w:rPr>
+        <w:t xml:space="preserve">    for t in T:</w:t>
+      </w:r>
+    </w:p>
+    <w:p>
+      <w:pPr>
+        <w:spacing w:after="0" w:line="240" w:lineRule="auto"/>
+      </w:pPr>
+      <w:r>
+        <w:rPr>
+          <w:rFonts w:ascii="Consolas" w:hAnsi="Consolas"/>
+          <w:sz w:val="16"/>
+        </w:rPr>
+        <w:t xml:space="preserve">        n = fire(m, t)</w:t>
+      </w:r>
+    </w:p>
+    <w:p>
+      <w:pPr>
+        <w:spacing w:after="0" w:line="240" w:lineRule="auto"/>
+      </w:pPr>
+      <w:r>
+        <w:rPr>
+          <w:rFonts w:ascii="Consolas" w:hAnsi="Consolas"/>
+          <w:sz w:val="16"/>
+        </w:rPr>
+        <w:t xml:space="preserve">        if n is None: continue</w:t>
+      </w:r>
+    </w:p>
+    <w:p>
+      <w:pPr>
+        <w:spacing w:after="0" w:line="240" w:lineRule="auto"/>
+      </w:pPr>
+      <w:r>
+        <w:rPr>
+          <w:rFonts w:ascii="Consolas" w:hAnsi="Consolas"/>
+          <w:sz w:val="16"/>
+        </w:rPr>
+        <w:t xml:space="preserve">        if n not in seen: seen[n] = len(seen); queue.append(n)</w:t>
+      </w:r>
+    </w:p>
+    <w:p>
+      <w:pPr>
+        <w:spacing w:after="0" w:line="240" w:lineRule="auto"/>
+      </w:pPr>
+      <w:r>
+        <w:rPr>
+          <w:rFonts w:ascii="Consolas" w:hAnsi="Consolas"/>
+          <w:sz w:val="16"/>
+        </w:rPr>
+        <w:t xml:space="preserve">        edges.append((m, t, n))</w:t>
+      </w:r>
+    </w:p>
+    <w:p>
+      <w:pPr>
+        <w:spacing w:after="0" w:line="240" w:lineRule="auto"/>
+      </w:pPr>
+      <w:r>
+        <w:rPr>
+          <w:rFonts w:ascii="Consolas" w:hAnsi="Consolas"/>
+          <w:sz w:val="16"/>
+        </w:rPr>
+        <w:t xml:space="preserve">R = list(seen)</w:t>
+      </w:r>
+    </w:p>
+    <w:p>
+      <w:pPr>
+        <w:spacing w:after="0" w:line="240" w:lineRule="auto"/>
+      </w:pPr>
+      <w:r>
+        <w:rPr>
+          <w:rFonts w:ascii="Consolas" w:hAnsi="Consolas"/>
+          <w:sz w:val="16"/>
+        </w:rPr>
+        <w:t xml:space="preserve">def has(m, *ps): return all(m[idx[p]] == 1 for p in ps)</w:t>
+      </w:r>
+    </w:p>
+    <w:p>
+      <w:pPr>
+        <w:spacing w:after="0" w:line="240" w:lineRule="auto"/>
+      </w:pPr>
+      <w:r>
+        <w:rPr>
+          <w:rFonts w:ascii="Consolas" w:hAnsi="Consolas"/>
+          <w:sz w:val="16"/>
+        </w:rPr>
+        <w:t xml:space="preserve">def ctrl(m): return [p for p in CTRL if m[idx[p]]][0]</w:t>
+      </w:r>
+    </w:p>
+    <w:p>
+      <w:pPr>
+        <w:spacing w:after="0" w:line="240" w:lineRule="auto"/>
+      </w:pPr>
+      <w:r>
+        <w:rPr>
+          <w:rFonts w:ascii="Consolas" w:hAnsi="Consolas"/>
+          <w:sz w:val="16"/>
+        </w:rPr>
+        <w:t xml:space="preserve">print('places', len(PLACES), 'transitions', len(T))</w:t>
+      </w:r>
+    </w:p>
+    <w:p>
+      <w:pPr>
+        <w:spacing w:after="0" w:line="240" w:lineRule="auto"/>
+      </w:pPr>
+      <w:r>
+        <w:rPr>
+          <w:rFonts w:ascii="Consolas" w:hAnsi="Consolas"/>
+          <w:sz w:val="16"/>
+        </w:rPr>
+        <w:t xml:space="preserve">print('reachable markings', len(R), 'arcs', len(edges), 'bound', max(max(m) for m in R))</w:t>
+      </w:r>
+    </w:p>
+    <w:p>
+      <w:pPr>
+        <w:spacing w:after="0" w:line="240" w:lineRule="auto"/>
+      </w:pPr>
+      <w:r>
+        <w:rPr>
+          <w:rFonts w:ascii="Consolas" w:hAnsi="Consolas"/>
+          <w:sz w:val="16"/>
+        </w:rPr>
+        <w:t xml:space="preserve"># P-invariants: a weight vector x with x.C = 0 keeps x.M constant in every reachable marking</w:t>
+      </w:r>
+    </w:p>
+    <w:p>
+      <w:pPr>
+        <w:spacing w:after="0" w:line="240" w:lineRule="auto"/>
+      </w:pPr>
+      <w:r>
+        <w:rPr>
+          <w:rFonts w:ascii="Consolas" w:hAnsi="Consolas"/>
+          <w:sz w:val="16"/>
+        </w:rPr>
+        <w:t xml:space="preserve">C = {t: {p: 0 for p in PLACES} for t in T}</w:t>
+      </w:r>
+    </w:p>
+    <w:p>
+      <w:pPr>
+        <w:spacing w:after="0" w:line="240" w:lineRule="auto"/>
+      </w:pPr>
+      <w:r>
+        <w:rPr>
+          <w:rFonts w:ascii="Consolas" w:hAnsi="Consolas"/>
+          <w:sz w:val="16"/>
+        </w:rPr>
+        <w:t xml:space="preserve">for t, (pre, post, test) in T.items():</w:t>
+      </w:r>
+    </w:p>
+    <w:p>
+      <w:pPr>
+        <w:spacing w:after="0" w:line="240" w:lineRule="auto"/>
+      </w:pPr>
+      <w:r>
+        <w:rPr>
+          <w:rFonts w:ascii="Consolas" w:hAnsi="Consolas"/>
+          <w:sz w:val="16"/>
+        </w:rPr>
+        <w:t xml:space="preserve">    for p in pre:  C[t][p] -= 1</w:t>
+      </w:r>
+    </w:p>
+    <w:p>
+      <w:pPr>
+        <w:spacing w:after="0" w:line="240" w:lineRule="auto"/>
+      </w:pPr>
+      <w:r>
+        <w:rPr>
+          <w:rFonts w:ascii="Consolas" w:hAnsi="Consolas"/>
+          <w:sz w:val="16"/>
+        </w:rPr>
+        <w:t xml:space="preserve">    for p in post: C[t][p] += 1</w:t>
+      </w:r>
+    </w:p>
+    <w:p>
+      <w:pPr>
+        <w:spacing w:after="0" w:line="240" w:lineRule="auto"/>
+      </w:pPr>
+      <w:r>
+        <w:rPr>
+          <w:rFonts w:ascii="Consolas" w:hAnsi="Consolas"/>
+          <w:sz w:val="16"/>
+        </w:rPr>
+        <w:t xml:space="preserve">groups = {'controller': CTRL, 'clamp': PLANT[0:3], 'feed': PLANT[3:6],</w:t>
+      </w:r>
+    </w:p>
+    <w:p>
+      <w:pPr>
+        <w:spacing w:after="0" w:line="240" w:lineRule="auto"/>
+      </w:pPr>
+      <w:r>
+        <w:rPr>
+          <w:rFonts w:ascii="Consolas" w:hAnsi="Consolas"/>
+          <w:sz w:val="16"/>
+        </w:rPr>
+        <w:t xml:space="preserve">          'spindle': PLANT[6:8], 'guard': PLANT[8:10], 'pressure': PLANT[10:12]}</w:t>
+      </w:r>
+    </w:p>
+    <w:p>
+      <w:pPr>
+        <w:spacing w:after="0" w:line="240" w:lineRule="auto"/>
+      </w:pPr>
+      <w:r>
+        <w:rPr>
+          <w:rFonts w:ascii="Consolas" w:hAnsi="Consolas"/>
+          <w:sz w:val="16"/>
+        </w:rPr>
+        <w:t xml:space="preserve">for g, ps in groups.items():</w:t>
+      </w:r>
+    </w:p>
+    <w:p>
+      <w:pPr>
+        <w:spacing w:after="0" w:line="240" w:lineRule="auto"/>
+      </w:pPr>
+      <w:r>
+        <w:rPr>
+          <w:rFonts w:ascii="Consolas" w:hAnsi="Consolas"/>
+          <w:sz w:val="16"/>
+        </w:rPr>
+        <w:t xml:space="preserve">    structural = all(sum(C[t][p] for p in ps) == 0 for t in T)</w:t>
+      </w:r>
+    </w:p>
+    <w:p>
+      <w:pPr>
+        <w:spacing w:after="0" w:line="240" w:lineRule="auto"/>
+      </w:pPr>
+      <w:r>
+        <w:rPr>
+          <w:rFonts w:ascii="Consolas" w:hAnsi="Consolas"/>
+          <w:sz w:val="16"/>
+        </w:rPr>
+        <w:t xml:space="preserve">    print('P-invariant', g, 'x.C = 0:', structural, 'token sum', {sum(m[idx[p]] for p in ps) for m in R})</w:t>
+      </w:r>
+    </w:p>
+    <w:p>
+      <w:pPr>
+        <w:spacing w:after="0" w:line="240" w:lineRule="auto"/>
+      </w:pPr>
+      <w:r>
+        <w:rPr>
+          <w:rFonts w:ascii="Consolas" w:hAnsi="Consolas"/>
+          <w:sz w:val="16"/>
+        </w:rPr>
+        <w:t xml:space="preserve"># T-invariant: the firing count vector of one nominal cycle satisfies C.y = 0</w:t>
+      </w:r>
+    </w:p>
+    <w:p>
+      <w:pPr>
+        <w:spacing w:after="0" w:line="240" w:lineRule="auto"/>
+      </w:pPr>
+      <w:r>
+        <w:rPr>
+          <w:rFonts w:ascii="Consolas" w:hAnsi="Consolas"/>
+          <w:sz w:val="16"/>
+        </w:rPr>
+        <w:t xml:space="preserve">cycle = ['t_start','t_ce1','t_ce2','t_clamp_ok','t_ss','t_spin_ok','t_fa1','t_fa2','t_fwd_ok',</w:t>
+      </w:r>
+    </w:p>
+    <w:p>
+      <w:pPr>
+        <w:spacing w:after="0" w:line="240" w:lineRule="auto"/>
+      </w:pPr>
+      <w:r>
+        <w:rPr>
+          <w:rFonts w:ascii="Consolas" w:hAnsi="Consolas"/>
+          <w:sz w:val="16"/>
+        </w:rPr>
+        <w:t xml:space="preserve">         't_fr1','t_fb2','t_home_ok','t_sc','t_stop_ok','t_cr1','t_cr2','t_complete']</w:t>
+      </w:r>
+    </w:p>
+    <w:p>
+      <w:pPr>
+        <w:spacing w:after="0" w:line="240" w:lineRule="auto"/>
+      </w:pPr>
+      <w:r>
+        <w:rPr>
+          <w:rFonts w:ascii="Consolas" w:hAnsi="Consolas"/>
+          <w:sz w:val="16"/>
+        </w:rPr>
+        <w:t xml:space="preserve">print('T-invariant nominal cycle C.y = 0:', all(sum(C[t][p] for t in cycle) == 0 for p in PLACES),</w:t>
+      </w:r>
+    </w:p>
+    <w:p>
+      <w:pPr>
+        <w:spacing w:after="0" w:line="240" w:lineRule="auto"/>
+      </w:pPr>
+      <w:r>
+        <w:rPr>
+          <w:rFonts w:ascii="Consolas" w:hAnsi="Consolas"/>
+          <w:sz w:val="16"/>
+        </w:rPr>
+        <w:t xml:space="preserve">      len(cycle), 'firings')</w:t>
+      </w:r>
+    </w:p>
+    <w:p>
+      <w:pPr>
+        <w:spacing w:after="0" w:line="240" w:lineRule="auto"/>
+      </w:pPr>
+      <w:r>
+        <w:rPr>
+          <w:rFonts w:ascii="Consolas" w:hAnsi="Consolas"/>
+          <w:sz w:val="16"/>
+        </w:rPr>
+        <w:t xml:space="preserve">m = M0</w:t>
+      </w:r>
+    </w:p>
+    <w:p>
+      <w:pPr>
+        <w:spacing w:after="0" w:line="240" w:lineRule="auto"/>
+      </w:pPr>
+      <w:r>
+        <w:rPr>
+          <w:rFonts w:ascii="Consolas" w:hAnsi="Consolas"/>
+          <w:sz w:val="16"/>
+        </w:rPr>
+        <w:t xml:space="preserve">for t in cycle: m = fire(m, t)</w:t>
+      </w:r>
+    </w:p>
+    <w:p>
+      <w:pPr>
+        <w:spacing w:after="0" w:line="240" w:lineRule="auto"/>
+      </w:pPr>
+      <w:r>
+        <w:rPr>
+          <w:rFonts w:ascii="Consolas" w:hAnsi="Consolas"/>
+          <w:sz w:val="16"/>
+        </w:rPr>
+        <w:t xml:space="preserve">print('nominal cycle fires from M0 and returns to M0:', m == M0)</w:t>
+      </w:r>
+    </w:p>
+    <w:p>
+      <w:pPr>
+        <w:spacing w:after="0" w:line="240" w:lineRule="auto"/>
+      </w:pPr>
+      <w:r>
+        <w:rPr>
+          <w:rFonts w:ascii="Consolas" w:hAnsi="Consolas"/>
+          <w:sz w:val="16"/>
+        </w:rPr>
+        <w:t xml:space="preserve"># safety properties checked over every reachable marking or arc</w:t>
+      </w:r>
+    </w:p>
+    <w:p>
+      <w:pPr>
+        <w:spacing w:after="0" w:line="240" w:lineRule="auto"/>
+      </w:pPr>
+      <w:r>
+        <w:rPr>
+          <w:rFonts w:ascii="Consolas" w:hAnsi="Consolas"/>
+          <w:sz w:val="16"/>
+        </w:rPr>
+        <w:t xml:space="preserve">S1 = all(has(m,'C_closed') for m in R if not has(m,'F_home'))</w:t>
+      </w:r>
+    </w:p>
+    <w:p>
+      <w:pPr>
+        <w:spacing w:after="0" w:line="240" w:lineRule="auto"/>
+      </w:pPr>
+      <w:r>
+        <w:rPr>
+          <w:rFonts w:ascii="Consolas" w:hAnsi="Consolas"/>
+          <w:sz w:val="16"/>
+        </w:rPr>
+        <w:t xml:space="preserve">S2 = all(has(m,'C_closed') for m in R if has(m,'S_running'))</w:t>
+      </w:r>
+    </w:p>
+    <w:p>
+      <w:pPr>
+        <w:spacing w:after="0" w:line="240" w:lineRule="auto"/>
+      </w:pPr>
+      <w:r>
+        <w:rPr>
+          <w:rFonts w:ascii="Consolas" w:hAnsi="Consolas"/>
+          <w:sz w:val="16"/>
+        </w:rPr>
+        <w:t xml:space="preserve">S3 = all(has(m,'S_stopped') for m in R if has(m,'Release'))</w:t>
+      </w:r>
+    </w:p>
+    <w:p>
+      <w:pPr>
+        <w:spacing w:after="0" w:line="240" w:lineRule="auto"/>
+      </w:pPr>
+      <w:r>
+        <w:rPr>
+          <w:rFonts w:ascii="Consolas" w:hAnsi="Consolas"/>
+          <w:sz w:val="16"/>
+        </w:rPr>
+        <w:t xml:space="preserve">S4 = all(has(m,'C_closed','S_running','G_closed','P_ok') for (m,t,n) in edges if t == 't_fa1')</w:t>
+      </w:r>
+    </w:p>
+    <w:p>
+      <w:pPr>
+        <w:spacing w:after="0" w:line="240" w:lineRule="auto"/>
+      </w:pPr>
+      <w:r>
+        <w:rPr>
+          <w:rFonts w:ascii="Consolas" w:hAnsi="Consolas"/>
+          <w:sz w:val="16"/>
+        </w:rPr>
+        <w:t xml:space="preserve">S5 = all(has(m,'C_closed') for m in R if ctrl(m) in ('SpinUp','Advance','Retract','SpinDown'))</w:t>
+      </w:r>
+    </w:p>
+    <w:p>
+      <w:pPr>
+        <w:spacing w:after="0" w:line="240" w:lineRule="auto"/>
+      </w:pPr>
+      <w:r>
+        <w:rPr>
+          <w:rFonts w:ascii="Consolas" w:hAnsi="Consolas"/>
+          <w:sz w:val="16"/>
+        </w:rPr>
+        <w:t xml:space="preserve">S6 = all(ctrl(m) in ('Advance','Retract','Fault') for m in R if not has(m,'F_home'))</w:t>
+      </w:r>
+    </w:p>
+    <w:p>
+      <w:pPr>
+        <w:spacing w:after="0" w:line="240" w:lineRule="auto"/>
+      </w:pPr>
+      <w:r>
+        <w:rPr>
+          <w:rFonts w:ascii="Consolas" w:hAnsi="Consolas"/>
+          <w:sz w:val="16"/>
+        </w:rPr>
+        <w:t xml:space="preserve">print('S1 feed away from home =&gt; clamp closed', S1)</w:t>
+      </w:r>
+    </w:p>
+    <w:p>
+      <w:pPr>
+        <w:spacing w:after="0" w:line="240" w:lineRule="auto"/>
+      </w:pPr>
+      <w:r>
+        <w:rPr>
+          <w:rFonts w:ascii="Consolas" w:hAnsi="Consolas"/>
+          <w:sz w:val="16"/>
+        </w:rPr>
+        <w:t xml:space="preserve">print('S2 spindle running =&gt; clamp closed', S2)</w:t>
+      </w:r>
+    </w:p>
+    <w:p>
+      <w:pPr>
+        <w:spacing w:after="0" w:line="240" w:lineRule="auto"/>
+      </w:pPr>
+      <w:r>
+        <w:rPr>
+          <w:rFonts w:ascii="Consolas" w:hAnsi="Consolas"/>
+          <w:sz w:val="16"/>
+        </w:rPr>
+        <w:t xml:space="preserve">print('S3 Release =&gt; spindle stopped', S3)</w:t>
+      </w:r>
+    </w:p>
+    <w:p>
+      <w:pPr>
+        <w:spacing w:after="0" w:line="240" w:lineRule="auto"/>
+      </w:pPr>
+      <w:r>
+        <w:rPr>
+          <w:rFonts w:ascii="Consolas" w:hAnsi="Consolas"/>
+          <w:sz w:val="16"/>
+        </w:rPr>
+        <w:t xml:space="preserve">print('S4 feed advance fires only with guard, pressure, clamp and spindle', S4)</w:t>
+      </w:r>
+    </w:p>
+    <w:p>
+      <w:pPr>
+        <w:spacing w:after="0" w:line="240" w:lineRule="auto"/>
+      </w:pPr>
+      <w:r>
+        <w:rPr>
+          <w:rFonts w:ascii="Consolas" w:hAnsi="Consolas"/>
+          <w:sz w:val="16"/>
+        </w:rPr>
+        <w:t xml:space="preserve">print('S5 SpinUp, Advance, Retract, SpinDown =&gt; clamp closed', S5)</w:t>
+      </w:r>
+    </w:p>
+    <w:p>
+      <w:pPr>
+        <w:spacing w:after="0" w:line="240" w:lineRule="auto"/>
+      </w:pPr>
+      <w:r>
+        <w:rPr>
+          <w:rFonts w:ascii="Consolas" w:hAnsi="Consolas"/>
+          <w:sz w:val="16"/>
+        </w:rPr>
+        <w:t xml:space="preserve">print('S6 feed away from home =&gt; Advance, Retract or Fault', S6)</w:t>
+      </w:r>
+    </w:p>
+    <w:p>
+      <w:pPr>
+        <w:spacing w:after="0" w:line="240" w:lineRule="auto"/>
+      </w:pPr>
+      <w:r>
+        <w:rPr>
+          <w:rFonts w:ascii="Consolas" w:hAnsi="Consolas"/>
+          <w:sz w:val="16"/>
+        </w:rPr>
+        <w:t xml:space="preserve"># one step response: a permissive lost in an active state enables a fault transition at once,</w:t>
+      </w:r>
+    </w:p>
+    <w:p>
+      <w:pPr>
+        <w:spacing w:after="0" w:line="240" w:lineRule="auto"/>
+      </w:pPr>
+      <w:r>
+        <w:rPr>
+          <w:rFonts w:ascii="Consolas" w:hAnsi="Consolas"/>
+          <w:sz w:val="16"/>
+        </w:rPr>
+        <w:t xml:space="preserve"># and no energizing step (controller progression or commanded movement) is enabled</w:t>
+      </w:r>
+    </w:p>
+    <w:p>
+      <w:pPr>
+        <w:spacing w:after="0" w:line="240" w:lineRule="auto"/>
+      </w:pPr>
+      <w:r>
+        <w:rPr>
+          <w:rFonts w:ascii="Consolas" w:hAnsi="Consolas"/>
+          <w:sz w:val="16"/>
+        </w:rPr>
+        <w:t xml:space="preserve">lost = [m for m in R if ctrl(m) not in ('Idle','Fault') and (has(m,'G_open') or has(m,'P_low'))]</w:t>
+      </w:r>
+    </w:p>
+    <w:p>
+      <w:pPr>
+        <w:spacing w:after="0" w:line="240" w:lineRule="auto"/>
+      </w:pPr>
+      <w:r>
+        <w:rPr>
+          <w:rFonts w:ascii="Consolas" w:hAnsi="Consolas"/>
+          <w:sz w:val="16"/>
+        </w:rPr>
+        <w:t xml:space="preserve">fault_ready = all(any(t.startswith('f_') for (mm,t,n) in edges if mm == m) for m in lost)</w:t>
+      </w:r>
+    </w:p>
+    <w:p>
+      <w:pPr>
+        <w:spacing w:after="0" w:line="240" w:lineRule="auto"/>
+      </w:pPr>
+      <w:r>
+        <w:rPr>
+          <w:rFonts w:ascii="Consolas" w:hAnsi="Consolas"/>
+          <w:sz w:val="16"/>
+        </w:rPr>
+        <w:t xml:space="preserve">energizing = [t for t,(pre,post,test) in T.items() if 'G_closed' in test]</w:t>
+      </w:r>
+    </w:p>
+    <w:p>
+      <w:pPr>
+        <w:spacing w:after="0" w:line="240" w:lineRule="auto"/>
+      </w:pPr>
+      <w:r>
+        <w:rPr>
+          <w:rFonts w:ascii="Consolas" w:hAnsi="Consolas"/>
+          <w:sz w:val="16"/>
+        </w:rPr>
+        <w:t xml:space="preserve">leak = sorted({t for m in lost for (mm,t,n) in edges if mm == m and t in energizing})</w:t>
+      </w:r>
+    </w:p>
+    <w:p>
+      <w:pPr>
+        <w:spacing w:after="0" w:line="240" w:lineRule="auto"/>
+      </w:pPr>
+      <w:r>
+        <w:rPr>
+          <w:rFonts w:ascii="Consolas" w:hAnsi="Consolas"/>
+          <w:sz w:val="16"/>
+        </w:rPr>
+        <w:t xml:space="preserve">print('markings with a permissive lost in an active state', len(lost),</w:t>
+      </w:r>
+    </w:p>
+    <w:p>
+      <w:pPr>
+        <w:spacing w:after="0" w:line="240" w:lineRule="auto"/>
+      </w:pPr>
+      <w:r>
+        <w:rPr>
+          <w:rFonts w:ascii="Consolas" w:hAnsi="Consolas"/>
+          <w:sz w:val="16"/>
+        </w:rPr>
+        <w:t xml:space="preserve">      '| fault transition enabled in all:', fault_ready, '| energizing steps enabled:', leak)</w:t>
+      </w:r>
+    </w:p>
+    <w:p>
+      <w:pPr>
+        <w:spacing w:after="0" w:line="240" w:lineRule="auto"/>
+      </w:pPr>
+      <w:r>
+        <w:rPr>
+          <w:rFonts w:ascii="Consolas" w:hAnsi="Consolas"/>
+          <w:sz w:val="16"/>
+        </w:rPr>
+        <w:t xml:space="preserve"># deadlock freedom, dead transitions, reversibility (M0 is a home state, which implies liveness)</w:t>
+      </w:r>
+    </w:p>
+    <w:p>
+      <w:pPr>
+        <w:spacing w:after="0" w:line="240" w:lineRule="auto"/>
+      </w:pPr>
+      <w:r>
+        <w:rPr>
+          <w:rFonts w:ascii="Consolas" w:hAnsi="Consolas"/>
+          <w:sz w:val="16"/>
+        </w:rPr>
+        <w:t xml:space="preserve">dead = [m for m in R if not any(fire(m, t) for t in T)]</w:t>
+      </w:r>
+    </w:p>
+    <w:p>
+      <w:pPr>
+        <w:spacing w:after="0" w:line="240" w:lineRule="auto"/>
+      </w:pPr>
+      <w:r>
+        <w:rPr>
+          <w:rFonts w:ascii="Consolas" w:hAnsi="Consolas"/>
+          <w:sz w:val="16"/>
+        </w:rPr>
+        <w:t xml:space="preserve">fired = {t for (m,t,n) in edges}</w:t>
+      </w:r>
+    </w:p>
+    <w:p>
+      <w:pPr>
+        <w:spacing w:after="0" w:line="240" w:lineRule="auto"/>
+      </w:pPr>
+      <w:r>
+        <w:rPr>
+          <w:rFonts w:ascii="Consolas" w:hAnsi="Consolas"/>
+          <w:sz w:val="16"/>
+        </w:rPr>
+        <w:t xml:space="preserve">rev = {}</w:t>
+      </w:r>
+    </w:p>
+    <w:p>
+      <w:pPr>
+        <w:spacing w:after="0" w:line="240" w:lineRule="auto"/>
+      </w:pPr>
+      <w:r>
+        <w:rPr>
+          <w:rFonts w:ascii="Consolas" w:hAnsi="Consolas"/>
+          <w:sz w:val="16"/>
+        </w:rPr>
+        <w:t xml:space="preserve">for (m,t,n) in edges: rev.setdefault(n, []).append(m)</w:t>
+      </w:r>
+    </w:p>
+    <w:p>
+      <w:pPr>
+        <w:spacing w:after="0" w:line="240" w:lineRule="auto"/>
+      </w:pPr>
+      <w:r>
+        <w:rPr>
+          <w:rFonts w:ascii="Consolas" w:hAnsi="Consolas"/>
+          <w:sz w:val="16"/>
+        </w:rPr>
+        <w:t xml:space="preserve">back = {M0}; q = deque([M0])</w:t>
+      </w:r>
+    </w:p>
+    <w:p>
+      <w:pPr>
+        <w:spacing w:after="0" w:line="240" w:lineRule="auto"/>
+      </w:pPr>
+      <w:r>
+        <w:rPr>
+          <w:rFonts w:ascii="Consolas" w:hAnsi="Consolas"/>
+          <w:sz w:val="16"/>
+        </w:rPr>
+        <w:t xml:space="preserve">while q:</w:t>
+      </w:r>
+    </w:p>
+    <w:p>
+      <w:pPr>
+        <w:spacing w:after="0" w:line="240" w:lineRule="auto"/>
+      </w:pPr>
+      <w:r>
+        <w:rPr>
+          <w:rFonts w:ascii="Consolas" w:hAnsi="Consolas"/>
+          <w:sz w:val="16"/>
+        </w:rPr>
+        <w:t xml:space="preserve">    x = q.popleft()</w:t>
+      </w:r>
+    </w:p>
+    <w:p>
+      <w:pPr>
+        <w:spacing w:after="0" w:line="240" w:lineRule="auto"/>
+      </w:pPr>
+      <w:r>
+        <w:rPr>
+          <w:rFonts w:ascii="Consolas" w:hAnsi="Consolas"/>
+          <w:sz w:val="16"/>
+        </w:rPr>
+        <w:t xml:space="preserve">    for y in rev.get(x, []):</w:t>
+      </w:r>
+    </w:p>
+    <w:p>
+      <w:pPr>
+        <w:spacing w:after="0" w:line="240" w:lineRule="auto"/>
+      </w:pPr>
+      <w:r>
+        <w:rPr>
+          <w:rFonts w:ascii="Consolas" w:hAnsi="Consolas"/>
+          <w:sz w:val="16"/>
+        </w:rPr>
+        <w:t xml:space="preserve">        if y not in back: back.add(y); q.append(y)</w:t>
+      </w:r>
+    </w:p>
+    <w:p>
+      <w:pPr>
+        <w:spacing w:after="0" w:line="240" w:lineRule="auto"/>
+      </w:pPr>
+      <w:r>
+        <w:rPr>
+          <w:rFonts w:ascii="Consolas" w:hAnsi="Consolas"/>
+          <w:sz w:val="16"/>
+        </w:rPr>
+        <w:t xml:space="preserve">print('dead markings', len(dead), '| transitions never fired', sorted(set(T) - fired))</w:t>
+      </w:r>
+    </w:p>
+    <w:p>
+      <w:pPr>
+        <w:spacing w:after="0" w:line="240" w:lineRule="auto"/>
+      </w:pPr>
+      <w:r>
+        <w:rPr>
+          <w:rFonts w:ascii="Consolas" w:hAnsi="Consolas"/>
+          <w:sz w:val="16"/>
+        </w:rPr>
+        <w:t xml:space="preserve">print('M0 reachable from every reachable marking (reversible):', len(back) == len(R))</w:t>
+      </w:r>
+    </w:p>
+    <w:p>
+      <w:pPr>
+        <w:spacing w:after="0" w:line="240" w:lineRule="auto"/>
+      </w:pPr>
+      <w:r>
+        <w:rPr>
+          <w:rFonts w:ascii="Consolas" w:hAnsi="Consolas"/>
+          <w:sz w:val="16"/>
+        </w:rPr>
+        <w:t xml:space="preserve">print('markings per controller place', {s: sum(1 for m in R if ctrl(m) == s) for s in CTRL})</w:t>
+      </w:r>
+    </w:p>
+    <w:p>
+      <w:pPr>
+        <w:spacing w:after="0"/>
+      </w:pPr>
+    </w:p>
+    <w:p>
+      <w:pPr>
+        <w:pStyle w:val="Heading2"/>
+      </w:pPr>
+      <w:r>
+        <w:t>I.2 Output of the reachability analysis</w:t>
+      </w:r>
+    </w:p>
+    <w:p>
+      <w:r>
+        <w:t xml:space="preserve">Running the listing produced the following lines. They are computer generated results about the model and do not describe a physical machine.</w:t>
+      </w:r>
+    </w:p>
+    <w:p>
+      <w:pPr>
+        <w:spacing w:after="0" w:line="240" w:lineRule="auto"/>
+      </w:pPr>
+      <w:r>
+        <w:rPr>
+          <w:rFonts w:ascii="Consolas" w:hAnsi="Consolas"/>
+          <w:sz w:val="16"/>
+        </w:rPr>
+        <w:t xml:space="preserve">places 20 transitions 45</w:t>
+      </w:r>
+    </w:p>
+    <w:p>
+      <w:pPr>
+        <w:spacing w:after="0" w:line="240" w:lineRule="auto"/>
+      </w:pPr>
+      <w:r>
+        <w:rPr>
+          <w:rFonts w:ascii="Consolas" w:hAnsi="Consolas"/>
+          <w:sz w:val="16"/>
+        </w:rPr>
+        <w:t xml:space="preserve">reachable markings 124 arcs 587 bound 1</w:t>
+      </w:r>
+    </w:p>
+    <w:p>
+      <w:pPr>
+        <w:spacing w:after="0" w:line="240" w:lineRule="auto"/>
+      </w:pPr>
+      <w:r>
+        <w:rPr>
+          <w:rFonts w:ascii="Consolas" w:hAnsi="Consolas"/>
+          <w:sz w:val="16"/>
+        </w:rPr>
+        <w:t xml:space="preserve">P-invariant controller x.C = 0: True token sum {1}</w:t>
+      </w:r>
+    </w:p>
+    <w:p>
+      <w:pPr>
+        <w:spacing w:after="0" w:line="240" w:lineRule="auto"/>
+      </w:pPr>
+      <w:r>
+        <w:rPr>
+          <w:rFonts w:ascii="Consolas" w:hAnsi="Consolas"/>
+          <w:sz w:val="16"/>
+        </w:rPr>
+        <w:t xml:space="preserve">P-invariant clamp x.C = 0: True token sum {1}</w:t>
+      </w:r>
+    </w:p>
+    <w:p>
+      <w:pPr>
+        <w:spacing w:after="0" w:line="240" w:lineRule="auto"/>
+      </w:pPr>
+      <w:r>
+        <w:rPr>
+          <w:rFonts w:ascii="Consolas" w:hAnsi="Consolas"/>
+          <w:sz w:val="16"/>
+        </w:rPr>
+        <w:t xml:space="preserve">P-invariant feed x.C = 0: True token sum {1}</w:t>
+      </w:r>
+    </w:p>
+    <w:p>
+      <w:pPr>
+        <w:spacing w:after="0" w:line="240" w:lineRule="auto"/>
+      </w:pPr>
+      <w:r>
+        <w:rPr>
+          <w:rFonts w:ascii="Consolas" w:hAnsi="Consolas"/>
+          <w:sz w:val="16"/>
+        </w:rPr>
+        <w:t xml:space="preserve">P-invariant spindle x.C = 0: True token sum {1}</w:t>
+      </w:r>
+    </w:p>
+    <w:p>
+      <w:pPr>
+        <w:spacing w:after="0" w:line="240" w:lineRule="auto"/>
+      </w:pPr>
+      <w:r>
+        <w:rPr>
+          <w:rFonts w:ascii="Consolas" w:hAnsi="Consolas"/>
+          <w:sz w:val="16"/>
+        </w:rPr>
+        <w:t xml:space="preserve">P-invariant guard x.C = 0: True token sum {1}</w:t>
+      </w:r>
+    </w:p>
+    <w:p>
+      <w:pPr>
+        <w:spacing w:after="0" w:line="240" w:lineRule="auto"/>
+      </w:pPr>
+      <w:r>
+        <w:rPr>
+          <w:rFonts w:ascii="Consolas" w:hAnsi="Consolas"/>
+          <w:sz w:val="16"/>
+        </w:rPr>
+        <w:t xml:space="preserve">P-invariant pressure x.C = 0: True token sum {1}</w:t>
+      </w:r>
+    </w:p>
+    <w:p>
+      <w:pPr>
+        <w:spacing w:after="0" w:line="240" w:lineRule="auto"/>
+      </w:pPr>
+      <w:r>
+        <w:rPr>
+          <w:rFonts w:ascii="Consolas" w:hAnsi="Consolas"/>
+          <w:sz w:val="16"/>
+        </w:rPr>
+        <w:t xml:space="preserve">T-invariant nominal cycle C.y = 0: True 17 firings</w:t>
+      </w:r>
+    </w:p>
+    <w:p>
+      <w:pPr>
+        <w:spacing w:after="0" w:line="240" w:lineRule="auto"/>
+      </w:pPr>
+      <w:r>
+        <w:rPr>
+          <w:rFonts w:ascii="Consolas" w:hAnsi="Consolas"/>
+          <w:sz w:val="16"/>
+        </w:rPr>
+        <w:t xml:space="preserve">nominal cycle fires from M0 and returns to M0: True</w:t>
+      </w:r>
+    </w:p>
+    <w:p>
+      <w:pPr>
+        <w:spacing w:after="0" w:line="240" w:lineRule="auto"/>
+      </w:pPr>
+      <w:r>
+        <w:rPr>
+          <w:rFonts w:ascii="Consolas" w:hAnsi="Consolas"/>
+          <w:sz w:val="16"/>
+        </w:rPr>
+        <w:t xml:space="preserve">S1 feed away from home =&gt; clamp closed True</w:t>
+      </w:r>
+    </w:p>
+    <w:p>
+      <w:pPr>
+        <w:spacing w:after="0" w:line="240" w:lineRule="auto"/>
+      </w:pPr>
+      <w:r>
+        <w:rPr>
+          <w:rFonts w:ascii="Consolas" w:hAnsi="Consolas"/>
+          <w:sz w:val="16"/>
+        </w:rPr>
+        <w:t xml:space="preserve">S2 spindle running =&gt; clamp closed True</w:t>
+      </w:r>
+    </w:p>
+    <w:p>
+      <w:pPr>
+        <w:spacing w:after="0" w:line="240" w:lineRule="auto"/>
+      </w:pPr>
+      <w:r>
+        <w:rPr>
+          <w:rFonts w:ascii="Consolas" w:hAnsi="Consolas"/>
+          <w:sz w:val="16"/>
+        </w:rPr>
+        <w:t xml:space="preserve">S3 Release =&gt; spindle stopped True</w:t>
+      </w:r>
+    </w:p>
+    <w:p>
+      <w:pPr>
+        <w:spacing w:after="0" w:line="240" w:lineRule="auto"/>
+      </w:pPr>
+      <w:r>
+        <w:rPr>
+          <w:rFonts w:ascii="Consolas" w:hAnsi="Consolas"/>
+          <w:sz w:val="16"/>
+        </w:rPr>
+        <w:t xml:space="preserve">S4 feed advance fires only with guard, pressure, clamp and spindle True</w:t>
+      </w:r>
+    </w:p>
+    <w:p>
+      <w:pPr>
+        <w:spacing w:after="0" w:line="240" w:lineRule="auto"/>
+      </w:pPr>
+      <w:r>
+        <w:rPr>
+          <w:rFonts w:ascii="Consolas" w:hAnsi="Consolas"/>
+          <w:sz w:val="16"/>
+        </w:rPr>
+        <w:t xml:space="preserve">S5 SpinUp, Advance, Retract, SpinDown =&gt; clamp closed True</w:t>
+      </w:r>
+    </w:p>
+    <w:p>
+      <w:pPr>
+        <w:spacing w:after="0" w:line="240" w:lineRule="auto"/>
+      </w:pPr>
+      <w:r>
+        <w:rPr>
+          <w:rFonts w:ascii="Consolas" w:hAnsi="Consolas"/>
+          <w:sz w:val="16"/>
+        </w:rPr>
+        <w:t xml:space="preserve">S6 feed away from home =&gt; Advance, Retract or Fault True</w:t>
+      </w:r>
+    </w:p>
+    <w:p>
+      <w:pPr>
+        <w:spacing w:after="0" w:line="240" w:lineRule="auto"/>
+      </w:pPr>
+      <w:r>
+        <w:rPr>
+          <w:rFonts w:ascii="Consolas" w:hAnsi="Consolas"/>
+          <w:sz w:val="16"/>
+        </w:rPr>
+        <w:t xml:space="preserve">markings with a permissive lost in an active state 66 | fault transition enabled in all: True | energizing steps enabled: []</w:t>
+      </w:r>
+    </w:p>
+    <w:p>
+      <w:pPr>
+        <w:spacing w:after="0" w:line="240" w:lineRule="auto"/>
+      </w:pPr>
+      <w:r>
+        <w:rPr>
+          <w:rFonts w:ascii="Consolas" w:hAnsi="Consolas"/>
+          <w:sz w:val="16"/>
+        </w:rPr>
+        <w:t xml:space="preserve">dead markings 0 | transitions never fired []</w:t>
+      </w:r>
+    </w:p>
+    <w:p>
+      <w:pPr>
+        <w:spacing w:after="0" w:line="240" w:lineRule="auto"/>
+      </w:pPr>
+      <w:r>
+        <w:rPr>
+          <w:rFonts w:ascii="Consolas" w:hAnsi="Consolas"/>
+          <w:sz w:val="16"/>
+        </w:rPr>
+        <w:t xml:space="preserve">M0 reachable from every reachable marking (reversible): True</w:t>
+      </w:r>
+    </w:p>
+    <w:p>
+      <w:pPr>
+        <w:spacing w:after="0" w:line="240" w:lineRule="auto"/>
+      </w:pPr>
+      <w:r>
+        <w:rPr>
+          <w:rFonts w:ascii="Consolas" w:hAnsi="Consolas"/>
+          <w:sz w:val="16"/>
+        </w:rPr>
+        <w:t xml:space="preserve">markings per controller place {'Idle': 4, 'Clamp': 12, 'SpinUp': 8, 'Advance': 24, 'Retract': 24, 'SpinDown': 8, 'Release': 12, 'Fault': 32}</w:t>
+      </w:r>
+    </w:p>
+    <w:p>
+      <w:pPr>
+        <w:spacing w:after="0"/>
+      </w:pPr>
+    </w:p>
+    <w:p>
+      <w:pPr>
+        <w:pStyle w:val="Heading2"/>
+      </w:pPr>
+      <w:r>
+        <w:t>I.3 Analytic expectation of the timed net</w:t>
+      </w:r>
+    </w:p>
+    <w:p>
+      <w:r>
+        <w:t xml:space="preserve">The following listing computes the moments of the pressure scaling factor R by numerical integration and the expected mean and standard deviation of the completed cycle time for the nominal and the pressure variation scenarios, as reported in Section 3.8 and Table 3.4. The integration limits the pressure to the completed region at or above 0.38 MPa; the 0.28 MPa floor of the simulator lies below that region and has no effect on completed cycles.</w:t>
+      </w:r>
+    </w:p>
+    <w:p>
+      <w:pPr>
+        <w:spacing w:after="0" w:line="240" w:lineRule="auto"/>
+      </w:pPr>
+      <w:r>
+        <w:rPr>
+          <w:rFonts w:ascii="Consolas" w:hAnsi="Consolas"/>
+          <w:sz w:val="16"/>
+        </w:rPr>
+        <w:t xml:space="preserve"># Analytic expectation of the timed Petri net cycle: delays T_i ~ N(mu_i, sd_i), the clamp, feed advance and</w:t>
+      </w:r>
+    </w:p>
+    <w:p>
+      <w:pPr>
+        <w:spacing w:after="0" w:line="240" w:lineRule="auto"/>
+      </w:pPr>
+      <w:r>
+        <w:rPr>
+          <w:rFonts w:ascii="Consolas" w:hAnsi="Consolas"/>
+          <w:sz w:val="16"/>
+        </w:rPr>
+        <w:t xml:space="preserve"># feed return delays are multiplied by R = 0.5/P with P ~ N(0.5, sigma) truncated below at 0.28 and, for the</w:t>
+      </w:r>
+    </w:p>
+    <w:p>
+      <w:pPr>
+        <w:spacing w:after="0" w:line="240" w:lineRule="auto"/>
+      </w:pPr>
+      <w:r>
+        <w:rPr>
+          <w:rFonts w:ascii="Consolas" w:hAnsi="Consolas"/>
+          <w:sz w:val="16"/>
+        </w:rPr>
+        <w:t xml:space="preserve"># completed-cycle statistics, conditioned on P &gt;= 0.38.</w:t>
+      </w:r>
+    </w:p>
+    <w:p>
+      <w:pPr>
+        <w:spacing w:after="0" w:line="240" w:lineRule="auto"/>
+      </w:pPr>
+      <w:r>
+        <w:rPr>
+          <w:rFonts w:ascii="Consolas" w:hAnsi="Consolas"/>
+          <w:sz w:val="16"/>
+        </w:rPr>
+        <w:t xml:space="preserve">import math</w:t>
+      </w:r>
+    </w:p>
+    <w:p>
+      <w:pPr>
+        <w:spacing w:after="0" w:line="240" w:lineRule="auto"/>
+      </w:pPr>
+      <w:r>
+        <w:rPr>
+          <w:rFonts w:ascii="Consolas" w:hAnsi="Consolas"/>
+          <w:sz w:val="16"/>
+        </w:rPr>
+        <w:t xml:space="preserve">SEG = [(1.10,.11),(1.35,.14),(1.75,.15),(2.90,.24),(1.45,.17),(.90,.11),(.80,.09)]</w:t>
+      </w:r>
+    </w:p>
+    <w:p>
+      <w:pPr>
+        <w:spacing w:after="0" w:line="240" w:lineRule="auto"/>
+      </w:pPr>
+      <w:r>
+        <w:rPr>
+          <w:rFonts w:ascii="Consolas" w:hAnsi="Consolas"/>
+          <w:sz w:val="16"/>
+        </w:rPr>
+        <w:t xml:space="preserve">SCALED = (0,3,4)</w:t>
+      </w:r>
+    </w:p>
+    <w:p>
+      <w:pPr>
+        <w:spacing w:after="0" w:line="240" w:lineRule="auto"/>
+      </w:pPr>
+      <w:r>
+        <w:rPr>
+          <w:rFonts w:ascii="Consolas" w:hAnsi="Consolas"/>
+          <w:sz w:val="16"/>
+        </w:rPr>
+        <w:t xml:space="preserve">def moments(sigma, lo=0.38, n=200000):</w:t>
+      </w:r>
+    </w:p>
+    <w:p>
+      <w:pPr>
+        <w:spacing w:after="0" w:line="240" w:lineRule="auto"/>
+      </w:pPr>
+      <w:r>
+        <w:rPr>
+          <w:rFonts w:ascii="Consolas" w:hAnsi="Consolas"/>
+          <w:sz w:val="16"/>
+        </w:rPr>
+        <w:t xml:space="preserve">    # numerical integration of E[R], E[R^2] for P ~ N(0.5, sigma) conditioned on P &gt;= lo (lo &gt;= 0.28 floor)</w:t>
+      </w:r>
+    </w:p>
+    <w:p>
+      <w:pPr>
+        <w:spacing w:after="0" w:line="240" w:lineRule="auto"/>
+      </w:pPr>
+      <w:r>
+        <w:rPr>
+          <w:rFonts w:ascii="Consolas" w:hAnsi="Consolas"/>
+          <w:sz w:val="16"/>
+        </w:rPr>
+        <w:t xml:space="preserve">    a, b = lo, 0.5 + 8*sigma</w:t>
+      </w:r>
+    </w:p>
+    <w:p>
+      <w:pPr>
+        <w:spacing w:after="0" w:line="240" w:lineRule="auto"/>
+      </w:pPr>
+      <w:r>
+        <w:rPr>
+          <w:rFonts w:ascii="Consolas" w:hAnsi="Consolas"/>
+          <w:sz w:val="16"/>
+        </w:rPr>
+        <w:t xml:space="preserve">    h = (b-a)/n</w:t>
+      </w:r>
+    </w:p>
+    <w:p>
+      <w:pPr>
+        <w:spacing w:after="0" w:line="240" w:lineRule="auto"/>
+      </w:pPr>
+      <w:r>
+        <w:rPr>
+          <w:rFonts w:ascii="Consolas" w:hAnsi="Consolas"/>
+          <w:sz w:val="16"/>
+        </w:rPr>
+        <w:t xml:space="preserve">    def pdf(p): return math.exp(-0.5*((p-0.5)/sigma)**2)/(sigma*math.sqrt(2*math.pi))</w:t>
+      </w:r>
+    </w:p>
+    <w:p>
+      <w:pPr>
+        <w:spacing w:after="0" w:line="240" w:lineRule="auto"/>
+      </w:pPr>
+      <w:r>
+        <w:rPr>
+          <w:rFonts w:ascii="Consolas" w:hAnsi="Consolas"/>
+          <w:sz w:val="16"/>
+        </w:rPr>
+        <w:t xml:space="preserve">    Z = sum(pdf(a+i*h)*(h if 0&lt;i&lt;n else h/2) for i in range(n+1))</w:t>
+      </w:r>
+    </w:p>
+    <w:p>
+      <w:pPr>
+        <w:spacing w:after="0" w:line="240" w:lineRule="auto"/>
+      </w:pPr>
+      <w:r>
+        <w:rPr>
+          <w:rFonts w:ascii="Consolas" w:hAnsi="Consolas"/>
+          <w:sz w:val="16"/>
+        </w:rPr>
+        <w:t xml:space="preserve">    m1 = sum(pdf(a+i*h)*(0.5/(a+i*h))*(h if 0&lt;i&lt;n else h/2) for i in range(n+1))/Z</w:t>
+      </w:r>
+    </w:p>
+    <w:p>
+      <w:pPr>
+        <w:spacing w:after="0" w:line="240" w:lineRule="auto"/>
+      </w:pPr>
+      <w:r>
+        <w:rPr>
+          <w:rFonts w:ascii="Consolas" w:hAnsi="Consolas"/>
+          <w:sz w:val="16"/>
+        </w:rPr>
+        <w:t xml:space="preserve">    m2 = sum(pdf(a+i*h)*(0.5/(a+i*h))**2*(h if 0&lt;i&lt;n else h/2) for i in range(n+1))/Z</w:t>
+      </w:r>
+    </w:p>
+    <w:p>
+      <w:pPr>
+        <w:spacing w:after="0" w:line="240" w:lineRule="auto"/>
+      </w:pPr>
+      <w:r>
+        <w:rPr>
+          <w:rFonts w:ascii="Consolas" w:hAnsi="Consolas"/>
+          <w:sz w:val="16"/>
+        </w:rPr>
+        <w:t xml:space="preserve">    pcomplete = 0.5*(1+math.erf((0.5-lo)/(sigma*math.sqrt(2))))</w:t>
+      </w:r>
+    </w:p>
+    <w:p>
+      <w:pPr>
+        <w:spacing w:after="0" w:line="240" w:lineRule="auto"/>
+      </w:pPr>
+      <w:r>
+        <w:rPr>
+          <w:rFonts w:ascii="Consolas" w:hAnsi="Consolas"/>
+          <w:sz w:val="16"/>
+        </w:rPr>
+        <w:t xml:space="preserve">    return m1, m2, pcomplete</w:t>
+      </w:r>
+    </w:p>
+    <w:p>
+      <w:pPr>
+        <w:spacing w:after="0" w:line="240" w:lineRule="auto"/>
+      </w:pPr>
+      <w:r>
+        <w:rPr>
+          <w:rFonts w:ascii="Consolas" w:hAnsi="Consolas"/>
+          <w:sz w:val="16"/>
+        </w:rPr>
+        <w:t xml:space="preserve">for name, sigma in (('nominal',.028),('pressure variation',.075)):</w:t>
+      </w:r>
+    </w:p>
+    <w:p>
+      <w:pPr>
+        <w:spacing w:after="0" w:line="240" w:lineRule="auto"/>
+      </w:pPr>
+      <w:r>
+        <w:rPr>
+          <w:rFonts w:ascii="Consolas" w:hAnsi="Consolas"/>
+          <w:sz w:val="16"/>
+        </w:rPr>
+        <w:t xml:space="preserve">    ER, ER2, pc = moments(sigma)</w:t>
+      </w:r>
+    </w:p>
+    <w:p>
+      <w:pPr>
+        <w:spacing w:after="0" w:line="240" w:lineRule="auto"/>
+      </w:pPr>
+      <w:r>
+        <w:rPr>
+          <w:rFonts w:ascii="Consolas" w:hAnsi="Consolas"/>
+          <w:sz w:val="16"/>
+        </w:rPr>
+        <w:t xml:space="preserve">    muX = sum(SEG[i][0] for i in SCALED); varX = sum(SEG[i][1]**2 for i in SCALED)</w:t>
+      </w:r>
+    </w:p>
+    <w:p>
+      <w:pPr>
+        <w:spacing w:after="0" w:line="240" w:lineRule="auto"/>
+      </w:pPr>
+      <w:r>
+        <w:rPr>
+          <w:rFonts w:ascii="Consolas" w:hAnsi="Consolas"/>
+          <w:sz w:val="16"/>
+        </w:rPr>
+        <w:t xml:space="preserve">    muY = sum(SEG[i][0] for i in range(7) if i not in SCALED); varY = sum(SEG[i][1]**2 for i in range(7) if i not in SCALED)</w:t>
+      </w:r>
+    </w:p>
+    <w:p>
+      <w:pPr>
+        <w:spacing w:after="0" w:line="240" w:lineRule="auto"/>
+      </w:pPr>
+      <w:r>
+        <w:rPr>
+          <w:rFonts w:ascii="Consolas" w:hAnsi="Consolas"/>
+          <w:sz w:val="16"/>
+        </w:rPr>
+        <w:t xml:space="preserve">    mean = ER*muX + muY</w:t>
+      </w:r>
+    </w:p>
+    <w:p>
+      <w:pPr>
+        <w:spacing w:after="0" w:line="240" w:lineRule="auto"/>
+      </w:pPr>
+      <w:r>
+        <w:rPr>
+          <w:rFonts w:ascii="Consolas" w:hAnsi="Consolas"/>
+          <w:sz w:val="16"/>
+        </w:rPr>
+        <w:t xml:space="preserve">    var = ER2*(varX+muX**2) - (ER*muX)**2 + varY</w:t>
+      </w:r>
+    </w:p>
+    <w:p>
+      <w:pPr>
+        <w:spacing w:after="0" w:line="240" w:lineRule="auto"/>
+      </w:pPr>
+      <w:r>
+        <w:rPr>
+          <w:rFonts w:ascii="Consolas" w:hAnsi="Consolas"/>
+          <w:sz w:val="16"/>
+        </w:rPr>
+        <w:t xml:space="preserve">    print(name, 'E[R]=%.5f'%ER, 'P(complete)=%.4f'%pc, 'expected rejections of 300 = %.1f'%(300*(1-pc)),</w:t>
+      </w:r>
+    </w:p>
+    <w:p>
+      <w:pPr>
+        <w:spacing w:after="0" w:line="240" w:lineRule="auto"/>
+      </w:pPr>
+      <w:r>
+        <w:rPr>
+          <w:rFonts w:ascii="Consolas" w:hAnsi="Consolas"/>
+          <w:sz w:val="16"/>
+        </w:rPr>
+        <w:t xml:space="preserve">          'mean=%.3f'%mean, 'sd=%.3f'%math.sqrt(var), 'unscaled sum', muY, 'scaled sum', muX)</w:t>
+      </w:r>
+    </w:p>
+    <w:p>
+      <w:pPr>
+        <w:spacing w:after="0" w:line="240" w:lineRule="auto"/>
+      </w:pPr>
+      <w:r>
+        <w:rPr>
+          <w:rFonts w:ascii="Consolas" w:hAnsi="Consolas"/>
+          <w:sz w:val="16"/>
+        </w:rPr>
+        <w:t xml:space="preserve">print('sum of nominal means', sum(m for m,s in SEG), 'sd of plain sum', round(math.sqrt(sum(s*s for m,s in SEG)),3))</w:t>
+      </w:r>
+    </w:p>
+    <w:p>
+      <w:pPr>
+        <w:spacing w:after="0"/>
+      </w:pPr>
+    </w:p>
+    <w:p>
+      <w:r>
+        <w:t xml:space="preserve">Its output, which should be compared with the simulated values of Table 3.5, is:</w:t>
+      </w:r>
+    </w:p>
+    <w:p>
+      <w:pPr>
+        <w:spacing w:after="0" w:line="240" w:lineRule="auto"/>
+      </w:pPr>
+      <w:r>
+        <w:rPr>
+          <w:rFonts w:ascii="Consolas" w:hAnsi="Consolas"/>
+          <w:sz w:val="16"/>
+        </w:rPr>
+        <w:t xml:space="preserve">nominal E[R]=1.00316 P(complete)=1.0000 expected rejections of 300 = 0.0 mean=10.267 sd=0.507 unscaled sum 4.8 scaled sum 5.45</w:t>
+      </w:r>
+    </w:p>
+    <w:p>
+      <w:pPr>
+        <w:spacing w:after="0" w:line="240" w:lineRule="auto"/>
+      </w:pPr>
+      <w:r>
+        <w:rPr>
+          <w:rFonts w:ascii="Consolas" w:hAnsi="Consolas"/>
+          <w:sz w:val="16"/>
+        </w:rPr>
+        <w:t xml:space="preserve">pressure variation E[R]=0.99971 P(complete)=0.9452 expected rejections of 300 = 16.4 mean=10.248 sd=0.819 unscaled sum 4.8 scaled sum 5.45</w:t>
+      </w:r>
+    </w:p>
+    <w:p>
+      <w:pPr>
+        <w:spacing w:after="0" w:line="240" w:lineRule="auto"/>
+      </w:pPr>
+      <w:r>
+        <w:rPr>
+          <w:rFonts w:ascii="Consolas" w:hAnsi="Consolas"/>
+          <w:sz w:val="16"/>
+        </w:rPr>
+        <w:t xml:space="preserve">sum of nominal means 10.25 sd of plain sum 0.401</w:t>
+      </w:r>
+    </w:p>
+    <w:p>
+      <w:pPr>
+        <w:spacing w:after="0"/>
+      </w:pPr>
     </w:p>
     <w:sectPr>
       <w:footerReference w:type="default" r:id="rId9"/>
